--- a/Docs/TCC_Artigo_Rafael_Proposta_Texto.docx
+++ b/Docs/TCC_Artigo_Rafael_Proposta_Texto.docx
@@ -354,13 +354,7 @@
         <w:rPr>
           <w:lang w:val="pt-BR"/>
         </w:rPr>
-        <w:t xml:space="preserve"> </w:t>
-      </w:r>
-      <w:r>
-        <w:rPr>
-          <w:lang w:val="pt-BR"/>
-        </w:rPr>
-        <w:t>(R$)</w:t>
+        <w:t xml:space="preserve"> (R$)</w:t>
       </w:r>
     </w:p>
     <w:p>
@@ -479,13 +473,7 @@
         <w:rPr>
           <w:lang w:val="pt-BR"/>
         </w:rPr>
-        <w:t xml:space="preserve"> </w:t>
-      </w:r>
-      <w:r>
-        <w:rPr>
-          <w:lang w:val="pt-BR"/>
-        </w:rPr>
-        <w:t>para</w:t>
+        <w:t xml:space="preserve"> para</w:t>
       </w:r>
       <w:r>
         <w:rPr>
@@ -497,13 +485,7 @@
         <w:rPr>
           <w:lang w:val="pt-BR"/>
         </w:rPr>
-        <w:t>s 18 características consideradas no estudo</w:t>
-      </w:r>
-      <w:r>
-        <w:rPr>
-          <w:lang w:val="pt-BR"/>
-        </w:rPr>
-        <w:t>,</w:t>
+        <w:t>s 18 características consideradas no estudo,</w:t>
       </w:r>
       <w:r>
         <w:rPr>
@@ -878,98 +860,123 @@
         <w:rPr>
           <w:lang w:val="pt-BR"/>
         </w:rPr>
-        <w:t xml:space="preserve">Área de Olho de Lombo (AOL_TOP), Acabamento de Carcaça (ACAB_TOP), Marmoreio </w:t>
-      </w:r>
+        <w:t>Área de Olho de Lombo (AOL_TOP), Acabamento de Carcaça (ACAB_TOP), Marmoreio (MARM_TOP)</w:t>
+      </w:r>
+      <w:r>
+        <w:rPr>
+          <w:lang w:val="pt-BR"/>
+        </w:rPr>
+        <w:t>;</w:t>
+      </w:r>
+      <w:r>
+        <w:rPr>
+          <w:lang w:val="pt-BR"/>
+        </w:rPr>
+        <w:t xml:space="preserve"> as de </w:t>
+      </w:r>
+      <w:r>
+        <w:rPr>
+          <w:lang w:val="pt-BR"/>
+        </w:rPr>
+        <w:t xml:space="preserve"> eficiência alimentar</w:t>
+      </w:r>
+      <w:r>
+        <w:rPr>
+          <w:lang w:val="pt-BR"/>
+        </w:rPr>
+        <w:t xml:space="preserve">: </w:t>
+      </w:r>
+      <w:r>
+        <w:rPr>
+          <w:lang w:val="pt-BR"/>
+        </w:rPr>
+        <w:t>Consumo Alimentar Residual (CAR_TOP)</w:t>
+      </w:r>
+      <w:r>
+        <w:rPr>
+          <w:lang w:val="pt-BR"/>
+        </w:rPr>
+        <w:t>;</w:t>
+      </w:r>
+      <w:r>
+        <w:rPr>
+          <w:lang w:val="pt-BR"/>
+        </w:rPr>
+        <w:t xml:space="preserve"> as de </w:t>
+      </w:r>
+      <w:r>
+        <w:rPr>
+          <w:lang w:val="pt-BR"/>
+        </w:rPr>
+        <w:t>Longevidade/Produtividade da Matriz (STAY_TOP)</w:t>
+      </w:r>
+      <w:r>
+        <w:rPr>
+          <w:lang w:val="pt-BR"/>
+        </w:rPr>
+        <w:t xml:space="preserve">; até </w:t>
+      </w:r>
+      <w:r>
+        <w:rPr>
+          <w:lang w:val="pt-BR"/>
+        </w:rPr>
+        <w:t xml:space="preserve">o </w:t>
+      </w:r>
+      <w:r>
+        <w:rPr>
+          <w:lang w:val="pt-BR"/>
+        </w:rPr>
+        <w:t>Índice</w:t>
+      </w:r>
+      <w:r>
+        <w:rPr>
+          <w:lang w:val="pt-BR"/>
+        </w:rPr>
+        <w:t xml:space="preserve"> geral</w:t>
+      </w:r>
+      <w:r>
+        <w:rPr>
+          <w:lang w:val="pt-BR"/>
+        </w:rPr>
+        <w:t xml:space="preserve">: </w:t>
+      </w:r>
+      <w:r>
+        <w:rPr>
+          <w:lang w:val="pt-BR"/>
+        </w:rPr>
+        <w:t>Mérito Genético Total Econômico</w:t>
+      </w:r>
+      <w:r>
+        <w:rPr>
+          <w:lang w:val="pt-BR"/>
+        </w:rPr>
+        <w:t xml:space="preserve"> </w:t>
+      </w:r>
+      <w:r>
+        <w:rPr>
+          <w:lang w:val="pt-BR"/>
+        </w:rPr>
+        <w:t>(MGTe_TOP)</w:t>
+      </w:r>
+      <w:r>
+        <w:rPr>
+          <w:lang w:val="pt-BR"/>
+        </w:rPr>
+        <w:t xml:space="preserve">. </w:t>
+      </w:r>
+    </w:p>
+    <w:p>
+      <w:pPr>
+        <w:rPr>
+          <w:lang w:val="pt-BR"/>
+        </w:rPr>
+      </w:pPr>
       <w:r>
         <w:rPr>
           <w:lang w:val="pt-BR"/>
         </w:rPr>
         <w:lastRenderedPageBreak/>
-        <w:t>(MARM_TOP)</w:t>
-      </w:r>
-      <w:r>
-        <w:rPr>
-          <w:lang w:val="pt-BR"/>
-        </w:rPr>
-        <w:t>;</w:t>
-      </w:r>
-      <w:r>
-        <w:rPr>
-          <w:lang w:val="pt-BR"/>
-        </w:rPr>
-        <w:t xml:space="preserve"> as de </w:t>
-      </w:r>
-      <w:r>
-        <w:rPr>
-          <w:lang w:val="pt-BR"/>
-        </w:rPr>
-        <w:t xml:space="preserve"> eficiência alimentar</w:t>
-      </w:r>
-      <w:r>
-        <w:rPr>
-          <w:lang w:val="pt-BR"/>
-        </w:rPr>
-        <w:t xml:space="preserve">: </w:t>
-      </w:r>
-      <w:r>
-        <w:rPr>
-          <w:lang w:val="pt-BR"/>
-        </w:rPr>
-        <w:t>Consumo Alimentar Residual (CAR_TOP)</w:t>
-      </w:r>
-      <w:r>
-        <w:rPr>
-          <w:lang w:val="pt-BR"/>
-        </w:rPr>
-        <w:t>;</w:t>
-      </w:r>
-      <w:r>
-        <w:rPr>
-          <w:lang w:val="pt-BR"/>
-        </w:rPr>
-        <w:t xml:space="preserve"> as de </w:t>
-      </w:r>
-      <w:r>
-        <w:rPr>
-          <w:lang w:val="pt-BR"/>
-        </w:rPr>
-        <w:t>Longevidade/Produtividade da Matriz (STAY_TOP)</w:t>
-      </w:r>
-      <w:r>
-        <w:rPr>
-          <w:lang w:val="pt-BR"/>
-        </w:rPr>
-        <w:t xml:space="preserve">; até </w:t>
-      </w:r>
-      <w:r>
-        <w:rPr>
-          <w:lang w:val="pt-BR"/>
-        </w:rPr>
-        <w:t xml:space="preserve">o </w:t>
-      </w:r>
-      <w:r>
-        <w:rPr>
-          <w:lang w:val="pt-BR"/>
-        </w:rPr>
-        <w:t>Índice</w:t>
-      </w:r>
-      <w:r>
-        <w:rPr>
-          <w:lang w:val="pt-BR"/>
-        </w:rPr>
-        <w:t xml:space="preserve"> geral</w:t>
-      </w:r>
-      <w:r>
-        <w:rPr>
-          <w:lang w:val="pt-BR"/>
-        </w:rPr>
-        <w:t xml:space="preserve">: </w:t>
-      </w:r>
-      <w:r>
-        <w:rPr>
-          <w:lang w:val="pt-BR"/>
-        </w:rPr>
-        <w:t>Mérito Genético Total Econômico</w:t>
+        <w:t>O uso do ranking percentil (TOP</w:t>
       </w:r>
       <w:r>
         <w:rPr>
@@ -981,26 +988,32 @@
         <w:rPr>
           <w:lang w:val="pt-BR"/>
         </w:rPr>
-        <w:t>(MGTe_TOP)</w:t>
-      </w:r>
-      <w:r>
-        <w:rPr>
-          <w:lang w:val="pt-BR"/>
-        </w:rPr>
-        <w:t xml:space="preserve">. </w:t>
-      </w:r>
-    </w:p>
-    <w:p>
-      <w:pPr>
-        <w:rPr>
-          <w:lang w:val="pt-BR"/>
-        </w:rPr>
-      </w:pPr>
-      <w:r>
-        <w:rPr>
-          <w:lang w:val="pt-BR"/>
-        </w:rPr>
-        <w:t>O uso do ranking percentil (TOP</w:t>
+        <w:t>%) permitiu a padronização dimensional das variáveis em escala comparável de 0,1% a 100%, em que valores menores indicam superioridade genética no catálogo.</w:t>
+      </w:r>
+    </w:p>
+    <w:p>
+      <w:pPr>
+        <w:rPr>
+          <w:lang w:val="pt-BR"/>
+        </w:rPr>
+      </w:pPr>
+      <w:r>
+        <w:rPr>
+          <w:lang w:val="pt-BR"/>
+        </w:rPr>
+        <w:t xml:space="preserve">Na avaliação da influência das certificações no valor do sêmen, </w:t>
+      </w:r>
+      <w:r>
+        <w:rPr>
+          <w:lang w:val="pt-BR"/>
+        </w:rPr>
+        <w:t xml:space="preserve">foi empregado </w:t>
+      </w:r>
+      <w:r>
+        <w:rPr>
+          <w:lang w:val="pt-BR"/>
+        </w:rPr>
+        <w:t>selos de certificação</w:t>
       </w:r>
       <w:r>
         <w:rPr>
@@ -1012,32 +1025,7 @@
         <w:rPr>
           <w:lang w:val="pt-BR"/>
         </w:rPr>
-        <w:t>%) permitiu a padronização dimensional das variáveis em escala comparável de 0,1% a 100%, em que valores menores indicam superioridade genética no catálogo.</w:t>
-      </w:r>
-    </w:p>
-    <w:p>
-      <w:pPr>
-        <w:rPr>
-          <w:lang w:val="pt-BR"/>
-        </w:rPr>
-      </w:pPr>
-      <w:r>
-        <w:rPr>
-          <w:lang w:val="pt-BR"/>
-        </w:rPr>
-        <w:t xml:space="preserve">Na avaliação da influência das certificações no valor do sêmen, </w:t>
-      </w:r>
-      <w:r>
-        <w:rPr>
-          <w:lang w:val="pt-BR"/>
-        </w:rPr>
-        <w:t xml:space="preserve">foi empregado </w:t>
-      </w:r>
-      <w:r>
-        <w:rPr>
-          <w:lang w:val="pt-BR"/>
-        </w:rPr>
-        <w:t>selos de certificação</w:t>
+        <w:t>concedidos pela central e programas parceiros</w:t>
       </w:r>
       <w:r>
         <w:rPr>
@@ -1049,37 +1037,7 @@
         <w:rPr>
           <w:lang w:val="pt-BR"/>
         </w:rPr>
-        <w:t>concedidos pela central e programas parceiros</w:t>
-      </w:r>
-      <w:r>
-        <w:rPr>
-          <w:lang w:val="pt-BR"/>
-        </w:rPr>
-        <w:t xml:space="preserve"> </w:t>
-      </w:r>
-      <w:r>
-        <w:rPr>
-          <w:lang w:val="pt-BR"/>
-        </w:rPr>
-        <w:t>à</w:t>
-      </w:r>
-      <w:r>
-        <w:rPr>
-          <w:lang w:val="pt-BR"/>
-        </w:rPr>
-        <w:t xml:space="preserve"> medida que</w:t>
-      </w:r>
-      <w:r>
-        <w:rPr>
-          <w:lang w:val="pt-BR"/>
-        </w:rPr>
-        <w:t xml:space="preserve"> os touros</w:t>
-      </w:r>
-      <w:r>
-        <w:rPr>
-          <w:lang w:val="pt-BR"/>
-        </w:rPr>
-        <w:t xml:space="preserve"> possuíam o</w:t>
+        <w:t>à medida que os touros possuíam o</w:t>
       </w:r>
       <w:r>
         <w:rPr>
@@ -1091,13 +1049,7 @@
         <w:rPr>
           <w:lang w:val="pt-BR"/>
         </w:rPr>
-        <w:t xml:space="preserve"> mérito genético</w:t>
-      </w:r>
-      <w:r>
-        <w:rPr>
-          <w:lang w:val="pt-BR"/>
-        </w:rPr>
-        <w:t xml:space="preserve">. </w:t>
+        <w:t xml:space="preserve"> mérito genético. </w:t>
       </w:r>
     </w:p>
     <w:p>
@@ -1602,31 +1554,7 @@
         <w:rPr>
           <w:lang w:val="pt-BR"/>
         </w:rPr>
-        <w:t xml:space="preserve">, </w:t>
-      </w:r>
-      <w:r>
-        <w:rPr>
-          <w:lang w:val="pt-BR"/>
-        </w:rPr>
-        <w:t>que certificava</w:t>
-      </w:r>
-      <w:r>
-        <w:rPr>
-          <w:lang w:val="pt-BR"/>
-        </w:rPr>
-        <w:t xml:space="preserve"> </w:t>
-      </w:r>
-      <w:r>
-        <w:rPr>
-          <w:lang w:val="pt-BR"/>
-        </w:rPr>
-        <w:t>quanto a aptidão para produção de carne em sistemas</w:t>
-      </w:r>
-      <w:r>
-        <w:rPr>
-          <w:lang w:val="pt-BR"/>
-        </w:rPr>
-        <w:t xml:space="preserve"> a pasto.</w:t>
+        <w:t>, que certificava quanto a aptidão para produção de carne em sistemas a pasto.</w:t>
       </w:r>
     </w:p>
     <w:p>
@@ -1813,13 +1741,7 @@
         <w:rPr>
           <w:lang w:val="pt-BR"/>
         </w:rPr>
-        <w:t>certificações</w:t>
-      </w:r>
-      <w:r>
-        <w:rPr>
-          <w:lang w:val="pt-BR"/>
-        </w:rPr>
-        <w:t xml:space="preserve"> por touro.</w:t>
+        <w:t>certificações por touro.</w:t>
       </w:r>
     </w:p>
     <w:p>
@@ -2108,19 +2030,7 @@
         <w:rPr>
           <w:lang w:val="pt-BR"/>
         </w:rPr>
-        <w:t>Animais com origem</w:t>
-      </w:r>
-      <w:r>
-        <w:rPr>
-          <w:lang w:val="pt-BR"/>
-        </w:rPr>
-        <w:t xml:space="preserve"> no</w:t>
-      </w:r>
-      <w:r>
-        <w:rPr>
-          <w:lang w:val="pt-BR"/>
-        </w:rPr>
-        <w:t xml:space="preserve"> </w:t>
+        <w:t xml:space="preserve">Animais com origem no </w:t>
       </w:r>
       <w:r>
         <w:rPr>
@@ -2156,13 +2066,7 @@
         <w:rPr>
           <w:lang w:val="pt-BR"/>
         </w:rPr>
-        <w:t>Animais com origem n</w:t>
-      </w:r>
-      <w:r>
-        <w:rPr>
-          <w:lang w:val="pt-BR"/>
-        </w:rPr>
-        <w:t xml:space="preserve">a </w:t>
+        <w:t xml:space="preserve">Animais com origem na </w:t>
       </w:r>
       <w:r>
         <w:rPr>
@@ -2186,7 +2090,6 @@
         <w:rPr>
           <w:lang w:val="pt-BR"/>
         </w:rPr>
-        <w:lastRenderedPageBreak/>
         <w:t xml:space="preserve">TRONCO_LEMGRUBER_MN </w:t>
       </w:r>
       <w:r>
@@ -2199,13 +2102,7 @@
         <w:rPr>
           <w:lang w:val="pt-BR"/>
         </w:rPr>
-        <w:t>Animais com origem n</w:t>
-      </w:r>
-      <w:r>
-        <w:rPr>
-          <w:lang w:val="pt-BR"/>
-        </w:rPr>
-        <w:t xml:space="preserve">a Fazenda </w:t>
+        <w:t xml:space="preserve">Animais com origem na Fazenda </w:t>
       </w:r>
       <w:r>
         <w:rPr>
@@ -2289,15 +2186,65 @@
           <w:bCs/>
           <w:lang w:val="pt-BR"/>
         </w:rPr>
-        <w:t>Etapa 1</w:t>
-      </w:r>
+        <w:lastRenderedPageBreak/>
+        <w:t>Etapa 1.</w:t>
+      </w:r>
+      <w:r>
+        <w:rPr>
+          <w:lang w:val="pt-BR"/>
+        </w:rPr>
+        <w:t xml:space="preserve"> </w:t>
+      </w:r>
+      <w:r>
+        <w:rPr>
+          <w:lang w:val="pt-BR"/>
+        </w:rPr>
+        <w:t>Análises u</w:t>
+      </w:r>
+      <w:r>
+        <w:rPr>
+          <w:lang w:val="pt-BR"/>
+        </w:rPr>
+        <w:t>nidimensional (Filtros Isolados): Avaliação independente de cada uma das três dimensões do catálogo (DEPs da ANCP, selos comerciais da central CRV e linhagens genealógicas fundadoras). Nesta fase preliminar, mensurou-se a capacidade explicativa individual de cada  em relação ao preço da dose convencional de sêmen, identificando as variáveis potencialmente mais determinantes por meio de estatística descritiva, análises univariadas e regressões hedônicas preliminares para cada dimensão isolada (</w:t>
+      </w:r>
+      <w:r>
+        <w:rPr>
+          <w:lang w:val="pt-BR"/>
+        </w:rPr>
+        <w:t>Jupyters notebooks</w:t>
+      </w:r>
+      <w:r>
+        <w:rPr>
+          <w:lang w:val="pt-BR"/>
+        </w:rPr>
+        <w:t xml:space="preserve"> </w:t>
+      </w:r>
+      <w:r>
+        <w:rPr>
+          <w:lang w:val="pt-BR"/>
+        </w:rPr>
+        <w:t xml:space="preserve">04, </w:t>
+      </w:r>
+      <w:r>
+        <w:rPr>
+          <w:lang w:val="pt-BR"/>
+        </w:rPr>
+        <w:t>05, 07 e 09).</w:t>
+      </w:r>
+    </w:p>
+    <w:p>
+      <w:pPr>
+        <w:rPr>
+          <w:lang w:val="pt-BR"/>
+        </w:rPr>
+      </w:pPr>
       <w:r>
         <w:rPr>
           <w:b/>
           <w:bCs/>
           <w:lang w:val="pt-BR"/>
         </w:rPr>
-        <w:t>.</w:t>
+        <w:t>Etapa 2.</w:t>
       </w:r>
       <w:r>
         <w:rPr>
@@ -2309,37 +2256,37 @@
         <w:rPr>
           <w:lang w:val="pt-BR"/>
         </w:rPr>
-        <w:t>Análises u</w:t>
-      </w:r>
-      <w:r>
-        <w:rPr>
-          <w:lang w:val="pt-BR"/>
-        </w:rPr>
-        <w:t>nidimensional (Filtros Isolados): Avaliação independente de cada uma das três dimensões do catálogo (DEPs da ANCP, selos comerciais da central CRV e linhagens genealógicas fundadoras). Nesta fase preliminar, mensurou-se a capacidade explicativa individual de cada  em relação ao preço da dose convencional de sêmen, identificando as variáveis potencialmente mais determinantes por meio de estatística descritiva, análises univariadas e regressões hedônicas preliminares para cada dimensão isolada (</w:t>
-      </w:r>
-      <w:r>
-        <w:rPr>
-          <w:lang w:val="pt-BR"/>
-        </w:rPr>
-        <w:t>Jupyters notebooks</w:t>
-      </w:r>
-      <w:r>
-        <w:rPr>
-          <w:lang w:val="pt-BR"/>
-        </w:rPr>
-        <w:t xml:space="preserve"> </w:t>
-      </w:r>
-      <w:r>
-        <w:rPr>
-          <w:lang w:val="pt-BR"/>
-        </w:rPr>
-        <w:t xml:space="preserve">04, </w:t>
-      </w:r>
-      <w:r>
-        <w:rPr>
-          <w:lang w:val="pt-BR"/>
-        </w:rPr>
-        <w:t>05, 07 e 09).</w:t>
+        <w:t>Análises b</w:t>
+      </w:r>
+      <w:r>
+        <w:rPr>
+          <w:lang w:val="pt-BR"/>
+        </w:rPr>
+        <w:t xml:space="preserve">idimensionais (Dinâmica Cruzada): Confronto analítico direto, par a par, entre as três dimensões concorrentes (DEPs × Selos Comerciais; DEPs × Linhagens; e Selos Comerciais × Linhagens). Esta etapa teve como objetivo testar a robustez dos atributos zootécnicos frente aos sinais mercadológicos e reputacionais, avaliando hipóteses de independência, complementariedade ou </w:t>
+      </w:r>
+      <w:r>
+        <w:rPr>
+          <w:lang w:val="pt-BR"/>
+        </w:rPr>
+        <w:t>redução</w:t>
+      </w:r>
+      <w:r>
+        <w:rPr>
+          <w:lang w:val="pt-BR"/>
+        </w:rPr>
+        <w:t xml:space="preserve"> de significância estatística quando d</w:t>
+      </w:r>
+      <w:r>
+        <w:rPr>
+          <w:lang w:val="pt-BR"/>
+        </w:rPr>
+        <w:t>ois fatores</w:t>
+      </w:r>
+      <w:r>
+        <w:rPr>
+          <w:lang w:val="pt-BR"/>
+        </w:rPr>
+        <w:t xml:space="preserve"> competem simultaneamente na determinação do preço (Cadernos 10, 11 e 12).</w:t>
       </w:r>
     </w:p>
     <w:p>
@@ -2354,80 +2301,7 @@
           <w:bCs/>
           <w:lang w:val="pt-BR"/>
         </w:rPr>
-        <w:t>Etapa 2</w:t>
-      </w:r>
-      <w:r>
-        <w:rPr>
-          <w:b/>
-          <w:bCs/>
-          <w:lang w:val="pt-BR"/>
-        </w:rPr>
-        <w:t>.</w:t>
-      </w:r>
-      <w:r>
-        <w:rPr>
-          <w:lang w:val="pt-BR"/>
-        </w:rPr>
-        <w:t xml:space="preserve"> </w:t>
-      </w:r>
-      <w:r>
-        <w:rPr>
-          <w:lang w:val="pt-BR"/>
-        </w:rPr>
-        <w:t>Análises b</w:t>
-      </w:r>
-      <w:r>
-        <w:rPr>
-          <w:lang w:val="pt-BR"/>
-        </w:rPr>
-        <w:t xml:space="preserve">idimensionais (Dinâmica Cruzada): Confronto analítico direto, par a par, entre as três dimensões concorrentes (DEPs × Selos Comerciais; DEPs × Linhagens; e Selos Comerciais × Linhagens). Esta etapa teve como objetivo testar a robustez dos atributos zootécnicos frente aos sinais mercadológicos e reputacionais, avaliando hipóteses de independência, complementariedade ou </w:t>
-      </w:r>
-      <w:r>
-        <w:rPr>
-          <w:lang w:val="pt-BR"/>
-        </w:rPr>
-        <w:t>redução</w:t>
-      </w:r>
-      <w:r>
-        <w:rPr>
-          <w:lang w:val="pt-BR"/>
-        </w:rPr>
-        <w:t xml:space="preserve"> de significância estatística quando d</w:t>
-      </w:r>
-      <w:r>
-        <w:rPr>
-          <w:lang w:val="pt-BR"/>
-        </w:rPr>
-        <w:t>ois fatores</w:t>
-      </w:r>
-      <w:r>
-        <w:rPr>
-          <w:lang w:val="pt-BR"/>
-        </w:rPr>
-        <w:t xml:space="preserve"> competem simultaneamente na determinação do preço (Cadernos 10, 11 e 12).</w:t>
-      </w:r>
-    </w:p>
-    <w:p>
-      <w:pPr>
-        <w:rPr>
-          <w:lang w:val="pt-BR"/>
-        </w:rPr>
-      </w:pPr>
-      <w:r>
-        <w:rPr>
-          <w:b/>
-          <w:bCs/>
-          <w:lang w:val="pt-BR"/>
-        </w:rPr>
-        <w:t>Etapa 3</w:t>
-      </w:r>
-      <w:r>
-        <w:rPr>
-          <w:b/>
-          <w:bCs/>
-          <w:lang w:val="pt-BR"/>
-        </w:rPr>
-        <w:t>.</w:t>
+        <w:t>Etapa 3.</w:t>
       </w:r>
       <w:r>
         <w:rPr>
@@ -2523,15 +2397,7 @@
           <w:bCs/>
           <w:lang w:val="pt-BR"/>
         </w:rPr>
-        <w:t>Etapa 4</w:t>
-      </w:r>
-      <w:r>
-        <w:rPr>
-          <w:b/>
-          <w:bCs/>
-          <w:lang w:val="pt-BR"/>
-        </w:rPr>
-        <w:t>.</w:t>
+        <w:t>Etapa 4.</w:t>
       </w:r>
       <w:r>
         <w:rPr>
@@ -2579,14 +2445,7 @@
         <w:rPr>
           <w:lang w:val="pt-BR"/>
         </w:rPr>
-        <w:t xml:space="preserve">VIF), </w:t>
-      </w:r>
-      <w:r>
-        <w:rPr>
-          <w:lang w:val="pt-BR"/>
-        </w:rPr>
-        <w:lastRenderedPageBreak/>
-        <w:t>culminando na formulação de uma equação hedônica aplicada para suporte à tomada de decisão de pecuaristas e centrais de inseminação.</w:t>
+        <w:t>VIF), culminando na formulação de uma equação hedônica aplicada para suporte à tomada de decisão de pecuaristas e centrais de inseminação.</w:t>
       </w:r>
     </w:p>
     <w:p>
@@ -2654,13 +2513,34 @@
               <w:rPr>
                 <w:rFonts w:ascii="Cambria Math" w:hAnsi="Cambria Math"/>
               </w:rPr>
-              <m:t>eatures='sqrt'</m:t>
+              <m:t>eatures</m:t>
+            </m:r>
+            <m:r>
+              <w:rPr>
+                <w:rFonts w:ascii="Cambria Math" w:hAnsi="Cambria Math"/>
+                <w:lang w:val="pt-BR"/>
+              </w:rPr>
+              <m:t>='</m:t>
+            </m:r>
+            <m:r>
+              <w:rPr>
+                <w:rFonts w:ascii="Cambria Math" w:hAnsi="Cambria Math"/>
+              </w:rPr>
+              <m:t>sqrt</m:t>
+            </m:r>
+            <m:r>
+              <w:rPr>
+                <w:rFonts w:ascii="Cambria Math" w:hAnsi="Cambria Math"/>
+                <w:lang w:val="pt-BR"/>
+              </w:rPr>
+              <m:t>'</m:t>
             </m:r>
           </m:e>
         </m:d>
         <m:r>
           <w:rPr>
             <w:rFonts w:ascii="Cambria Math" w:hAnsi="Cambria Math"/>
+            <w:lang w:val="pt-BR"/>
           </w:rPr>
           <m:t>.</m:t>
         </m:r>
@@ -2695,6 +2575,7 @@
             <w:rPr>
               <w:rFonts w:ascii="Cambria Math" w:hAnsi="Cambria Math"/>
             </w:rPr>
+            <w:lastRenderedPageBreak/>
             <m:t>Imp</m:t>
           </m:r>
           <m:d>
@@ -2939,13 +2820,7 @@
             <w:rPr>
               <w:rFonts w:ascii="Cambria Math" w:hAnsi="Cambria Math"/>
             </w:rPr>
-            <m:t>×10</m:t>
-          </m:r>
-          <m:r>
-            <w:rPr>
-              <w:rFonts w:ascii="Cambria Math" w:hAnsi="Cambria Math"/>
-            </w:rPr>
-            <m:t>0</m:t>
+            <m:t>×100</m:t>
           </m:r>
         </m:oMath>
       </m:oMathPara>
@@ -3420,14 +3295,7 @@
         <w:rPr>
           <w:lang w:val="pt-BR"/>
         </w:rPr>
-        <w:t xml:space="preserve">Para testar o processo de concorrência, sobreposição e complementariedade entre os atributos, a modelagem foi estruturada em três níveis de análise: 1. Duelos Pareados (2 a 2): Confronto simultâneo entre as dimensões (DEPs × Selos; DEPs × Linhagens; Selos × Linhagens), avaliando se a introdução de uma dimensão canibaliza a significância da outra. 2. Matriz de Ablação Exaustiva (7 Modelos): Estimativa de todas as combinações de 1, 2 e 3 </w:t>
-      </w:r>
-      <w:r>
-        <w:rPr>
-          <w:lang w:val="pt-BR"/>
-        </w:rPr>
-        <w:lastRenderedPageBreak/>
-        <w:t>dimensões para validação do modelo com menor Critério de Informação de Akaike (AIC). 3. Evolução em Camadas (Hierárquico): Avaliação do ganho marginal de ajuste (</w:t>
+        <w:t>Para testar o processo de concorrência, sobreposição e complementariedade entre os atributos, a modelagem foi estruturada em três níveis de análise: 1. Duelos Pareados (2 a 2): Confronto simultâneo entre as dimensões (DEPs × Selos; DEPs × Linhagens; Selos × Linhagens), avaliando se a introdução de uma dimensão canibaliza a significância da outra. 2. Matriz de Ablação Exaustiva (7 Modelos): Estimativa de todas as combinações de 1, 2 e 3 dimensões para validação do modelo com menor Critério de Informação de Akaike (AIC). 3. Evolução em Camadas (Hierárquico): Avaliação do ganho marginal de ajuste (</w:t>
       </w:r>
       <m:oMath>
         <m:sSup>
@@ -3558,6 +3426,11 @@
       </w:r>
     </w:p>
     <w:p>
+      <w:pPr>
+        <w:rPr>
+          <w:lang w:val="pt-BR"/>
+        </w:rPr>
+      </w:pPr>
       <m:oMathPara>
         <m:oMathParaPr>
           <m:jc m:val="left"/>
@@ -3567,13 +3440,30 @@
             <m:rPr>
               <m:nor/>
             </m:rPr>
+            <w:rPr>
+              <w:lang w:val="pt-BR"/>
+            </w:rPr>
             <m:t>AIC</m:t>
           </m:r>
           <m:r>
             <w:rPr>
               <w:rFonts w:ascii="Cambria Math" w:hAnsi="Cambria Math"/>
+              <w:lang w:val="pt-BR"/>
             </w:rPr>
-            <m:t>=2k-2</m:t>
+            <m:t>=2</m:t>
+          </m:r>
+          <m:r>
+            <w:rPr>
+              <w:rFonts w:ascii="Cambria Math" w:hAnsi="Cambria Math"/>
+            </w:rPr>
+            <m:t>k</m:t>
+          </m:r>
+          <m:r>
+            <w:rPr>
+              <w:rFonts w:ascii="Cambria Math" w:hAnsi="Cambria Math"/>
+              <w:lang w:val="pt-BR"/>
+            </w:rPr>
+            <m:t>-2</m:t>
           </m:r>
           <m:func>
             <m:funcPr>
@@ -3590,6 +3480,7 @@
                 </m:rPr>
                 <w:rPr>
                   <w:rFonts w:ascii="Cambria Math" w:hAnsi="Cambria Math"/>
+                  <w:lang w:val="pt-BR"/>
                 </w:rPr>
                 <m:t>ln</m:t>
               </m:r>
@@ -3638,6 +3529,7 @@
         <w:rPr>
           <w:lang w:val="pt-BR"/>
         </w:rPr>
+        <w:lastRenderedPageBreak/>
         <w:t>Teste F de Significância Global: Avaliação da hipótese nula de que todos os coeficientes angulares são conjuntamente nulos (p&lt;0,05). Multicolinearidade (VIF - Variance Inflation Factor):</w:t>
       </w:r>
     </w:p>
@@ -3665,6 +3557,9 @@
                 <m:rPr>
                   <m:nor/>
                 </m:rPr>
+                <w:rPr>
+                  <w:lang w:val="pt-BR"/>
+                </w:rPr>
                 <m:t>VIF</m:t>
               </m:r>
             </m:e>
@@ -3680,6 +3575,7 @@
           <m:r>
             <w:rPr>
               <w:rFonts w:ascii="Cambria Math" w:hAnsi="Cambria Math"/>
+              <w:lang w:val="pt-BR"/>
             </w:rPr>
             <m:t>=</m:t>
           </m:r>
@@ -3695,6 +3591,7 @@
               <m:r>
                 <w:rPr>
                   <w:rFonts w:ascii="Cambria Math" w:hAnsi="Cambria Math"/>
+                  <w:lang w:val="pt-BR"/>
                 </w:rPr>
                 <m:t>1</m:t>
               </m:r>
@@ -3703,6 +3600,7 @@
               <m:r>
                 <w:rPr>
                   <w:rFonts w:ascii="Cambria Math" w:hAnsi="Cambria Math"/>
+                  <w:lang w:val="pt-BR"/>
                 </w:rPr>
                 <m:t>1-</m:t>
               </m:r>
@@ -3734,6 +3632,7 @@
                   <m:r>
                     <w:rPr>
                       <w:rFonts w:ascii="Cambria Math" w:hAnsi="Cambria Math"/>
+                      <w:lang w:val="pt-BR"/>
                     </w:rPr>
                     <m:t>2</m:t>
                   </m:r>
@@ -3834,7 +3733,6 @@
           <w:bCs/>
           <w:lang w:val="pt-BR"/>
         </w:rPr>
-        <w:lastRenderedPageBreak/>
         <w:t xml:space="preserve">Tabela </w:t>
       </w:r>
       <w:r>
@@ -3877,13 +3775,13 @@
         <w:tblLook w:val="04A0" w:firstRow="1" w:lastRow="0" w:firstColumn="1" w:lastColumn="0" w:noHBand="0" w:noVBand="1"/>
       </w:tblPr>
       <w:tblGrid>
-        <w:gridCol w:w="1630"/>
-        <w:gridCol w:w="1224"/>
-        <w:gridCol w:w="1225"/>
-        <w:gridCol w:w="1225"/>
-        <w:gridCol w:w="1224"/>
-        <w:gridCol w:w="1225"/>
-        <w:gridCol w:w="1225"/>
+        <w:gridCol w:w="1856"/>
+        <w:gridCol w:w="1394"/>
+        <w:gridCol w:w="1395"/>
+        <w:gridCol w:w="1394"/>
+        <w:gridCol w:w="1393"/>
+        <w:gridCol w:w="1394"/>
+        <w:gridCol w:w="1394"/>
       </w:tblGrid>
       <w:tr>
         <w:trPr>
@@ -3930,7 +3828,6 @@
           <w:p>
             <w:pPr>
               <w:spacing w:before="0" w:after="0" w:line="240" w:lineRule="auto"/>
-              <w:jc w:val="center"/>
               <w:rPr>
                 <w:rFonts w:asciiTheme="majorHAnsi" w:eastAsia="Times New Roman" w:hAnsiTheme="majorHAnsi" w:cs="Times New Roman"/>
                 <w:color w:val="000000"/>
@@ -3961,7 +3858,6 @@
           <w:p>
             <w:pPr>
               <w:spacing w:before="0" w:after="0" w:line="240" w:lineRule="auto"/>
-              <w:jc w:val="center"/>
               <w:rPr>
                 <w:rFonts w:asciiTheme="majorHAnsi" w:eastAsia="Times New Roman" w:hAnsiTheme="majorHAnsi" w:cs="Times New Roman"/>
                 <w:color w:val="000000"/>
@@ -3992,7 +3888,6 @@
           <w:p>
             <w:pPr>
               <w:spacing w:before="0" w:after="0" w:line="240" w:lineRule="auto"/>
-              <w:jc w:val="center"/>
               <w:rPr>
                 <w:rFonts w:asciiTheme="majorHAnsi" w:eastAsia="Times New Roman" w:hAnsiTheme="majorHAnsi" w:cs="Times New Roman"/>
                 <w:color w:val="000000"/>
@@ -4023,7 +3918,6 @@
           <w:p>
             <w:pPr>
               <w:spacing w:before="0" w:after="0" w:line="240" w:lineRule="auto"/>
-              <w:jc w:val="center"/>
               <w:rPr>
                 <w:rFonts w:asciiTheme="majorHAnsi" w:eastAsia="Times New Roman" w:hAnsiTheme="majorHAnsi" w:cs="Times New Roman"/>
                 <w:color w:val="000000"/>
@@ -4054,7 +3948,6 @@
           <w:p>
             <w:pPr>
               <w:spacing w:before="0" w:after="0" w:line="240" w:lineRule="auto"/>
-              <w:jc w:val="center"/>
               <w:rPr>
                 <w:rFonts w:asciiTheme="majorHAnsi" w:eastAsia="Times New Roman" w:hAnsiTheme="majorHAnsi" w:cs="Times New Roman"/>
                 <w:color w:val="000000"/>
@@ -4085,7 +3978,6 @@
           <w:p>
             <w:pPr>
               <w:spacing w:before="0" w:after="0" w:line="240" w:lineRule="auto"/>
-              <w:jc w:val="center"/>
               <w:rPr>
                 <w:rFonts w:asciiTheme="majorHAnsi" w:eastAsia="Times New Roman" w:hAnsiTheme="majorHAnsi" w:cs="Times New Roman"/>
                 <w:color w:val="000000"/>
@@ -4152,7 +4044,6 @@
           <w:p>
             <w:pPr>
               <w:spacing w:before="0" w:after="0" w:line="240" w:lineRule="auto"/>
-              <w:jc w:val="center"/>
               <w:rPr>
                 <w:rFonts w:asciiTheme="majorHAnsi" w:eastAsia="Times New Roman" w:hAnsiTheme="majorHAnsi" w:cs="Times New Roman"/>
                 <w:color w:val="000000"/>
@@ -4183,7 +4074,6 @@
           <w:p>
             <w:pPr>
               <w:spacing w:before="0" w:after="0" w:line="240" w:lineRule="auto"/>
-              <w:jc w:val="center"/>
               <w:rPr>
                 <w:rFonts w:asciiTheme="majorHAnsi" w:eastAsia="Times New Roman" w:hAnsiTheme="majorHAnsi" w:cs="Times New Roman"/>
                 <w:color w:val="000000"/>
@@ -4214,7 +4104,6 @@
           <w:p>
             <w:pPr>
               <w:spacing w:before="0" w:after="0" w:line="240" w:lineRule="auto"/>
-              <w:jc w:val="center"/>
               <w:rPr>
                 <w:rFonts w:asciiTheme="majorHAnsi" w:eastAsia="Times New Roman" w:hAnsiTheme="majorHAnsi" w:cs="Times New Roman"/>
                 <w:color w:val="000000"/>
@@ -4245,7 +4134,6 @@
           <w:p>
             <w:pPr>
               <w:spacing w:before="0" w:after="0" w:line="240" w:lineRule="auto"/>
-              <w:jc w:val="center"/>
               <w:rPr>
                 <w:rFonts w:asciiTheme="majorHAnsi" w:eastAsia="Times New Roman" w:hAnsiTheme="majorHAnsi" w:cs="Times New Roman"/>
                 <w:color w:val="000000"/>
@@ -4276,7 +4164,6 @@
           <w:p>
             <w:pPr>
               <w:spacing w:before="0" w:after="0" w:line="240" w:lineRule="auto"/>
-              <w:jc w:val="center"/>
               <w:rPr>
                 <w:rFonts w:asciiTheme="majorHAnsi" w:eastAsia="Times New Roman" w:hAnsiTheme="majorHAnsi" w:cs="Times New Roman"/>
                 <w:color w:val="000000"/>
@@ -4307,7 +4194,6 @@
           <w:p>
             <w:pPr>
               <w:spacing w:before="0" w:after="0" w:line="240" w:lineRule="auto"/>
-              <w:jc w:val="center"/>
               <w:rPr>
                 <w:rFonts w:asciiTheme="majorHAnsi" w:eastAsia="Times New Roman" w:hAnsiTheme="majorHAnsi" w:cs="Times New Roman"/>
                 <w:color w:val="000000"/>
@@ -4349,6 +4235,7 @@
         <w:pStyle w:val="Ttulo3"/>
       </w:pPr>
       <w:r>
+        <w:lastRenderedPageBreak/>
         <w:t>4.2. Mérito Genético Objetivo (DEPs e Índices Bioeconômicos)</w:t>
       </w:r>
     </w:p>
@@ -4459,11 +4346,11 @@
         <w:tblLook w:val="04A0" w:firstRow="1" w:lastRow="0" w:firstColumn="1" w:lastColumn="0" w:noHBand="0" w:noVBand="1"/>
       </w:tblPr>
       <w:tblGrid>
-        <w:gridCol w:w="1733"/>
-        <w:gridCol w:w="1764"/>
-        <w:gridCol w:w="1764"/>
-        <w:gridCol w:w="1764"/>
-        <w:gridCol w:w="1764"/>
+        <w:gridCol w:w="1973"/>
+        <w:gridCol w:w="2008"/>
+        <w:gridCol w:w="2008"/>
+        <w:gridCol w:w="2008"/>
+        <w:gridCol w:w="2008"/>
       </w:tblGrid>
       <w:tr>
         <w:trPr>
@@ -4481,7 +4368,6 @@
           <w:p>
             <w:pPr>
               <w:spacing w:before="0" w:after="0" w:line="240" w:lineRule="auto"/>
-              <w:jc w:val="center"/>
               <w:rPr>
                 <w:rFonts w:eastAsia="Times New Roman" w:cs="Times New Roman"/>
                 <w:color w:val="000000"/>
@@ -4516,7 +4402,6 @@
           <w:p>
             <w:pPr>
               <w:spacing w:before="0" w:after="0" w:line="240" w:lineRule="auto"/>
-              <w:jc w:val="right"/>
               <w:rPr>
                 <w:rFonts w:eastAsia="Times New Roman" w:cs="Times New Roman"/>
                 <w:color w:val="000000"/>
@@ -4558,7 +4443,6 @@
           <w:p>
             <w:pPr>
               <w:spacing w:before="0" w:after="0" w:line="240" w:lineRule="auto"/>
-              <w:jc w:val="right"/>
               <w:rPr>
                 <w:rFonts w:eastAsia="Times New Roman" w:cs="Times New Roman"/>
                 <w:color w:val="000000"/>
@@ -4590,7 +4474,6 @@
           <w:p>
             <w:pPr>
               <w:spacing w:before="0" w:after="0" w:line="240" w:lineRule="auto"/>
-              <w:jc w:val="right"/>
               <w:rPr>
                 <w:rFonts w:eastAsia="Times New Roman" w:cs="Times New Roman"/>
                 <w:color w:val="000000"/>
@@ -4627,7 +4510,6 @@
           <w:p>
             <w:pPr>
               <w:spacing w:before="0" w:after="0" w:line="240" w:lineRule="auto"/>
-              <w:jc w:val="left"/>
               <w:rPr>
                 <w:rFonts w:eastAsia="Times New Roman" w:cs="Times New Roman"/>
                 <w:color w:val="000000"/>
@@ -4648,7 +4530,6 @@
           <w:p>
             <w:pPr>
               <w:spacing w:before="0" w:after="0" w:line="240" w:lineRule="auto"/>
-              <w:jc w:val="right"/>
               <w:rPr>
                 <w:rFonts w:eastAsia="Times New Roman" w:cs="Times New Roman"/>
                 <w:color w:val="000000"/>
@@ -4679,7 +4560,6 @@
           <w:p>
             <w:pPr>
               <w:spacing w:before="0" w:after="0" w:line="240" w:lineRule="auto"/>
-              <w:jc w:val="right"/>
               <w:rPr>
                 <w:rFonts w:eastAsia="Times New Roman" w:cs="Times New Roman"/>
                 <w:color w:val="000000"/>
@@ -4710,7 +4590,6 @@
           <w:p>
             <w:pPr>
               <w:spacing w:before="0" w:after="0" w:line="240" w:lineRule="auto"/>
-              <w:jc w:val="right"/>
               <w:rPr>
                 <w:rFonts w:eastAsia="Times New Roman" w:cs="Times New Roman"/>
                 <w:color w:val="000000"/>
@@ -4731,7 +4610,6 @@
           <w:p>
             <w:pPr>
               <w:spacing w:before="0" w:after="0" w:line="240" w:lineRule="auto"/>
-              <w:jc w:val="right"/>
               <w:rPr>
                 <w:rFonts w:eastAsia="Times New Roman" w:cs="Times New Roman"/>
                 <w:color w:val="000000"/>
@@ -4788,7 +4666,6 @@
           <w:p>
             <w:pPr>
               <w:spacing w:before="0" w:after="0" w:line="240" w:lineRule="auto"/>
-              <w:jc w:val="right"/>
               <w:rPr>
                 <w:rFonts w:eastAsia="Times New Roman" w:cs="Times New Roman"/>
                 <w:color w:val="000000"/>
@@ -4819,7 +4696,6 @@
           <w:p>
             <w:pPr>
               <w:spacing w:before="0" w:after="0" w:line="240" w:lineRule="auto"/>
-              <w:jc w:val="right"/>
               <w:rPr>
                 <w:rFonts w:eastAsia="Times New Roman" w:cs="Times New Roman"/>
                 <w:color w:val="000000"/>
@@ -4850,7 +4726,6 @@
           <w:p>
             <w:pPr>
               <w:spacing w:before="0" w:after="0" w:line="240" w:lineRule="auto"/>
-              <w:jc w:val="right"/>
               <w:rPr>
                 <w:rFonts w:eastAsia="Times New Roman" w:cs="Times New Roman"/>
                 <w:color w:val="000000"/>
@@ -4881,7 +4756,6 @@
           <w:p>
             <w:pPr>
               <w:spacing w:before="0" w:after="0" w:line="240" w:lineRule="auto"/>
-              <w:jc w:val="right"/>
               <w:rPr>
                 <w:rFonts w:eastAsia="Times New Roman" w:cs="Times New Roman"/>
                 <w:color w:val="000000"/>
@@ -4948,7 +4822,6 @@
           <w:p>
             <w:pPr>
               <w:spacing w:before="0" w:after="0" w:line="240" w:lineRule="auto"/>
-              <w:jc w:val="right"/>
               <w:rPr>
                 <w:rFonts w:eastAsia="Times New Roman" w:cs="Times New Roman"/>
                 <w:color w:val="000000"/>
@@ -4979,7 +4852,6 @@
           <w:p>
             <w:pPr>
               <w:spacing w:before="0" w:after="0" w:line="240" w:lineRule="auto"/>
-              <w:jc w:val="right"/>
               <w:rPr>
                 <w:rFonts w:eastAsia="Times New Roman" w:cs="Times New Roman"/>
                 <w:color w:val="000000"/>
@@ -5010,7 +4882,6 @@
           <w:p>
             <w:pPr>
               <w:spacing w:before="0" w:after="0" w:line="240" w:lineRule="auto"/>
-              <w:jc w:val="right"/>
               <w:rPr>
                 <w:rFonts w:eastAsia="Times New Roman" w:cs="Times New Roman"/>
                 <w:color w:val="000000"/>
@@ -5041,7 +4912,6 @@
           <w:p>
             <w:pPr>
               <w:spacing w:before="0" w:after="0" w:line="240" w:lineRule="auto"/>
-              <w:jc w:val="right"/>
               <w:rPr>
                 <w:rFonts w:eastAsia="Times New Roman" w:cs="Times New Roman"/>
                 <w:color w:val="000000"/>
@@ -5108,7 +4978,6 @@
           <w:p>
             <w:pPr>
               <w:spacing w:before="0" w:after="0" w:line="240" w:lineRule="auto"/>
-              <w:jc w:val="right"/>
               <w:rPr>
                 <w:rFonts w:eastAsia="Times New Roman" w:cs="Times New Roman"/>
                 <w:color w:val="000000"/>
@@ -5139,7 +5008,6 @@
           <w:p>
             <w:pPr>
               <w:spacing w:before="0" w:after="0" w:line="240" w:lineRule="auto"/>
-              <w:jc w:val="right"/>
               <w:rPr>
                 <w:rFonts w:eastAsia="Times New Roman" w:cs="Times New Roman"/>
                 <w:color w:val="000000"/>
@@ -5170,7 +5038,6 @@
           <w:p>
             <w:pPr>
               <w:spacing w:before="0" w:after="0" w:line="240" w:lineRule="auto"/>
-              <w:jc w:val="right"/>
               <w:rPr>
                 <w:rFonts w:eastAsia="Times New Roman" w:cs="Times New Roman"/>
                 <w:color w:val="000000"/>
@@ -5201,7 +5068,6 @@
           <w:p>
             <w:pPr>
               <w:spacing w:before="0" w:after="0" w:line="240" w:lineRule="auto"/>
-              <w:jc w:val="right"/>
               <w:rPr>
                 <w:rFonts w:eastAsia="Times New Roman" w:cs="Times New Roman"/>
                 <w:color w:val="000000"/>
@@ -5268,7 +5134,6 @@
           <w:p>
             <w:pPr>
               <w:spacing w:before="0" w:after="0" w:line="240" w:lineRule="auto"/>
-              <w:jc w:val="right"/>
               <w:rPr>
                 <w:rFonts w:eastAsia="Times New Roman" w:cs="Times New Roman"/>
                 <w:color w:val="000000"/>
@@ -5299,7 +5164,6 @@
           <w:p>
             <w:pPr>
               <w:spacing w:before="0" w:after="0" w:line="240" w:lineRule="auto"/>
-              <w:jc w:val="right"/>
               <w:rPr>
                 <w:rFonts w:eastAsia="Times New Roman" w:cs="Times New Roman"/>
                 <w:color w:val="000000"/>
@@ -5330,7 +5194,6 @@
           <w:p>
             <w:pPr>
               <w:spacing w:before="0" w:after="0" w:line="240" w:lineRule="auto"/>
-              <w:jc w:val="right"/>
               <w:rPr>
                 <w:rFonts w:eastAsia="Times New Roman" w:cs="Times New Roman"/>
                 <w:color w:val="000000"/>
@@ -5361,7 +5224,6 @@
           <w:p>
             <w:pPr>
               <w:spacing w:before="0" w:after="0" w:line="240" w:lineRule="auto"/>
-              <w:jc w:val="right"/>
               <w:rPr>
                 <w:rFonts w:eastAsia="Times New Roman" w:cs="Times New Roman"/>
                 <w:color w:val="000000"/>
@@ -5428,7 +5290,6 @@
           <w:p>
             <w:pPr>
               <w:spacing w:before="0" w:after="0" w:line="240" w:lineRule="auto"/>
-              <w:jc w:val="right"/>
               <w:rPr>
                 <w:rFonts w:eastAsia="Times New Roman" w:cs="Times New Roman"/>
                 <w:color w:val="000000"/>
@@ -5459,7 +5320,6 @@
           <w:p>
             <w:pPr>
               <w:spacing w:before="0" w:after="0" w:line="240" w:lineRule="auto"/>
-              <w:jc w:val="right"/>
               <w:rPr>
                 <w:rFonts w:eastAsia="Times New Roman" w:cs="Times New Roman"/>
                 <w:color w:val="000000"/>
@@ -5490,7 +5350,6 @@
           <w:p>
             <w:pPr>
               <w:spacing w:before="0" w:after="0" w:line="240" w:lineRule="auto"/>
-              <w:jc w:val="right"/>
               <w:rPr>
                 <w:rFonts w:eastAsia="Times New Roman" w:cs="Times New Roman"/>
                 <w:color w:val="000000"/>
@@ -5521,7 +5380,6 @@
           <w:p>
             <w:pPr>
               <w:spacing w:before="0" w:after="0" w:line="240" w:lineRule="auto"/>
-              <w:jc w:val="right"/>
               <w:rPr>
                 <w:rFonts w:eastAsia="Times New Roman" w:cs="Times New Roman"/>
                 <w:color w:val="000000"/>
@@ -5563,187 +5421,7 @@
           <w:szCs w:val="20"/>
           <w:lang w:val="pt-BR" w:eastAsia="pt-BR"/>
         </w:rPr>
-        <w:t xml:space="preserve">3P </w:t>
-      </w:r>
-      <w:r>
-        <w:rPr>
-          <w:rFonts w:eastAsia="Times New Roman" w:cs="Times New Roman"/>
-          <w:color w:val="000000"/>
-          <w:sz w:val="20"/>
-          <w:szCs w:val="20"/>
-          <w:lang w:val="pt-BR" w:eastAsia="pt-BR"/>
-        </w:rPr>
-        <w:t xml:space="preserve">= </w:t>
-      </w:r>
-      <w:r>
-        <w:rPr>
-          <w:rFonts w:eastAsia="Times New Roman" w:cs="Times New Roman"/>
-          <w:color w:val="000000"/>
-          <w:sz w:val="20"/>
-          <w:szCs w:val="20"/>
-          <w:lang w:val="pt-BR" w:eastAsia="pt-BR"/>
-        </w:rPr>
-        <w:t>Precocidade Parto</w:t>
-      </w:r>
-      <w:r>
-        <w:rPr>
-          <w:rFonts w:eastAsia="Times New Roman" w:cs="Times New Roman"/>
-          <w:color w:val="000000"/>
-          <w:sz w:val="20"/>
-          <w:szCs w:val="20"/>
-          <w:lang w:val="pt-BR" w:eastAsia="pt-BR"/>
-        </w:rPr>
-        <w:t xml:space="preserve">, </w:t>
-      </w:r>
-      <w:r>
-        <w:rPr>
-          <w:rFonts w:eastAsia="Times New Roman" w:cs="Times New Roman"/>
-          <w:color w:val="000000"/>
-          <w:sz w:val="20"/>
-          <w:szCs w:val="20"/>
-          <w:lang w:val="pt-BR" w:eastAsia="pt-BR"/>
-        </w:rPr>
-        <w:t xml:space="preserve">ACAB </w:t>
-      </w:r>
-      <w:r>
-        <w:rPr>
-          <w:rFonts w:eastAsia="Times New Roman" w:cs="Times New Roman"/>
-          <w:color w:val="000000"/>
-          <w:sz w:val="20"/>
-          <w:szCs w:val="20"/>
-          <w:lang w:val="pt-BR" w:eastAsia="pt-BR"/>
-        </w:rPr>
-        <w:t xml:space="preserve">= </w:t>
-      </w:r>
-      <w:r>
-        <w:rPr>
-          <w:rFonts w:eastAsia="Times New Roman" w:cs="Times New Roman"/>
-          <w:color w:val="000000"/>
-          <w:sz w:val="20"/>
-          <w:szCs w:val="20"/>
-          <w:lang w:val="pt-BR" w:eastAsia="pt-BR"/>
-        </w:rPr>
-        <w:t>Gordura/Acabamento</w:t>
-      </w:r>
-      <w:r>
-        <w:rPr>
-          <w:rFonts w:eastAsia="Times New Roman" w:cs="Times New Roman"/>
-          <w:color w:val="000000"/>
-          <w:sz w:val="20"/>
-          <w:szCs w:val="20"/>
-          <w:lang w:val="pt-BR" w:eastAsia="pt-BR"/>
-        </w:rPr>
-        <w:t xml:space="preserve">, </w:t>
-      </w:r>
-      <w:r>
-        <w:rPr>
-          <w:rFonts w:eastAsia="Times New Roman" w:cs="Times New Roman"/>
-          <w:color w:val="000000"/>
-          <w:sz w:val="20"/>
-          <w:szCs w:val="20"/>
-          <w:lang w:val="pt-BR" w:eastAsia="pt-BR"/>
-        </w:rPr>
-        <w:t xml:space="preserve">AOL </w:t>
-      </w:r>
-      <w:r>
-        <w:rPr>
-          <w:rFonts w:eastAsia="Times New Roman" w:cs="Times New Roman"/>
-          <w:color w:val="000000"/>
-          <w:sz w:val="20"/>
-          <w:szCs w:val="20"/>
-          <w:lang w:val="pt-BR" w:eastAsia="pt-BR"/>
-        </w:rPr>
-        <w:t xml:space="preserve">= </w:t>
-      </w:r>
-      <w:r>
-        <w:rPr>
-          <w:rFonts w:eastAsia="Times New Roman" w:cs="Times New Roman"/>
-          <w:color w:val="000000"/>
-          <w:sz w:val="20"/>
-          <w:szCs w:val="20"/>
-          <w:lang w:val="pt-BR" w:eastAsia="pt-BR"/>
-        </w:rPr>
-        <w:t>Musculatura Carcaça</w:t>
-      </w:r>
-      <w:r>
-        <w:rPr>
-          <w:rFonts w:eastAsia="Times New Roman" w:cs="Times New Roman"/>
-          <w:color w:val="000000"/>
-          <w:sz w:val="20"/>
-          <w:szCs w:val="20"/>
-          <w:lang w:val="pt-BR" w:eastAsia="pt-BR"/>
-        </w:rPr>
-        <w:t xml:space="preserve">, </w:t>
-      </w:r>
-      <w:r>
-        <w:rPr>
-          <w:rFonts w:eastAsia="Times New Roman" w:cs="Times New Roman"/>
-          <w:color w:val="000000"/>
-          <w:sz w:val="20"/>
-          <w:szCs w:val="20"/>
-          <w:lang w:val="pt-BR" w:eastAsia="pt-BR"/>
-        </w:rPr>
-        <w:t xml:space="preserve">CAR </w:t>
-      </w:r>
-      <w:r>
-        <w:rPr>
-          <w:rFonts w:eastAsia="Times New Roman" w:cs="Times New Roman"/>
-          <w:color w:val="000000"/>
-          <w:sz w:val="20"/>
-          <w:szCs w:val="20"/>
-          <w:lang w:val="pt-BR" w:eastAsia="pt-BR"/>
-        </w:rPr>
-        <w:t xml:space="preserve">= </w:t>
-      </w:r>
-      <w:r>
-        <w:rPr>
-          <w:rFonts w:eastAsia="Times New Roman" w:cs="Times New Roman"/>
-          <w:color w:val="000000"/>
-          <w:sz w:val="20"/>
-          <w:szCs w:val="20"/>
-          <w:lang w:val="pt-BR" w:eastAsia="pt-BR"/>
-        </w:rPr>
-        <w:t>Consumo Residual/Eficiência</w:t>
-      </w:r>
-      <w:r>
-        <w:rPr>
-          <w:rFonts w:eastAsia="Times New Roman" w:cs="Times New Roman"/>
-          <w:color w:val="000000"/>
-          <w:sz w:val="20"/>
-          <w:szCs w:val="20"/>
-          <w:lang w:val="pt-BR" w:eastAsia="pt-BR"/>
-        </w:rPr>
-        <w:t xml:space="preserve">, </w:t>
-      </w:r>
-      <w:r>
-        <w:rPr>
-          <w:rFonts w:eastAsia="Times New Roman" w:cs="Times New Roman"/>
-          <w:color w:val="000000"/>
-          <w:sz w:val="20"/>
-          <w:szCs w:val="20"/>
-          <w:lang w:val="pt-BR" w:eastAsia="pt-BR"/>
-        </w:rPr>
-        <w:t xml:space="preserve">FPP </w:t>
-      </w:r>
-      <w:r>
-        <w:rPr>
-          <w:rFonts w:eastAsia="Times New Roman" w:cs="Times New Roman"/>
-          <w:color w:val="000000"/>
-          <w:sz w:val="20"/>
-          <w:szCs w:val="20"/>
-          <w:lang w:val="pt-BR" w:eastAsia="pt-BR"/>
-        </w:rPr>
-        <w:t xml:space="preserve">= </w:t>
-      </w:r>
-      <w:r>
-        <w:rPr>
-          <w:rFonts w:eastAsia="Times New Roman" w:cs="Times New Roman"/>
-          <w:color w:val="000000"/>
-          <w:sz w:val="20"/>
-          <w:szCs w:val="20"/>
-          <w:lang w:val="pt-BR" w:eastAsia="pt-BR"/>
-        </w:rPr>
-        <w:t>Facilidade Parto</w:t>
+        <w:t>3P = Precocidade Parto, ACAB = Gordura/Acabamento, AOL = Musculatura Carcaça, CAR = Consumo Residual/Eficiência, FPP = Facilidade Parto</w:t>
       </w:r>
     </w:p>
     <w:p>
@@ -5758,16 +5436,7 @@
         <w:pStyle w:val="Ttulo4"/>
       </w:pPr>
       <w:r>
-        <w:lastRenderedPageBreak/>
-        <w:t>4.2.1. O Efeito Cascata (</w:t>
-      </w:r>
-      <w:proofErr w:type="spellStart"/>
-      <w:r>
-        <w:t>Waterfall</w:t>
-      </w:r>
-      <w:proofErr w:type="spellEnd"/>
-      <w:r>
-        <w:t>) nas Classes de TOP e os Grupos de Características</w:t>
+        <w:t>4.2.1. O Efeito Cascata (Waterfall) nas Classes de TOP e os Grupos de Características</w:t>
       </w:r>
     </w:p>
     <w:p>
@@ -5850,6 +5519,7 @@
           <w:bCs/>
           <w:lang w:val="pt-BR"/>
         </w:rPr>
+        <w:lastRenderedPageBreak/>
         <w:t>Gráfico</w:t>
       </w:r>
       <w:r>
@@ -5892,6 +5562,7 @@
       </w:r>
       <w:r>
         <w:rPr>
+          <w:noProof/>
           <w:lang w:val="pt-BR"/>
         </w:rPr>
         <w:drawing>
@@ -6183,6 +5854,7 @@
           <w:bCs/>
           <w:lang w:val="pt-BR"/>
         </w:rPr>
+        <w:lastRenderedPageBreak/>
         <w:t>Gráfico</w:t>
       </w:r>
       <w:r>
@@ -6260,6 +5932,7 @@
       </w:pPr>
       <w:r>
         <w:rPr>
+          <w:noProof/>
           <w:lang w:val="pt-BR"/>
         </w:rPr>
         <w:drawing>
@@ -6358,55 +6031,7 @@
         <w:rPr>
           <w:lang w:val="pt-BR"/>
         </w:rPr>
-        <w:t>proporcion</w:t>
-      </w:r>
-      <w:r>
-        <w:rPr>
-          <w:lang w:val="pt-BR"/>
-        </w:rPr>
-        <w:t>ou</w:t>
-      </w:r>
-      <w:r>
-        <w:rPr>
-          <w:lang w:val="pt-BR"/>
-        </w:rPr>
-        <w:t>,</w:t>
-      </w:r>
-      <w:r>
-        <w:rPr>
-          <w:lang w:val="pt-BR"/>
-        </w:rPr>
-        <w:t xml:space="preserve"> </w:t>
-      </w:r>
-      <w:r>
-        <w:rPr>
-          <w:lang w:val="pt-BR"/>
-        </w:rPr>
-        <w:t xml:space="preserve">na ausência dos demais fatores, efeito significativo </w:t>
-      </w:r>
-      <w:r>
-        <w:rPr>
-          <w:lang w:val="pt-BR"/>
-        </w:rPr>
-        <w:t>na valorização</w:t>
-      </w:r>
-      <w:r>
-        <w:rPr>
-          <w:lang w:val="pt-BR"/>
-        </w:rPr>
-        <w:t xml:space="preserve"> da dose de sêmen</w:t>
-      </w:r>
-      <w:r>
-        <w:rPr>
-          <w:lang w:val="pt-BR"/>
-        </w:rPr>
-        <w:t>. Pode-se observar que</w:t>
-      </w:r>
-      <w:r>
-        <w:rPr>
-          <w:lang w:val="pt-BR"/>
-        </w:rPr>
-        <w:t xml:space="preserve"> estrato </w:t>
+        <w:t xml:space="preserve">proporcionou, na ausência dos demais fatores, efeito significativo na valorização da dose de sêmen. Pode-se observar que estrato </w:t>
       </w:r>
       <w:r>
         <w:rPr>
@@ -6418,13 +6043,7 @@
         <w:rPr>
           <w:lang w:val="pt-BR"/>
         </w:rPr>
-        <w:t xml:space="preserve"> (&gt; 3%)</w:t>
-      </w:r>
-      <w:r>
-        <w:rPr>
-          <w:lang w:val="pt-BR"/>
-        </w:rPr>
-        <w:t xml:space="preserve"> foi o que mais contribui para isso.</w:t>
+        <w:t xml:space="preserve"> (&gt; 3%) foi o que mais contribui para isso.</w:t>
       </w:r>
     </w:p>
     <w:p>
@@ -6579,6 +6198,7 @@
           <w:bCs/>
           <w:lang w:val="pt-BR"/>
         </w:rPr>
+        <w:lastRenderedPageBreak/>
         <w:t>Figura 0</w:t>
       </w:r>
       <w:r>
@@ -6648,6 +6268,7 @@
       </w:pPr>
       <w:r>
         <w:rPr>
+          <w:noProof/>
           <w:lang w:val="pt-BR"/>
         </w:rPr>
         <w:drawing>
@@ -6709,9 +6330,9 @@
       </w:pPr>
       <w:r>
         <w:rPr>
-          <w:lang w:val="pt-BR"/>
-        </w:rPr>
-        <w:lastRenderedPageBreak/>
+          <w:noProof/>
+          <w:lang w:val="pt-BR"/>
+        </w:rPr>
         <w:drawing>
           <wp:inline distT="0" distB="0" distL="0" distR="0" wp14:anchorId="3993DEC0" wp14:editId="63B5D371">
             <wp:extent cx="5612130" cy="3337560"/>
@@ -6759,6 +6380,7 @@
         <w:rPr>
           <w:lang w:val="pt-BR"/>
         </w:rPr>
+        <w:lastRenderedPageBreak/>
         <w:t>Características</w:t>
       </w:r>
       <w:r>
@@ -6826,19 +6448,44 @@
         <w:rPr>
           <w:lang w:val="pt-BR"/>
         </w:rPr>
-        <w:t>Características de Crescimento e Peso (P210, P365, P450): Observou-se menor diferenciação de preço entre as faixas intermediárias e superiores de peso. Discussão: Na central CRV Lagoa, praticamente 100% dos touros Nelore admitidos já são geneticamente superiores para peso. Como o padrão de ganho em peso já é um pré-requisito de admissão, a variação de TOP nessa característica perde poder de barganha adicional, tornando-se uma condição necessária, mas não suficiente para elevar o preço da dose.</w:t>
-      </w:r>
-    </w:p>
-    <w:p>
-      <w:pPr>
-        <w:rPr>
-          <w:lang w:val="pt-BR"/>
-        </w:rPr>
-      </w:pPr>
-      <w:r>
-        <w:rPr>
-          <w:lang w:val="pt-BR"/>
-        </w:rPr>
+        <w:t xml:space="preserve">Características de Crescimento e Peso (P210, P365, P450): Observou-se menor diferenciação de preço entre as faixas intermediárias e superiores de peso. </w:t>
+      </w:r>
+    </w:p>
+    <w:p>
+      <w:pPr>
+        <w:rPr>
+          <w:b/>
+          <w:bCs/>
+          <w:lang w:val="pt-BR"/>
+        </w:rPr>
+      </w:pPr>
+      <w:r>
+        <w:rPr>
+          <w:b/>
+          <w:bCs/>
+          <w:lang w:val="pt-BR"/>
+        </w:rPr>
+        <w:t>Sugestão de discussão</w:t>
+      </w:r>
+    </w:p>
+    <w:p>
+      <w:pPr>
+        <w:rPr>
+          <w:lang w:val="pt-BR"/>
+        </w:rPr>
+      </w:pPr>
+      <w:r>
+        <w:rPr>
+          <w:lang w:val="pt-BR"/>
+        </w:rPr>
+        <w:t>Na central CRV Lagoa, praticamente 100% dos touros Nelore admitidos já são geneticamente superiores para peso. Como o padrão de ganho em peso já é um pré-requisito de admissão, a variação de TOP nessa característica perde poder de barganha adicional, tornando-se uma condição necessária, mas não suficiente para elevar o preço da dose.</w:t>
+      </w:r>
+    </w:p>
+    <w:p>
+      <w:pPr>
+        <w:pStyle w:val="Ttulo4"/>
+      </w:pPr>
+      <w:r>
         <w:t>4.2.2. Modelagem Econométrica das DEPs: O Fenômeno da Multicolinearidade</w:t>
       </w:r>
     </w:p>
@@ -6865,7 +6512,1817 @@
         <w:rPr>
           <w:lang w:val="pt-BR"/>
         </w:rPr>
-        <w:t>Apenas o CAR_TOP manteve significância estatística estrita (\beta =-0,055;p=0,0116;R^{2}=10,8\%;\</w:t>
+        <w:t xml:space="preserve">Apenas o CAR_TOP manteve significância estatística estrita </w:t>
+      </w:r>
+      <m:oMath>
+        <m:d>
+          <m:dPr>
+            <m:ctrlPr>
+              <w:rPr>
+                <w:rFonts w:ascii="Cambria Math" w:hAnsi="Cambria Math"/>
+              </w:rPr>
+            </m:ctrlPr>
+          </m:dPr>
+          <m:e>
+            <m:r>
+              <w:rPr>
+                <w:rFonts w:ascii="Cambria Math" w:hAnsi="Cambria Math"/>
+              </w:rPr>
+              <m:t>β</m:t>
+            </m:r>
+            <m:r>
+              <w:rPr>
+                <w:rFonts w:ascii="Cambria Math" w:hAnsi="Cambria Math"/>
+                <w:lang w:val="pt-BR"/>
+              </w:rPr>
+              <m:t>=-0,055;</m:t>
+            </m:r>
+            <m:r>
+              <w:rPr>
+                <w:rFonts w:ascii="Cambria Math" w:hAnsi="Cambria Math"/>
+              </w:rPr>
+              <m:t>p</m:t>
+            </m:r>
+            <m:r>
+              <w:rPr>
+                <w:rFonts w:ascii="Cambria Math" w:hAnsi="Cambria Math"/>
+                <w:lang w:val="pt-BR"/>
+              </w:rPr>
+              <m:t>=0,0116;</m:t>
+            </m:r>
+            <m:sSup>
+              <m:sSupPr>
+                <m:ctrlPr>
+                  <w:rPr>
+                    <w:rFonts w:ascii="Cambria Math" w:hAnsi="Cambria Math"/>
+                  </w:rPr>
+                </m:ctrlPr>
+              </m:sSupPr>
+              <m:e>
+                <m:r>
+                  <w:rPr>
+                    <w:rFonts w:ascii="Cambria Math" w:hAnsi="Cambria Math"/>
+                  </w:rPr>
+                  <m:t>R</m:t>
+                </m:r>
+              </m:e>
+              <m:sup>
+                <m:r>
+                  <w:rPr>
+                    <w:rFonts w:ascii="Cambria Math" w:hAnsi="Cambria Math"/>
+                    <w:lang w:val="pt-BR"/>
+                  </w:rPr>
+                  <m:t>2</m:t>
+                </m:r>
+              </m:sup>
+            </m:sSup>
+            <m:r>
+              <w:rPr>
+                <w:rFonts w:ascii="Cambria Math" w:hAnsi="Cambria Math"/>
+                <w:lang w:val="pt-BR"/>
+              </w:rPr>
+              <m:t>=10,8%;</m:t>
+            </m:r>
+            <m:r>
+              <m:rPr>
+                <m:nor/>
+              </m:rPr>
+              <w:rPr>
+                <w:lang w:val="pt-BR"/>
+              </w:rPr>
+              <m:t>AIC</m:t>
+            </m:r>
+            <m:r>
+              <w:rPr>
+                <w:rFonts w:ascii="Cambria Math" w:hAnsi="Cambria Math"/>
+                <w:lang w:val="pt-BR"/>
+              </w:rPr>
+              <m:t>=760,2</m:t>
+            </m:r>
+          </m:e>
+        </m:d>
+      </m:oMath>
+      <w:r>
+        <w:rPr>
+          <w:lang w:val="pt-BR"/>
+        </w:rPr>
+        <w:t>. O coeficiente negativo reforça a relação zootécnica esperada: a cada redução de 1 unidade percentual no TOP de CAR (aproximando-se do TOP 0,1% ou 1%), o preço da dose aumenta linearmente. A perda de significância das demais DEPs decorre de dois fatores clássicos da genética quantitativa: 1. Alta Multicolinearidade: As características de peso (P210, P365, P450) são fortemente correlacionadas geneticamente entre si e com o MGTe (r&gt;0,70), inflando a variância dos estimadores no modelo multivariado linear. 2. Homogeneidade da Amostra: A seleção prévia dos animais ingressantes na central elimina a variabilidade dos touros inferiores (comerciais rústicos), reduzindo a variabilidade explicativa das réguas contínuas.</w:t>
+      </w:r>
+    </w:p>
+    <w:p>
+      <w:pPr>
+        <w:pStyle w:val="Ttulo3"/>
+      </w:pPr>
+      <w:r>
+        <w:t>4.3. Selos Comerciais e Certificações: A Sinalização Visual e o Efeito Degrau Acumulado</w:t>
+      </w:r>
+    </w:p>
+    <w:p>
+      <w:pPr>
+        <w:rPr>
+          <w:lang w:val="pt-BR"/>
+        </w:rPr>
+      </w:pPr>
+      <w:r>
+        <w:rPr>
+          <w:lang w:val="pt-BR"/>
+        </w:rPr>
+        <w:t>Diante da complexidade técnica de avaliar dezenas de DEPs simultâneas, as centrais de inseminação criaram os selos comerciais (certificações iconográficas estampadas no catálogo), funcionando como selos de qualidade e garantias de aptidão fenotípica/funcional.</w:t>
+      </w:r>
+    </w:p>
+    <w:p>
+      <w:pPr>
+        <w:pStyle w:val="Ttulo4"/>
+      </w:pPr>
+      <w:r>
+        <w:lastRenderedPageBreak/>
+        <w:t>4.3.1. Impacto Individual dos Selos Funcionais</w:t>
+      </w:r>
+    </w:p>
+    <w:p>
+      <w:pPr>
+        <w:rPr>
+          <w:lang w:val="pt-BR"/>
+        </w:rPr>
+      </w:pPr>
+      <w:r>
+        <w:rPr>
+          <w:lang w:val="pt-BR"/>
+        </w:rPr>
+        <w:t>Na modelagem específica para os selos, duas certificações destacaram-se como determinantes estatísticos de preço: SELO_IFERT (Fertilidade e Eficiência Reprodutiva): Agregou um prêmio médio robusto de +R$ 5,67 por dose (p&lt;0,001). SELO_MATERNAL (Habilidade Materna e Desempenho da Fêmea): Agregou +R$ 2,28 por dose (p=0,031).</w:t>
+      </w:r>
+    </w:p>
+    <w:p>
+      <w:pPr>
+        <w:rPr>
+          <w:lang w:val="pt-BR"/>
+        </w:rPr>
+      </w:pPr>
+      <w:r>
+        <w:rPr>
+          <w:lang w:val="pt-BR"/>
+        </w:rPr>
+        <w:t xml:space="preserve">O modelo de selos isolados atingiu um </w:t>
+      </w:r>
+      <m:oMath>
+        <m:sSup>
+          <m:sSupPr>
+            <m:ctrlPr>
+              <w:rPr>
+                <w:rFonts w:ascii="Cambria Math" w:hAnsi="Cambria Math"/>
+              </w:rPr>
+            </m:ctrlPr>
+          </m:sSupPr>
+          <m:e>
+            <m:r>
+              <w:rPr>
+                <w:rFonts w:ascii="Cambria Math" w:hAnsi="Cambria Math"/>
+              </w:rPr>
+              <m:t>R</m:t>
+            </m:r>
+          </m:e>
+          <m:sup>
+            <m:r>
+              <w:rPr>
+                <w:rFonts w:ascii="Cambria Math" w:hAnsi="Cambria Math"/>
+                <w:lang w:val="pt-BR"/>
+              </w:rPr>
+              <m:t>2</m:t>
+            </m:r>
+          </m:sup>
+        </m:sSup>
+      </m:oMath>
+      <w:r>
+        <w:rPr>
+          <w:lang w:val="pt-BR"/>
+        </w:rPr>
+        <w:t xml:space="preserve">de 17,1% (AIC=748,5), superando com folga o modelo que continha apenas as DEPs </w:t>
+      </w:r>
+      <m:oMath>
+        <m:d>
+          <m:dPr>
+            <m:ctrlPr>
+              <w:rPr>
+                <w:rFonts w:ascii="Cambria Math" w:hAnsi="Cambria Math"/>
+              </w:rPr>
+            </m:ctrlPr>
+          </m:dPr>
+          <m:e>
+            <m:sSup>
+              <m:sSupPr>
+                <m:ctrlPr>
+                  <w:rPr>
+                    <w:rFonts w:ascii="Cambria Math" w:hAnsi="Cambria Math"/>
+                  </w:rPr>
+                </m:ctrlPr>
+              </m:sSupPr>
+              <m:e>
+                <m:r>
+                  <w:rPr>
+                    <w:rFonts w:ascii="Cambria Math" w:hAnsi="Cambria Math"/>
+                  </w:rPr>
+                  <m:t>R</m:t>
+                </m:r>
+              </m:e>
+              <m:sup>
+                <m:r>
+                  <w:rPr>
+                    <w:rFonts w:ascii="Cambria Math" w:hAnsi="Cambria Math"/>
+                    <w:lang w:val="pt-BR"/>
+                  </w:rPr>
+                  <m:t>2</m:t>
+                </m:r>
+              </m:sup>
+            </m:sSup>
+            <m:r>
+              <w:rPr>
+                <w:rFonts w:ascii="Cambria Math" w:hAnsi="Cambria Math"/>
+                <w:lang w:val="pt-BR"/>
+              </w:rPr>
+              <m:t>=10,8%</m:t>
+            </m:r>
+          </m:e>
+        </m:d>
+      </m:oMath>
+      <w:r>
+        <w:rPr>
+          <w:lang w:val="pt-BR"/>
+        </w:rPr>
+        <w:t>. Isso comprova que a preocupação com a fertilidade do rebanho de cria e a reposição de matrizes precoces com alta produção leiteira são os principais motivadores da disposição a pagar do pecuarista de corte.</w:t>
+      </w:r>
+    </w:p>
+    <w:p>
+      <w:pPr>
+        <w:pStyle w:val="Ttulo4"/>
+      </w:pPr>
+      <w:r>
+        <w:t>4.3.2. A Dinâmica da Cascata de Selos Totais e a Fundamentação da Base em 4 Selos</w:t>
+      </w:r>
+    </w:p>
+    <w:p>
+      <w:pPr>
+        <w:rPr>
+          <w:lang w:val="pt-BR"/>
+        </w:rPr>
+      </w:pPr>
+      <w:r>
+        <w:rPr>
+          <w:lang w:val="pt-BR"/>
+        </w:rPr>
+        <w:t>Para avaliar se o mercado valoriza o número cumulativo de certificações atribuídas ao animal, calculou-se a variável TOTAL_SELOS.</w:t>
+      </w:r>
+    </w:p>
+    <w:p>
+      <w:pPr>
+        <w:rPr>
+          <w:lang w:val="pt-BR"/>
+        </w:rPr>
+      </w:pPr>
+      <w:r>
+        <w:rPr>
+          <w:lang w:val="pt-BR"/>
+        </w:rPr>
+        <w:t>Um aspecto metodológico e empírico fundamental do catálogo CRV Lagoa para o Nelore ANCP é que não existem touros com 0, 1 ou 2 selos. Todos os reprodutores cadastrados na central já recebem de saída um pacote mínimo de qualificações (como PO, SEMIINTENSIVO, PESO ou REPRODUTIVO). Apenas dois touros apresentaram 3 selos (1,7% da amostra), sendo desconsiderados da análise gráfica por critério amostral (N&lt;3).</w:t>
+      </w:r>
+    </w:p>
+    <w:p>
+      <w:pPr>
+        <w:rPr>
+          <w:lang w:val="pt-BR"/>
+        </w:rPr>
+      </w:pPr>
+      <w:r>
+        <w:rPr>
+          <w:lang w:val="pt-BR"/>
+        </w:rPr>
+        <w:t xml:space="preserve">Dessa forma, o piso real de mercado e a base estatisticamente consistente foi estabelecida em 4 selos (N=15 touros; Média = R$ 27,42) (Tabela </w:t>
+      </w:r>
+      <w:r>
+        <w:rPr>
+          <w:lang w:val="pt-BR"/>
+        </w:rPr>
+        <w:t>03</w:t>
+      </w:r>
+      <w:r>
+        <w:rPr>
+          <w:lang w:val="pt-BR"/>
+        </w:rPr>
+        <w:t>).</w:t>
+      </w:r>
+    </w:p>
+    <w:p>
+      <w:pPr>
+        <w:spacing w:before="0" w:after="0" w:line="240" w:lineRule="auto"/>
+        <w:rPr>
+          <w:lang w:val="pt-BR"/>
+        </w:rPr>
+      </w:pPr>
+      <w:r>
+        <w:rPr>
+          <w:b/>
+          <w:bCs/>
+          <w:lang w:val="pt-BR"/>
+        </w:rPr>
+        <w:t xml:space="preserve">Tabela </w:t>
+      </w:r>
+      <w:r>
+        <w:rPr>
+          <w:b/>
+          <w:bCs/>
+          <w:lang w:val="pt-BR"/>
+        </w:rPr>
+        <w:t>03</w:t>
+      </w:r>
+      <w:r>
+        <w:rPr>
+          <w:b/>
+          <w:bCs/>
+          <w:lang w:val="pt-BR"/>
+        </w:rPr>
+        <w:t>.</w:t>
+      </w:r>
+      <w:r>
+        <w:rPr>
+          <w:lang w:val="pt-BR"/>
+        </w:rPr>
+        <w:t xml:space="preserve"> Distribuição amostral e comportamento dos preços por quantidade de selos no catálogo CRV Lagoa.</w:t>
+      </w:r>
+    </w:p>
+    <w:tbl>
+      <w:tblPr>
+        <w:tblW w:w="5000" w:type="pct"/>
+        <w:jc w:val="center"/>
+        <w:tblBorders>
+          <w:top w:val="single" w:sz="4" w:space="0" w:color="auto"/>
+          <w:bottom w:val="single" w:sz="4" w:space="0" w:color="auto"/>
+          <w:insideH w:val="single" w:sz="4" w:space="0" w:color="auto"/>
+        </w:tblBorders>
+        <w:tblCellMar>
+          <w:left w:w="70" w:type="dxa"/>
+          <w:right w:w="70" w:type="dxa"/>
+        </w:tblCellMar>
+        <w:tblLook w:val="04A0" w:firstRow="1" w:lastRow="0" w:firstColumn="1" w:lastColumn="0" w:noHBand="0" w:noVBand="1"/>
+      </w:tblPr>
+      <w:tblGrid>
+        <w:gridCol w:w="1866"/>
+        <w:gridCol w:w="1777"/>
+        <w:gridCol w:w="1601"/>
+        <w:gridCol w:w="1778"/>
+        <w:gridCol w:w="1435"/>
+        <w:gridCol w:w="1763"/>
+      </w:tblGrid>
+      <w:tr>
+        <w:trPr>
+          <w:trHeight w:val="630"/>
+          <w:jc w:val="center"/>
+        </w:trPr>
+        <w:tc>
+          <w:tcPr>
+            <w:tcW w:w="1639" w:type="dxa"/>
+            <w:vAlign w:val="center"/>
+            <w:hideMark/>
+          </w:tcPr>
+          <w:p>
+            <w:pPr>
+              <w:spacing w:before="0" w:after="0" w:line="240" w:lineRule="auto"/>
+              <w:rPr>
+                <w:rFonts w:eastAsia="Times New Roman" w:cs="Times New Roman"/>
+                <w:color w:val="000000"/>
+                <w:lang w:val="pt-BR" w:eastAsia="pt-BR"/>
+              </w:rPr>
+            </w:pPr>
+            <w:r>
+              <w:rPr>
+                <w:rFonts w:eastAsia="Times New Roman" w:cs="Times New Roman"/>
+                <w:color w:val="000000"/>
+                <w:lang w:val="pt-BR" w:eastAsia="pt-BR"/>
+              </w:rPr>
+              <w:t>Qtde de selos</w:t>
+            </w:r>
+          </w:p>
+        </w:tc>
+        <w:tc>
+          <w:tcPr>
+            <w:tcW w:w="1561" w:type="dxa"/>
+            <w:vAlign w:val="center"/>
+            <w:hideMark/>
+          </w:tcPr>
+          <w:p>
+            <w:pPr>
+              <w:spacing w:before="0" w:after="0" w:line="240" w:lineRule="auto"/>
+              <w:rPr>
+                <w:rFonts w:eastAsia="Times New Roman" w:cs="Times New Roman"/>
+                <w:color w:val="000000"/>
+                <w:lang w:val="pt-BR" w:eastAsia="pt-BR"/>
+              </w:rPr>
+            </w:pPr>
+            <w:r>
+              <w:rPr>
+                <w:rFonts w:eastAsia="Times New Roman" w:cs="Times New Roman"/>
+                <w:color w:val="000000"/>
+                <w:lang w:val="pt-BR" w:eastAsia="pt-BR"/>
+              </w:rPr>
+              <w:t>N de touros</w:t>
+            </w:r>
+          </w:p>
+        </w:tc>
+        <w:tc>
+          <w:tcPr>
+            <w:tcW w:w="1406" w:type="dxa"/>
+            <w:vAlign w:val="center"/>
+            <w:hideMark/>
+          </w:tcPr>
+          <w:p>
+            <w:pPr>
+              <w:spacing w:before="0" w:after="0" w:line="240" w:lineRule="auto"/>
+              <w:rPr>
+                <w:rFonts w:eastAsia="Times New Roman" w:cs="Times New Roman"/>
+                <w:color w:val="000000"/>
+                <w:lang w:val="pt-BR" w:eastAsia="pt-BR"/>
+              </w:rPr>
+            </w:pPr>
+            <w:r>
+              <w:rPr>
+                <w:rFonts w:eastAsia="Times New Roman" w:cs="Times New Roman"/>
+                <w:color w:val="000000"/>
+                <w:lang w:val="pt-BR" w:eastAsia="pt-BR"/>
+              </w:rPr>
+              <w:t>Freq. (%)</w:t>
+            </w:r>
+          </w:p>
+        </w:tc>
+        <w:tc>
+          <w:tcPr>
+            <w:tcW w:w="1562" w:type="dxa"/>
+            <w:vAlign w:val="center"/>
+            <w:hideMark/>
+          </w:tcPr>
+          <w:p>
+            <w:pPr>
+              <w:spacing w:before="0" w:after="0" w:line="240" w:lineRule="auto"/>
+              <w:rPr>
+                <w:rFonts w:eastAsia="Times New Roman" w:cs="Times New Roman"/>
+                <w:color w:val="000000"/>
+                <w:lang w:val="pt-BR" w:eastAsia="pt-BR"/>
+              </w:rPr>
+            </w:pPr>
+            <w:r>
+              <w:rPr>
+                <w:rFonts w:eastAsia="Times New Roman" w:cs="Times New Roman"/>
+                <w:color w:val="000000"/>
+                <w:lang w:val="pt-BR" w:eastAsia="pt-BR"/>
+              </w:rPr>
+              <w:t>Preço Médio (R$)</w:t>
+            </w:r>
+          </w:p>
+        </w:tc>
+        <w:tc>
+          <w:tcPr>
+            <w:tcW w:w="1261" w:type="dxa"/>
+            <w:vAlign w:val="center"/>
+            <w:hideMark/>
+          </w:tcPr>
+          <w:p>
+            <w:pPr>
+              <w:spacing w:before="0" w:after="0" w:line="240" w:lineRule="auto"/>
+              <w:rPr>
+                <w:rFonts w:eastAsia="Times New Roman" w:cs="Times New Roman"/>
+                <w:color w:val="000000"/>
+                <w:lang w:val="pt-BR" w:eastAsia="pt-BR"/>
+              </w:rPr>
+            </w:pPr>
+            <w:r>
+              <w:rPr>
+                <w:rFonts w:eastAsia="Times New Roman" w:cs="Times New Roman"/>
+                <w:color w:val="000000"/>
+                <w:lang w:val="pt-BR" w:eastAsia="pt-BR"/>
+              </w:rPr>
+              <w:t>Mediana (R$)</w:t>
+            </w:r>
+          </w:p>
+        </w:tc>
+        <w:tc>
+          <w:tcPr>
+            <w:tcW w:w="1549" w:type="dxa"/>
+            <w:vAlign w:val="center"/>
+            <w:hideMark/>
+          </w:tcPr>
+          <w:p>
+            <w:pPr>
+              <w:spacing w:before="0" w:after="0" w:line="240" w:lineRule="auto"/>
+              <w:rPr>
+                <w:rFonts w:eastAsia="Times New Roman" w:cs="Times New Roman"/>
+                <w:color w:val="000000"/>
+                <w:lang w:val="pt-BR" w:eastAsia="pt-BR"/>
+              </w:rPr>
+            </w:pPr>
+            <w:r>
+              <w:rPr>
+                <w:rFonts w:eastAsia="Times New Roman" w:cs="Times New Roman"/>
+                <w:color w:val="000000"/>
+                <w:lang w:val="pt-BR" w:eastAsia="pt-BR"/>
+              </w:rPr>
+              <w:t>Desvio Padrão (R$)</w:t>
+            </w:r>
+          </w:p>
+        </w:tc>
+      </w:tr>
+      <w:tr>
+        <w:trPr>
+          <w:trHeight w:val="315"/>
+          <w:jc w:val="center"/>
+        </w:trPr>
+        <w:tc>
+          <w:tcPr>
+            <w:tcW w:w="1639" w:type="dxa"/>
+            <w:vAlign w:val="center"/>
+            <w:hideMark/>
+          </w:tcPr>
+          <w:p>
+            <w:pPr>
+              <w:spacing w:before="0" w:after="0" w:line="240" w:lineRule="auto"/>
+              <w:rPr>
+                <w:rFonts w:eastAsia="Times New Roman" w:cs="Times New Roman"/>
+                <w:color w:val="000000"/>
+                <w:lang w:val="pt-BR" w:eastAsia="pt-BR"/>
+              </w:rPr>
+            </w:pPr>
+            <w:r>
+              <w:rPr>
+                <w:rFonts w:eastAsia="Times New Roman" w:cs="Times New Roman"/>
+                <w:color w:val="000000"/>
+                <w:lang w:val="pt-BR" w:eastAsia="pt-BR"/>
+              </w:rPr>
+              <w:t>4 selos</w:t>
+            </w:r>
+          </w:p>
+        </w:tc>
+        <w:tc>
+          <w:tcPr>
+            <w:tcW w:w="1561" w:type="dxa"/>
+            <w:vAlign w:val="center"/>
+            <w:hideMark/>
+          </w:tcPr>
+          <w:p>
+            <w:pPr>
+              <w:spacing w:before="0" w:after="0" w:line="240" w:lineRule="auto"/>
+              <w:rPr>
+                <w:rFonts w:eastAsia="Times New Roman" w:cs="Times New Roman"/>
+                <w:color w:val="000000"/>
+                <w:lang w:val="pt-BR" w:eastAsia="pt-BR"/>
+              </w:rPr>
+            </w:pPr>
+            <w:r>
+              <w:rPr>
+                <w:rFonts w:eastAsia="Times New Roman" w:cs="Times New Roman"/>
+                <w:color w:val="000000"/>
+                <w:lang w:val="pt-BR" w:eastAsia="pt-BR"/>
+              </w:rPr>
+              <w:t>15</w:t>
+            </w:r>
+          </w:p>
+        </w:tc>
+        <w:tc>
+          <w:tcPr>
+            <w:tcW w:w="1406" w:type="dxa"/>
+            <w:vAlign w:val="center"/>
+            <w:hideMark/>
+          </w:tcPr>
+          <w:p>
+            <w:pPr>
+              <w:spacing w:before="0" w:after="0" w:line="240" w:lineRule="auto"/>
+              <w:rPr>
+                <w:rFonts w:eastAsia="Times New Roman" w:cs="Times New Roman"/>
+                <w:color w:val="000000"/>
+                <w:lang w:val="pt-BR" w:eastAsia="pt-BR"/>
+              </w:rPr>
+            </w:pPr>
+            <w:r>
+              <w:rPr>
+                <w:rFonts w:eastAsia="Times New Roman" w:cs="Times New Roman"/>
+                <w:color w:val="000000"/>
+                <w:lang w:val="pt-BR" w:eastAsia="pt-BR"/>
+              </w:rPr>
+              <w:t>0,13</w:t>
+            </w:r>
+          </w:p>
+        </w:tc>
+        <w:tc>
+          <w:tcPr>
+            <w:tcW w:w="1562" w:type="dxa"/>
+            <w:vAlign w:val="center"/>
+            <w:hideMark/>
+          </w:tcPr>
+          <w:p>
+            <w:pPr>
+              <w:spacing w:before="0" w:after="0" w:line="240" w:lineRule="auto"/>
+              <w:rPr>
+                <w:rFonts w:eastAsia="Times New Roman" w:cs="Times New Roman"/>
+                <w:color w:val="000000"/>
+                <w:lang w:val="pt-BR" w:eastAsia="pt-BR"/>
+              </w:rPr>
+            </w:pPr>
+            <w:r>
+              <w:rPr>
+                <w:rFonts w:eastAsia="Times New Roman" w:cs="Times New Roman"/>
+                <w:color w:val="000000"/>
+                <w:lang w:val="pt-BR" w:eastAsia="pt-BR"/>
+              </w:rPr>
+              <w:t>27,42</w:t>
+            </w:r>
+          </w:p>
+        </w:tc>
+        <w:tc>
+          <w:tcPr>
+            <w:tcW w:w="1261" w:type="dxa"/>
+            <w:vAlign w:val="center"/>
+            <w:hideMark/>
+          </w:tcPr>
+          <w:p>
+            <w:pPr>
+              <w:spacing w:before="0" w:after="0" w:line="240" w:lineRule="auto"/>
+              <w:rPr>
+                <w:rFonts w:eastAsia="Times New Roman" w:cs="Times New Roman"/>
+                <w:color w:val="000000"/>
+                <w:lang w:val="pt-BR" w:eastAsia="pt-BR"/>
+              </w:rPr>
+            </w:pPr>
+            <w:r>
+              <w:rPr>
+                <w:rFonts w:eastAsia="Times New Roman" w:cs="Times New Roman"/>
+                <w:color w:val="000000"/>
+                <w:lang w:val="pt-BR" w:eastAsia="pt-BR"/>
+              </w:rPr>
+              <w:t>24,80</w:t>
+            </w:r>
+          </w:p>
+        </w:tc>
+        <w:tc>
+          <w:tcPr>
+            <w:tcW w:w="1549" w:type="dxa"/>
+            <w:vAlign w:val="center"/>
+            <w:hideMark/>
+          </w:tcPr>
+          <w:p>
+            <w:pPr>
+              <w:spacing w:before="0" w:after="0" w:line="240" w:lineRule="auto"/>
+              <w:rPr>
+                <w:rFonts w:eastAsia="Times New Roman" w:cs="Times New Roman"/>
+                <w:color w:val="000000"/>
+                <w:lang w:val="pt-BR" w:eastAsia="pt-BR"/>
+              </w:rPr>
+            </w:pPr>
+            <w:r>
+              <w:rPr>
+                <w:rFonts w:eastAsia="Times New Roman" w:cs="Times New Roman"/>
+                <w:color w:val="000000"/>
+                <w:lang w:val="pt-BR" w:eastAsia="pt-BR"/>
+              </w:rPr>
+              <w:t>6,18</w:t>
+            </w:r>
+          </w:p>
+        </w:tc>
+      </w:tr>
+      <w:tr>
+        <w:trPr>
+          <w:trHeight w:val="315"/>
+          <w:jc w:val="center"/>
+        </w:trPr>
+        <w:tc>
+          <w:tcPr>
+            <w:tcW w:w="1639" w:type="dxa"/>
+            <w:vAlign w:val="center"/>
+            <w:hideMark/>
+          </w:tcPr>
+          <w:p>
+            <w:pPr>
+              <w:spacing w:before="0" w:after="0" w:line="240" w:lineRule="auto"/>
+              <w:rPr>
+                <w:rFonts w:eastAsia="Times New Roman" w:cs="Times New Roman"/>
+                <w:color w:val="000000"/>
+                <w:lang w:val="pt-BR" w:eastAsia="pt-BR"/>
+              </w:rPr>
+            </w:pPr>
+            <w:r>
+              <w:rPr>
+                <w:rFonts w:eastAsia="Times New Roman" w:cs="Times New Roman"/>
+                <w:color w:val="000000"/>
+                <w:lang w:val="pt-BR" w:eastAsia="pt-BR"/>
+              </w:rPr>
+              <w:t xml:space="preserve">5 selos </w:t>
+            </w:r>
+          </w:p>
+        </w:tc>
+        <w:tc>
+          <w:tcPr>
+            <w:tcW w:w="1561" w:type="dxa"/>
+            <w:vAlign w:val="center"/>
+            <w:hideMark/>
+          </w:tcPr>
+          <w:p>
+            <w:pPr>
+              <w:spacing w:before="0" w:after="0" w:line="240" w:lineRule="auto"/>
+              <w:rPr>
+                <w:rFonts w:eastAsia="Times New Roman" w:cs="Times New Roman"/>
+                <w:color w:val="000000"/>
+                <w:lang w:val="pt-BR" w:eastAsia="pt-BR"/>
+              </w:rPr>
+            </w:pPr>
+            <w:r>
+              <w:rPr>
+                <w:rFonts w:eastAsia="Times New Roman" w:cs="Times New Roman"/>
+                <w:color w:val="000000"/>
+                <w:lang w:val="pt-BR" w:eastAsia="pt-BR"/>
+              </w:rPr>
+              <w:t>9</w:t>
+            </w:r>
+          </w:p>
+        </w:tc>
+        <w:tc>
+          <w:tcPr>
+            <w:tcW w:w="1406" w:type="dxa"/>
+            <w:vAlign w:val="center"/>
+            <w:hideMark/>
+          </w:tcPr>
+          <w:p>
+            <w:pPr>
+              <w:spacing w:before="0" w:after="0" w:line="240" w:lineRule="auto"/>
+              <w:rPr>
+                <w:rFonts w:eastAsia="Times New Roman" w:cs="Times New Roman"/>
+                <w:color w:val="000000"/>
+                <w:lang w:val="pt-BR" w:eastAsia="pt-BR"/>
+              </w:rPr>
+            </w:pPr>
+            <w:r>
+              <w:rPr>
+                <w:rFonts w:eastAsia="Times New Roman" w:cs="Times New Roman"/>
+                <w:color w:val="000000"/>
+                <w:lang w:val="pt-BR" w:eastAsia="pt-BR"/>
+              </w:rPr>
+              <w:t>0,08</w:t>
+            </w:r>
+          </w:p>
+        </w:tc>
+        <w:tc>
+          <w:tcPr>
+            <w:tcW w:w="1562" w:type="dxa"/>
+            <w:vAlign w:val="center"/>
+            <w:hideMark/>
+          </w:tcPr>
+          <w:p>
+            <w:pPr>
+              <w:spacing w:before="0" w:after="0" w:line="240" w:lineRule="auto"/>
+              <w:rPr>
+                <w:rFonts w:eastAsia="Times New Roman" w:cs="Times New Roman"/>
+                <w:color w:val="000000"/>
+                <w:lang w:val="pt-BR" w:eastAsia="pt-BR"/>
+              </w:rPr>
+            </w:pPr>
+            <w:r>
+              <w:rPr>
+                <w:rFonts w:eastAsia="Times New Roman" w:cs="Times New Roman"/>
+                <w:color w:val="000000"/>
+                <w:lang w:val="pt-BR" w:eastAsia="pt-BR"/>
+              </w:rPr>
+              <w:t>31,63</w:t>
+            </w:r>
+          </w:p>
+        </w:tc>
+        <w:tc>
+          <w:tcPr>
+            <w:tcW w:w="1261" w:type="dxa"/>
+            <w:vAlign w:val="center"/>
+            <w:hideMark/>
+          </w:tcPr>
+          <w:p>
+            <w:pPr>
+              <w:spacing w:before="0" w:after="0" w:line="240" w:lineRule="auto"/>
+              <w:rPr>
+                <w:rFonts w:eastAsia="Times New Roman" w:cs="Times New Roman"/>
+                <w:color w:val="000000"/>
+                <w:lang w:val="pt-BR" w:eastAsia="pt-BR"/>
+              </w:rPr>
+            </w:pPr>
+            <w:r>
+              <w:rPr>
+                <w:rFonts w:eastAsia="Times New Roman" w:cs="Times New Roman"/>
+                <w:color w:val="000000"/>
+                <w:lang w:val="pt-BR" w:eastAsia="pt-BR"/>
+              </w:rPr>
+              <w:t>31,20</w:t>
+            </w:r>
+          </w:p>
+        </w:tc>
+        <w:tc>
+          <w:tcPr>
+            <w:tcW w:w="1549" w:type="dxa"/>
+            <w:vAlign w:val="center"/>
+            <w:hideMark/>
+          </w:tcPr>
+          <w:p>
+            <w:pPr>
+              <w:spacing w:before="0" w:after="0" w:line="240" w:lineRule="auto"/>
+              <w:rPr>
+                <w:rFonts w:eastAsia="Times New Roman" w:cs="Times New Roman"/>
+                <w:color w:val="000000"/>
+                <w:lang w:val="pt-BR" w:eastAsia="pt-BR"/>
+              </w:rPr>
+            </w:pPr>
+            <w:r>
+              <w:rPr>
+                <w:rFonts w:eastAsia="Times New Roman" w:cs="Times New Roman"/>
+                <w:color w:val="000000"/>
+                <w:lang w:val="pt-BR" w:eastAsia="pt-BR"/>
+              </w:rPr>
+              <w:t>5,19</w:t>
+            </w:r>
+          </w:p>
+        </w:tc>
+      </w:tr>
+      <w:tr>
+        <w:trPr>
+          <w:trHeight w:val="315"/>
+          <w:jc w:val="center"/>
+        </w:trPr>
+        <w:tc>
+          <w:tcPr>
+            <w:tcW w:w="1639" w:type="dxa"/>
+            <w:vAlign w:val="center"/>
+            <w:hideMark/>
+          </w:tcPr>
+          <w:p>
+            <w:pPr>
+              <w:spacing w:before="0" w:after="0" w:line="240" w:lineRule="auto"/>
+              <w:rPr>
+                <w:rFonts w:eastAsia="Times New Roman" w:cs="Times New Roman"/>
+                <w:color w:val="000000"/>
+                <w:lang w:val="pt-BR" w:eastAsia="pt-BR"/>
+              </w:rPr>
+            </w:pPr>
+            <w:r>
+              <w:rPr>
+                <w:rFonts w:eastAsia="Times New Roman" w:cs="Times New Roman"/>
+                <w:color w:val="000000"/>
+                <w:lang w:val="pt-BR" w:eastAsia="pt-BR"/>
+              </w:rPr>
+              <w:t xml:space="preserve">6 selos </w:t>
+            </w:r>
+          </w:p>
+        </w:tc>
+        <w:tc>
+          <w:tcPr>
+            <w:tcW w:w="1561" w:type="dxa"/>
+            <w:vAlign w:val="center"/>
+            <w:hideMark/>
+          </w:tcPr>
+          <w:p>
+            <w:pPr>
+              <w:spacing w:before="0" w:after="0" w:line="240" w:lineRule="auto"/>
+              <w:rPr>
+                <w:rFonts w:eastAsia="Times New Roman" w:cs="Times New Roman"/>
+                <w:color w:val="000000"/>
+                <w:lang w:val="pt-BR" w:eastAsia="pt-BR"/>
+              </w:rPr>
+            </w:pPr>
+            <w:r>
+              <w:rPr>
+                <w:rFonts w:eastAsia="Times New Roman" w:cs="Times New Roman"/>
+                <w:color w:val="000000"/>
+                <w:lang w:val="pt-BR" w:eastAsia="pt-BR"/>
+              </w:rPr>
+              <w:t>32</w:t>
+            </w:r>
+          </w:p>
+        </w:tc>
+        <w:tc>
+          <w:tcPr>
+            <w:tcW w:w="1406" w:type="dxa"/>
+            <w:vAlign w:val="center"/>
+            <w:hideMark/>
+          </w:tcPr>
+          <w:p>
+            <w:pPr>
+              <w:spacing w:before="0" w:after="0" w:line="240" w:lineRule="auto"/>
+              <w:rPr>
+                <w:rFonts w:eastAsia="Times New Roman" w:cs="Times New Roman"/>
+                <w:color w:val="000000"/>
+                <w:lang w:val="pt-BR" w:eastAsia="pt-BR"/>
+              </w:rPr>
+            </w:pPr>
+            <w:r>
+              <w:rPr>
+                <w:rFonts w:eastAsia="Times New Roman" w:cs="Times New Roman"/>
+                <w:color w:val="000000"/>
+                <w:lang w:val="pt-BR" w:eastAsia="pt-BR"/>
+              </w:rPr>
+              <w:t>0,28</w:t>
+            </w:r>
+          </w:p>
+        </w:tc>
+        <w:tc>
+          <w:tcPr>
+            <w:tcW w:w="1562" w:type="dxa"/>
+            <w:vAlign w:val="center"/>
+            <w:hideMark/>
+          </w:tcPr>
+          <w:p>
+            <w:pPr>
+              <w:spacing w:before="0" w:after="0" w:line="240" w:lineRule="auto"/>
+              <w:rPr>
+                <w:rFonts w:eastAsia="Times New Roman" w:cs="Times New Roman"/>
+                <w:color w:val="000000"/>
+                <w:lang w:val="pt-BR" w:eastAsia="pt-BR"/>
+              </w:rPr>
+            </w:pPr>
+            <w:r>
+              <w:rPr>
+                <w:rFonts w:eastAsia="Times New Roman" w:cs="Times New Roman"/>
+                <w:color w:val="000000"/>
+                <w:lang w:val="pt-BR" w:eastAsia="pt-BR"/>
+              </w:rPr>
+              <w:t>31,23</w:t>
+            </w:r>
+          </w:p>
+        </w:tc>
+        <w:tc>
+          <w:tcPr>
+            <w:tcW w:w="1261" w:type="dxa"/>
+            <w:vAlign w:val="center"/>
+            <w:hideMark/>
+          </w:tcPr>
+          <w:p>
+            <w:pPr>
+              <w:spacing w:before="0" w:after="0" w:line="240" w:lineRule="auto"/>
+              <w:rPr>
+                <w:rFonts w:eastAsia="Times New Roman" w:cs="Times New Roman"/>
+                <w:color w:val="000000"/>
+                <w:lang w:val="pt-BR" w:eastAsia="pt-BR"/>
+              </w:rPr>
+            </w:pPr>
+            <w:r>
+              <w:rPr>
+                <w:rFonts w:eastAsia="Times New Roman" w:cs="Times New Roman"/>
+                <w:color w:val="000000"/>
+                <w:lang w:val="pt-BR" w:eastAsia="pt-BR"/>
+              </w:rPr>
+              <w:t>27,00</w:t>
+            </w:r>
+          </w:p>
+        </w:tc>
+        <w:tc>
+          <w:tcPr>
+            <w:tcW w:w="1549" w:type="dxa"/>
+            <w:vAlign w:val="center"/>
+            <w:hideMark/>
+          </w:tcPr>
+          <w:p>
+            <w:pPr>
+              <w:spacing w:before="0" w:after="0" w:line="240" w:lineRule="auto"/>
+              <w:rPr>
+                <w:rFonts w:eastAsia="Times New Roman" w:cs="Times New Roman"/>
+                <w:color w:val="000000"/>
+                <w:lang w:val="pt-BR" w:eastAsia="pt-BR"/>
+              </w:rPr>
+            </w:pPr>
+            <w:r>
+              <w:rPr>
+                <w:rFonts w:eastAsia="Times New Roman" w:cs="Times New Roman"/>
+                <w:color w:val="000000"/>
+                <w:lang w:val="pt-BR" w:eastAsia="pt-BR"/>
+              </w:rPr>
+              <w:t>6,84</w:t>
+            </w:r>
+          </w:p>
+        </w:tc>
+      </w:tr>
+      <w:tr>
+        <w:trPr>
+          <w:trHeight w:val="315"/>
+          <w:jc w:val="center"/>
+        </w:trPr>
+        <w:tc>
+          <w:tcPr>
+            <w:tcW w:w="1639" w:type="dxa"/>
+            <w:vAlign w:val="center"/>
+            <w:hideMark/>
+          </w:tcPr>
+          <w:p>
+            <w:pPr>
+              <w:spacing w:before="0" w:after="0" w:line="240" w:lineRule="auto"/>
+              <w:rPr>
+                <w:rFonts w:eastAsia="Times New Roman" w:cs="Times New Roman"/>
+                <w:color w:val="000000"/>
+                <w:lang w:val="pt-BR" w:eastAsia="pt-BR"/>
+              </w:rPr>
+            </w:pPr>
+            <w:r>
+              <w:rPr>
+                <w:rFonts w:eastAsia="Times New Roman" w:cs="Times New Roman"/>
+                <w:color w:val="000000"/>
+                <w:lang w:val="pt-BR" w:eastAsia="pt-BR"/>
+              </w:rPr>
+              <w:t xml:space="preserve">7 selos </w:t>
+            </w:r>
+          </w:p>
+        </w:tc>
+        <w:tc>
+          <w:tcPr>
+            <w:tcW w:w="1561" w:type="dxa"/>
+            <w:vAlign w:val="center"/>
+            <w:hideMark/>
+          </w:tcPr>
+          <w:p>
+            <w:pPr>
+              <w:spacing w:before="0" w:after="0" w:line="240" w:lineRule="auto"/>
+              <w:rPr>
+                <w:rFonts w:eastAsia="Times New Roman" w:cs="Times New Roman"/>
+                <w:color w:val="000000"/>
+                <w:lang w:val="pt-BR" w:eastAsia="pt-BR"/>
+              </w:rPr>
+            </w:pPr>
+            <w:r>
+              <w:rPr>
+                <w:rFonts w:eastAsia="Times New Roman" w:cs="Times New Roman"/>
+                <w:color w:val="000000"/>
+                <w:lang w:val="pt-BR" w:eastAsia="pt-BR"/>
+              </w:rPr>
+              <w:t>36</w:t>
+            </w:r>
+          </w:p>
+        </w:tc>
+        <w:tc>
+          <w:tcPr>
+            <w:tcW w:w="1406" w:type="dxa"/>
+            <w:vAlign w:val="center"/>
+            <w:hideMark/>
+          </w:tcPr>
+          <w:p>
+            <w:pPr>
+              <w:spacing w:before="0" w:after="0" w:line="240" w:lineRule="auto"/>
+              <w:rPr>
+                <w:rFonts w:eastAsia="Times New Roman" w:cs="Times New Roman"/>
+                <w:color w:val="000000"/>
+                <w:lang w:val="pt-BR" w:eastAsia="pt-BR"/>
+              </w:rPr>
+            </w:pPr>
+            <w:r>
+              <w:rPr>
+                <w:rFonts w:eastAsia="Times New Roman" w:cs="Times New Roman"/>
+                <w:color w:val="000000"/>
+                <w:lang w:val="pt-BR" w:eastAsia="pt-BR"/>
+              </w:rPr>
+              <w:t>0,31</w:t>
+            </w:r>
+          </w:p>
+        </w:tc>
+        <w:tc>
+          <w:tcPr>
+            <w:tcW w:w="1562" w:type="dxa"/>
+            <w:vAlign w:val="center"/>
+            <w:hideMark/>
+          </w:tcPr>
+          <w:p>
+            <w:pPr>
+              <w:spacing w:before="0" w:after="0" w:line="240" w:lineRule="auto"/>
+              <w:rPr>
+                <w:rFonts w:eastAsia="Times New Roman" w:cs="Times New Roman"/>
+                <w:color w:val="000000"/>
+                <w:lang w:val="pt-BR" w:eastAsia="pt-BR"/>
+              </w:rPr>
+            </w:pPr>
+            <w:r>
+              <w:rPr>
+                <w:rFonts w:eastAsia="Times New Roman" w:cs="Times New Roman"/>
+                <w:color w:val="000000"/>
+                <w:lang w:val="pt-BR" w:eastAsia="pt-BR"/>
+              </w:rPr>
+              <w:t>33,61</w:t>
+            </w:r>
+          </w:p>
+        </w:tc>
+        <w:tc>
+          <w:tcPr>
+            <w:tcW w:w="1261" w:type="dxa"/>
+            <w:vAlign w:val="center"/>
+            <w:hideMark/>
+          </w:tcPr>
+          <w:p>
+            <w:pPr>
+              <w:spacing w:before="0" w:after="0" w:line="240" w:lineRule="auto"/>
+              <w:rPr>
+                <w:rFonts w:eastAsia="Times New Roman" w:cs="Times New Roman"/>
+                <w:color w:val="000000"/>
+                <w:lang w:val="pt-BR" w:eastAsia="pt-BR"/>
+              </w:rPr>
+            </w:pPr>
+            <w:r>
+              <w:rPr>
+                <w:rFonts w:eastAsia="Times New Roman" w:cs="Times New Roman"/>
+                <w:color w:val="000000"/>
+                <w:lang w:val="pt-BR" w:eastAsia="pt-BR"/>
+              </w:rPr>
+              <w:t>27,00</w:t>
+            </w:r>
+          </w:p>
+        </w:tc>
+        <w:tc>
+          <w:tcPr>
+            <w:tcW w:w="1549" w:type="dxa"/>
+            <w:vAlign w:val="center"/>
+            <w:hideMark/>
+          </w:tcPr>
+          <w:p>
+            <w:pPr>
+              <w:spacing w:before="0" w:after="0" w:line="240" w:lineRule="auto"/>
+              <w:rPr>
+                <w:rFonts w:eastAsia="Times New Roman" w:cs="Times New Roman"/>
+                <w:color w:val="000000"/>
+                <w:lang w:val="pt-BR" w:eastAsia="pt-BR"/>
+              </w:rPr>
+            </w:pPr>
+            <w:r>
+              <w:rPr>
+                <w:rFonts w:eastAsia="Times New Roman" w:cs="Times New Roman"/>
+                <w:color w:val="000000"/>
+                <w:lang w:val="pt-BR" w:eastAsia="pt-BR"/>
+              </w:rPr>
+              <w:t>9,44</w:t>
+            </w:r>
+          </w:p>
+        </w:tc>
+      </w:tr>
+      <w:tr>
+        <w:trPr>
+          <w:trHeight w:val="315"/>
+          <w:jc w:val="center"/>
+        </w:trPr>
+        <w:tc>
+          <w:tcPr>
+            <w:tcW w:w="1639" w:type="dxa"/>
+            <w:vAlign w:val="center"/>
+            <w:hideMark/>
+          </w:tcPr>
+          <w:p>
+            <w:pPr>
+              <w:spacing w:before="0" w:after="0" w:line="240" w:lineRule="auto"/>
+              <w:rPr>
+                <w:rFonts w:eastAsia="Times New Roman" w:cs="Times New Roman"/>
+                <w:color w:val="000000"/>
+                <w:lang w:val="pt-BR" w:eastAsia="pt-BR"/>
+              </w:rPr>
+            </w:pPr>
+            <w:r>
+              <w:rPr>
+                <w:rFonts w:eastAsia="Times New Roman" w:cs="Times New Roman"/>
+                <w:color w:val="000000"/>
+                <w:lang w:val="pt-BR" w:eastAsia="pt-BR"/>
+              </w:rPr>
+              <w:t xml:space="preserve">8 selos </w:t>
+            </w:r>
+          </w:p>
+        </w:tc>
+        <w:tc>
+          <w:tcPr>
+            <w:tcW w:w="1561" w:type="dxa"/>
+            <w:vAlign w:val="center"/>
+            <w:hideMark/>
+          </w:tcPr>
+          <w:p>
+            <w:pPr>
+              <w:spacing w:before="0" w:after="0" w:line="240" w:lineRule="auto"/>
+              <w:rPr>
+                <w:rFonts w:eastAsia="Times New Roman" w:cs="Times New Roman"/>
+                <w:color w:val="000000"/>
+                <w:lang w:val="pt-BR" w:eastAsia="pt-BR"/>
+              </w:rPr>
+            </w:pPr>
+            <w:r>
+              <w:rPr>
+                <w:rFonts w:eastAsia="Times New Roman" w:cs="Times New Roman"/>
+                <w:color w:val="000000"/>
+                <w:lang w:val="pt-BR" w:eastAsia="pt-BR"/>
+              </w:rPr>
+              <w:t>14</w:t>
+            </w:r>
+          </w:p>
+        </w:tc>
+        <w:tc>
+          <w:tcPr>
+            <w:tcW w:w="1406" w:type="dxa"/>
+            <w:vAlign w:val="center"/>
+            <w:hideMark/>
+          </w:tcPr>
+          <w:p>
+            <w:pPr>
+              <w:spacing w:before="0" w:after="0" w:line="240" w:lineRule="auto"/>
+              <w:rPr>
+                <w:rFonts w:eastAsia="Times New Roman" w:cs="Times New Roman"/>
+                <w:color w:val="000000"/>
+                <w:lang w:val="pt-BR" w:eastAsia="pt-BR"/>
+              </w:rPr>
+            </w:pPr>
+            <w:r>
+              <w:rPr>
+                <w:rFonts w:eastAsia="Times New Roman" w:cs="Times New Roman"/>
+                <w:color w:val="000000"/>
+                <w:lang w:val="pt-BR" w:eastAsia="pt-BR"/>
+              </w:rPr>
+              <w:t>0,12</w:t>
+            </w:r>
+          </w:p>
+        </w:tc>
+        <w:tc>
+          <w:tcPr>
+            <w:tcW w:w="1562" w:type="dxa"/>
+            <w:vAlign w:val="center"/>
+            <w:hideMark/>
+          </w:tcPr>
+          <w:p>
+            <w:pPr>
+              <w:spacing w:before="0" w:after="0" w:line="240" w:lineRule="auto"/>
+              <w:rPr>
+                <w:rFonts w:eastAsia="Times New Roman" w:cs="Times New Roman"/>
+                <w:color w:val="000000"/>
+                <w:lang w:val="pt-BR" w:eastAsia="pt-BR"/>
+              </w:rPr>
+            </w:pPr>
+            <w:r>
+              <w:rPr>
+                <w:rFonts w:eastAsia="Times New Roman" w:cs="Times New Roman"/>
+                <w:color w:val="000000"/>
+                <w:lang w:val="pt-BR" w:eastAsia="pt-BR"/>
+              </w:rPr>
+              <w:t>35,41</w:t>
+            </w:r>
+          </w:p>
+        </w:tc>
+        <w:tc>
+          <w:tcPr>
+            <w:tcW w:w="1261" w:type="dxa"/>
+            <w:vAlign w:val="center"/>
+            <w:hideMark/>
+          </w:tcPr>
+          <w:p>
+            <w:pPr>
+              <w:spacing w:before="0" w:after="0" w:line="240" w:lineRule="auto"/>
+              <w:rPr>
+                <w:rFonts w:eastAsia="Times New Roman" w:cs="Times New Roman"/>
+                <w:color w:val="000000"/>
+                <w:lang w:val="pt-BR" w:eastAsia="pt-BR"/>
+              </w:rPr>
+            </w:pPr>
+            <w:r>
+              <w:rPr>
+                <w:rFonts w:eastAsia="Times New Roman" w:cs="Times New Roman"/>
+                <w:color w:val="000000"/>
+                <w:lang w:val="pt-BR" w:eastAsia="pt-BR"/>
+              </w:rPr>
+              <w:t>36,00</w:t>
+            </w:r>
+          </w:p>
+        </w:tc>
+        <w:tc>
+          <w:tcPr>
+            <w:tcW w:w="1549" w:type="dxa"/>
+            <w:vAlign w:val="center"/>
+            <w:hideMark/>
+          </w:tcPr>
+          <w:p>
+            <w:pPr>
+              <w:spacing w:before="0" w:after="0" w:line="240" w:lineRule="auto"/>
+              <w:rPr>
+                <w:rFonts w:eastAsia="Times New Roman" w:cs="Times New Roman"/>
+                <w:color w:val="000000"/>
+                <w:lang w:val="pt-BR" w:eastAsia="pt-BR"/>
+              </w:rPr>
+            </w:pPr>
+            <w:r>
+              <w:rPr>
+                <w:rFonts w:eastAsia="Times New Roman" w:cs="Times New Roman"/>
+                <w:color w:val="000000"/>
+                <w:lang w:val="pt-BR" w:eastAsia="pt-BR"/>
+              </w:rPr>
+              <w:t>7,79</w:t>
+            </w:r>
+          </w:p>
+        </w:tc>
+      </w:tr>
+      <w:tr>
+        <w:trPr>
+          <w:trHeight w:val="315"/>
+          <w:jc w:val="center"/>
+        </w:trPr>
+        <w:tc>
+          <w:tcPr>
+            <w:tcW w:w="1639" w:type="dxa"/>
+            <w:vAlign w:val="center"/>
+            <w:hideMark/>
+          </w:tcPr>
+          <w:p>
+            <w:pPr>
+              <w:spacing w:before="0" w:after="0" w:line="240" w:lineRule="auto"/>
+              <w:rPr>
+                <w:rFonts w:eastAsia="Times New Roman" w:cs="Times New Roman"/>
+                <w:color w:val="000000"/>
+                <w:lang w:val="pt-BR" w:eastAsia="pt-BR"/>
+              </w:rPr>
+            </w:pPr>
+            <w:r>
+              <w:rPr>
+                <w:rFonts w:eastAsia="Times New Roman" w:cs="Times New Roman"/>
+                <w:color w:val="000000"/>
+                <w:lang w:val="pt-BR" w:eastAsia="pt-BR"/>
+              </w:rPr>
+              <w:t xml:space="preserve">9 selos </w:t>
+            </w:r>
+          </w:p>
+        </w:tc>
+        <w:tc>
+          <w:tcPr>
+            <w:tcW w:w="1561" w:type="dxa"/>
+            <w:vAlign w:val="center"/>
+            <w:hideMark/>
+          </w:tcPr>
+          <w:p>
+            <w:pPr>
+              <w:spacing w:before="0" w:after="0" w:line="240" w:lineRule="auto"/>
+              <w:rPr>
+                <w:rFonts w:eastAsia="Times New Roman" w:cs="Times New Roman"/>
+                <w:color w:val="000000"/>
+                <w:lang w:val="pt-BR" w:eastAsia="pt-BR"/>
+              </w:rPr>
+            </w:pPr>
+            <w:r>
+              <w:rPr>
+                <w:rFonts w:eastAsia="Times New Roman" w:cs="Times New Roman"/>
+                <w:color w:val="000000"/>
+                <w:lang w:val="pt-BR" w:eastAsia="pt-BR"/>
+              </w:rPr>
+              <w:t>7</w:t>
+            </w:r>
+          </w:p>
+        </w:tc>
+        <w:tc>
+          <w:tcPr>
+            <w:tcW w:w="1406" w:type="dxa"/>
+            <w:vAlign w:val="center"/>
+            <w:hideMark/>
+          </w:tcPr>
+          <w:p>
+            <w:pPr>
+              <w:spacing w:before="0" w:after="0" w:line="240" w:lineRule="auto"/>
+              <w:rPr>
+                <w:rFonts w:eastAsia="Times New Roman" w:cs="Times New Roman"/>
+                <w:color w:val="000000"/>
+                <w:lang w:val="pt-BR" w:eastAsia="pt-BR"/>
+              </w:rPr>
+            </w:pPr>
+            <w:r>
+              <w:rPr>
+                <w:rFonts w:eastAsia="Times New Roman" w:cs="Times New Roman"/>
+                <w:color w:val="000000"/>
+                <w:lang w:val="pt-BR" w:eastAsia="pt-BR"/>
+              </w:rPr>
+              <w:t>0,06</w:t>
+            </w:r>
+          </w:p>
+        </w:tc>
+        <w:tc>
+          <w:tcPr>
+            <w:tcW w:w="1562" w:type="dxa"/>
+            <w:vAlign w:val="center"/>
+            <w:hideMark/>
+          </w:tcPr>
+          <w:p>
+            <w:pPr>
+              <w:spacing w:before="0" w:after="0" w:line="240" w:lineRule="auto"/>
+              <w:rPr>
+                <w:rFonts w:eastAsia="Times New Roman" w:cs="Times New Roman"/>
+                <w:color w:val="000000"/>
+                <w:lang w:val="pt-BR" w:eastAsia="pt-BR"/>
+              </w:rPr>
+            </w:pPr>
+            <w:r>
+              <w:rPr>
+                <w:rFonts w:eastAsia="Times New Roman" w:cs="Times New Roman"/>
+                <w:color w:val="000000"/>
+                <w:lang w:val="pt-BR" w:eastAsia="pt-BR"/>
+              </w:rPr>
+              <w:t>35,70</w:t>
+            </w:r>
+          </w:p>
+        </w:tc>
+        <w:tc>
+          <w:tcPr>
+            <w:tcW w:w="1261" w:type="dxa"/>
+            <w:vAlign w:val="center"/>
+            <w:hideMark/>
+          </w:tcPr>
+          <w:p>
+            <w:pPr>
+              <w:spacing w:before="0" w:after="0" w:line="240" w:lineRule="auto"/>
+              <w:rPr>
+                <w:rFonts w:eastAsia="Times New Roman" w:cs="Times New Roman"/>
+                <w:color w:val="000000"/>
+                <w:lang w:val="pt-BR" w:eastAsia="pt-BR"/>
+              </w:rPr>
+            </w:pPr>
+            <w:r>
+              <w:rPr>
+                <w:rFonts w:eastAsia="Times New Roman" w:cs="Times New Roman"/>
+                <w:color w:val="000000"/>
+                <w:lang w:val="pt-BR" w:eastAsia="pt-BR"/>
+              </w:rPr>
+              <w:t>35,00</w:t>
+            </w:r>
+          </w:p>
+        </w:tc>
+        <w:tc>
+          <w:tcPr>
+            <w:tcW w:w="1549" w:type="dxa"/>
+            <w:vAlign w:val="center"/>
+            <w:hideMark/>
+          </w:tcPr>
+          <w:p>
+            <w:pPr>
+              <w:spacing w:before="0" w:after="0" w:line="240" w:lineRule="auto"/>
+              <w:rPr>
+                <w:rFonts w:eastAsia="Times New Roman" w:cs="Times New Roman"/>
+                <w:color w:val="000000"/>
+                <w:lang w:val="pt-BR" w:eastAsia="pt-BR"/>
+              </w:rPr>
+            </w:pPr>
+            <w:r>
+              <w:rPr>
+                <w:rFonts w:eastAsia="Times New Roman" w:cs="Times New Roman"/>
+                <w:color w:val="000000"/>
+                <w:lang w:val="pt-BR" w:eastAsia="pt-BR"/>
+              </w:rPr>
+              <w:t>4,26</w:t>
+            </w:r>
+          </w:p>
+        </w:tc>
+      </w:tr>
+      <w:tr>
+        <w:trPr>
+          <w:trHeight w:val="315"/>
+          <w:jc w:val="center"/>
+        </w:trPr>
+        <w:tc>
+          <w:tcPr>
+            <w:tcW w:w="1639" w:type="dxa"/>
+            <w:vAlign w:val="center"/>
+            <w:hideMark/>
+          </w:tcPr>
+          <w:p>
+            <w:pPr>
+              <w:spacing w:before="0" w:after="0" w:line="240" w:lineRule="auto"/>
+              <w:rPr>
+                <w:rFonts w:eastAsia="Times New Roman" w:cs="Times New Roman"/>
+                <w:color w:val="000000"/>
+                <w:lang w:val="pt-BR" w:eastAsia="pt-BR"/>
+              </w:rPr>
+            </w:pPr>
+            <w:r>
+              <w:rPr>
+                <w:rFonts w:eastAsia="Times New Roman" w:cs="Times New Roman"/>
+                <w:color w:val="000000"/>
+                <w:lang w:val="pt-BR" w:eastAsia="pt-BR"/>
+              </w:rPr>
+              <w:t>Total</w:t>
+            </w:r>
+          </w:p>
+        </w:tc>
+        <w:tc>
+          <w:tcPr>
+            <w:tcW w:w="1561" w:type="dxa"/>
+            <w:vAlign w:val="center"/>
+            <w:hideMark/>
+          </w:tcPr>
+          <w:p>
+            <w:pPr>
+              <w:spacing w:before="0" w:after="0" w:line="240" w:lineRule="auto"/>
+              <w:rPr>
+                <w:rFonts w:eastAsia="Times New Roman" w:cs="Times New Roman"/>
+                <w:color w:val="000000"/>
+                <w:lang w:val="pt-BR" w:eastAsia="pt-BR"/>
+              </w:rPr>
+            </w:pPr>
+            <w:r>
+              <w:rPr>
+                <w:rFonts w:eastAsia="Times New Roman" w:cs="Times New Roman"/>
+                <w:color w:val="000000"/>
+                <w:lang w:val="pt-BR" w:eastAsia="pt-BR"/>
+              </w:rPr>
+              <w:t>115</w:t>
+            </w:r>
+          </w:p>
+        </w:tc>
+        <w:tc>
+          <w:tcPr>
+            <w:tcW w:w="1406" w:type="dxa"/>
+            <w:vAlign w:val="center"/>
+            <w:hideMark/>
+          </w:tcPr>
+          <w:p>
+            <w:pPr>
+              <w:spacing w:before="0" w:after="0" w:line="240" w:lineRule="auto"/>
+              <w:rPr>
+                <w:rFonts w:eastAsia="Times New Roman" w:cs="Times New Roman"/>
+                <w:color w:val="000000"/>
+                <w:lang w:val="pt-BR" w:eastAsia="pt-BR"/>
+              </w:rPr>
+            </w:pPr>
+            <w:r>
+              <w:rPr>
+                <w:rFonts w:eastAsia="Times New Roman" w:cs="Times New Roman"/>
+                <w:color w:val="000000"/>
+                <w:lang w:val="pt-BR" w:eastAsia="pt-BR"/>
+              </w:rPr>
+              <w:t>1,00</w:t>
+            </w:r>
+          </w:p>
+        </w:tc>
+        <w:tc>
+          <w:tcPr>
+            <w:tcW w:w="1562" w:type="dxa"/>
+            <w:vAlign w:val="center"/>
+            <w:hideMark/>
+          </w:tcPr>
+          <w:p>
+            <w:pPr>
+              <w:spacing w:before="0" w:after="0" w:line="240" w:lineRule="auto"/>
+              <w:rPr>
+                <w:rFonts w:eastAsia="Times New Roman" w:cs="Times New Roman"/>
+                <w:color w:val="000000"/>
+                <w:lang w:val="pt-BR" w:eastAsia="pt-BR"/>
+              </w:rPr>
+            </w:pPr>
+            <w:r>
+              <w:rPr>
+                <w:rFonts w:eastAsia="Times New Roman" w:cs="Times New Roman"/>
+                <w:color w:val="000000"/>
+                <w:lang w:val="pt-BR" w:eastAsia="pt-BR"/>
+              </w:rPr>
+              <w:t>32,58</w:t>
+            </w:r>
+          </w:p>
+        </w:tc>
+        <w:tc>
+          <w:tcPr>
+            <w:tcW w:w="1261" w:type="dxa"/>
+            <w:vAlign w:val="center"/>
+            <w:hideMark/>
+          </w:tcPr>
+          <w:p>
+            <w:pPr>
+              <w:spacing w:before="0" w:after="0" w:line="240" w:lineRule="auto"/>
+              <w:rPr>
+                <w:rFonts w:eastAsia="Times New Roman" w:cs="Times New Roman"/>
+                <w:color w:val="000000"/>
+                <w:lang w:val="pt-BR" w:eastAsia="pt-BR"/>
+              </w:rPr>
+            </w:pPr>
+            <w:r>
+              <w:rPr>
+                <w:rFonts w:eastAsia="Times New Roman" w:cs="Times New Roman"/>
+                <w:color w:val="000000"/>
+                <w:lang w:val="pt-BR" w:eastAsia="pt-BR"/>
+              </w:rPr>
+              <w:t>27,00</w:t>
+            </w:r>
+          </w:p>
+        </w:tc>
+        <w:tc>
+          <w:tcPr>
+            <w:tcW w:w="1549" w:type="dxa"/>
+            <w:vAlign w:val="center"/>
+            <w:hideMark/>
+          </w:tcPr>
+          <w:p>
+            <w:pPr>
+              <w:spacing w:before="0" w:after="0" w:line="240" w:lineRule="auto"/>
+              <w:rPr>
+                <w:rFonts w:eastAsia="Times New Roman" w:cs="Times New Roman"/>
+                <w:color w:val="000000"/>
+                <w:lang w:val="pt-BR" w:eastAsia="pt-BR"/>
+              </w:rPr>
+            </w:pPr>
+            <w:r>
+              <w:rPr>
+                <w:rFonts w:eastAsia="Times New Roman" w:cs="Times New Roman"/>
+                <w:color w:val="000000"/>
+                <w:lang w:val="pt-BR" w:eastAsia="pt-BR"/>
+              </w:rPr>
+              <w:t>8,11</w:t>
+            </w:r>
+          </w:p>
+        </w:tc>
+      </w:tr>
+    </w:tbl>
+    <w:p>
+      <w:pPr>
+        <w:rPr>
+          <w:lang w:val="pt-BR"/>
+        </w:rPr>
+      </w:pPr>
+      <w:r>
+        <w:rPr>
+          <w:lang w:val="pt-BR"/>
+        </w:rPr>
+        <w:t>Excluídos da análise gráfica de degrau por critério de robustez estatística (N &lt; 3).</w:t>
+      </w:r>
+    </w:p>
+    <w:p>
+      <w:pPr>
+        <w:rPr>
+          <w:lang w:val="pt-BR"/>
+        </w:rPr>
+      </w:pPr>
+      <w:r>
+        <w:rPr>
+          <w:lang w:val="pt-BR"/>
+        </w:rPr>
+        <w:t>A evolução sequencial de acúmulo de selos é sintetizada no gráfico em cascata (</w:t>
+      </w:r>
+      <w:r>
+        <w:rPr>
+          <w:lang w:val="pt-BR"/>
+        </w:rPr>
+        <w:t>Gráfico 06</w:t>
+      </w:r>
+      <w:r>
+        <w:rPr>
+          <w:lang w:val="pt-BR"/>
+        </w:rPr>
+        <w:t>):</w:t>
+      </w:r>
+    </w:p>
+    <w:p>
+      <w:pPr>
+        <w:rPr>
+          <w:lang w:val="pt-BR"/>
+        </w:rPr>
+      </w:pPr>
+    </w:p>
+    <w:p>
+      <w:pPr>
+        <w:rPr>
+          <w:lang w:val="pt-BR"/>
+        </w:rPr>
+      </w:pPr>
+    </w:p>
+    <w:p>
+      <w:pPr>
+        <w:rPr>
+          <w:lang w:val="pt-BR"/>
+        </w:rPr>
+      </w:pPr>
+      <w:r>
+        <w:rPr>
+          <w:b/>
+          <w:bCs/>
+          <w:lang w:val="pt-BR"/>
+        </w:rPr>
+        <w:lastRenderedPageBreak/>
+        <w:t>Gráfico</w:t>
+      </w:r>
+      <w:r>
+        <w:rPr>
+          <w:b/>
+          <w:bCs/>
+          <w:lang w:val="pt-BR"/>
+        </w:rPr>
+        <w:t xml:space="preserve"> 06.</w:t>
+      </w:r>
+      <w:r>
+        <w:rPr>
+          <w:lang w:val="pt-BR"/>
+        </w:rPr>
+        <w:t xml:space="preserve"> </w:t>
+      </w:r>
+      <w:r>
+        <w:rPr>
+          <w:lang w:val="pt-BR"/>
+        </w:rPr>
+        <w:t>Efeito Degrau em Cascata: Preço Médio por Acúmulo de Selos Comerciais (R$)</w:t>
+      </w:r>
+    </w:p>
+    <w:p>
+      <w:pPr>
+        <w:rPr>
+          <w:lang w:val="pt-BR"/>
+        </w:rPr>
+      </w:pPr>
+      <w:r>
+        <w:rPr>
+          <w:lang w:val="pt-BR"/>
+        </w:rPr>
+        <w:drawing>
+          <wp:inline distT="0" distB="0" distL="0" distR="0" wp14:anchorId="1281B8D7" wp14:editId="3A4845D2">
+            <wp:extent cx="6379967" cy="3480179"/>
+            <wp:effectExtent l="0" t="0" r="0" b="0"/>
+            <wp:docPr id="2020385885" name="Imagem 1"/>
+            <wp:cNvGraphicFramePr>
+              <a:graphicFrameLocks xmlns:a="http://schemas.openxmlformats.org/drawingml/2006/main" noChangeAspect="1"/>
+            </wp:cNvGraphicFramePr>
+            <a:graphic xmlns:a="http://schemas.openxmlformats.org/drawingml/2006/main">
+              <a:graphicData uri="http://schemas.openxmlformats.org/drawingml/2006/picture">
+                <pic:pic xmlns:pic="http://schemas.openxmlformats.org/drawingml/2006/picture">
+                  <pic:nvPicPr>
+                    <pic:cNvPr id="2020385885" name=""/>
+                    <pic:cNvPicPr/>
+                  </pic:nvPicPr>
+                  <pic:blipFill>
+                    <a:blip r:embed="rId10"/>
+                    <a:stretch>
+                      <a:fillRect/>
+                    </a:stretch>
+                  </pic:blipFill>
+                  <pic:spPr>
+                    <a:xfrm>
+                      <a:off x="0" y="0"/>
+                      <a:ext cx="6414208" cy="3498857"/>
+                    </a:xfrm>
+                    <a:prstGeom prst="rect">
+                      <a:avLst/>
+                    </a:prstGeom>
+                  </pic:spPr>
+                </pic:pic>
+              </a:graphicData>
+            </a:graphic>
+          </wp:inline>
+        </w:drawing>
+      </w:r>
+    </w:p>
+    <w:p>
+      <w:pPr>
+        <w:pStyle w:val="Ttulo4"/>
+      </w:pPr>
+      <w:r>
+        <w:t>4.3.3. Discussão Zootécnica e Econômica da Cascata de Selos</w:t>
+      </w:r>
+    </w:p>
+    <w:p>
+      <w:pPr>
+        <w:rPr>
+          <w:lang w:val="pt-BR"/>
+        </w:rPr>
+      </w:pPr>
+      <w:r>
+        <w:rPr>
+          <w:lang w:val="pt-BR"/>
+        </w:rPr>
+        <w:t>O gráfico de cascata dos selos ilustra a existência de dois grandes saltos estruturais de preço: 1. O Salto de Entrada (4 para 5 selos): Proporciona uma elevação abrupta de +R$ 4,21 por dose (+15,3%), separando o touro com foco estrito em peso daquele que agrega precocidade sexual ou conformação de carcaça. 2. A transição de touros com 6 selos (R$ 31,23) para touros com 8 e 9 selos (R$ 35,41 a R$ 35,70) confere um ganho adicional de mais de R$ 4,00/dose. O ganho total acumulado atinge +30,2% (+R$ 8,28 por dose).</w:t>
+      </w:r>
+    </w:p>
+    <w:p>
+      <w:pPr>
+        <w:rPr>
+          <w:lang w:val="pt-BR"/>
+        </w:rPr>
+      </w:pPr>
+      <w:r>
+        <w:rPr>
+          <w:lang w:val="pt-BR"/>
+        </w:rPr>
+        <w:t>Conciliação Metodológica (Cascata vs. Regressão): Existe uma distinção fundamental entre as duas ferramentas: O gráfico em cascata captura o efeito portfólio total: quanto mais selos um reprodutor acumula, mais versátil e seguro ele parece aos olhos do comprador (atende a matrizes, bezerros pesados e confinamento simultaneamente). A regressão hedônica multivariada, por outro lado, isola os componentes redundantes: selos generalistas presentes em quase todos os animais (como PO, SEMIINTENSIVO ou PESO) não discriminam preço entre si, fazendo com que a significância econométrica se concentre estritamente nos selos de diferenciação real (IFERT e MATERNAL).</w:t>
+      </w:r>
+    </w:p>
+    <w:p>
+      <w:pPr>
+        <w:pStyle w:val="Ttulo3"/>
+      </w:pPr>
+      <w:r>
+        <w:t>4.4. Linhagens Fundadoras e Efeito Pedigree: O Prêmio pela Tradição Genética</w:t>
+      </w:r>
+    </w:p>
+    <w:p>
+      <w:pPr>
+        <w:rPr>
+          <w:lang w:val="pt-BR"/>
+        </w:rPr>
+      </w:pPr>
+      <w:r>
+        <w:rPr>
+          <w:lang w:val="pt-BR"/>
+        </w:rPr>
+        <w:t>Na pecuária de corte zebuína, a genealogia desempenha papel crucial na valoração de reprodutores. As linhagens fundadoras representam linhagens consagradas por décadas de seleção fenotípica e de carcaça.</w:t>
+      </w:r>
+    </w:p>
+    <w:p>
+      <w:pPr>
+        <w:rPr>
+          <w:b/>
+          <w:lang w:val="pt-BR"/>
+        </w:rPr>
+      </w:pPr>
+      <w:r>
+        <w:rPr>
+          <w:lang w:val="pt-BR"/>
+        </w:rPr>
+        <w:lastRenderedPageBreak/>
+        <w:t>Na análise das linhagens, o TRONCO_EAO despontou como a família genética de maior valor comercial no catálogo: Prêmio de Preço: A presença da linhagem EAO agregou +R$ 9,59 por dose (p=0,0002;R^{2}=11,8\%;\</w:t>
       </w:r>
       <w:proofErr w:type="spellStart"/>
       <w:r>
@@ -6879,1296 +8336,2816 @@
         <w:rPr>
           <w:lang w:val="pt-BR"/>
         </w:rPr>
-        <w:t xml:space="preserve">{AIC}=760,2). O coeficiente negativo reforça a relação </w:t>
-      </w:r>
+        <w:t xml:space="preserve">{AIC}=758,9). </w:t>
+      </w:r>
+    </w:p>
+    <w:p>
+      <w:pPr>
+        <w:rPr>
+          <w:b/>
+          <w:lang w:val="pt-BR"/>
+        </w:rPr>
+      </w:pPr>
+      <w:r>
+        <w:rPr>
+          <w:b/>
+          <w:lang w:val="pt-BR"/>
+        </w:rPr>
+        <w:t>Sugestão de discussão</w:t>
+      </w:r>
+    </w:p>
+    <w:p>
+      <w:pPr>
+        <w:rPr>
+          <w:lang w:val="pt-BR"/>
+        </w:rPr>
+      </w:pPr>
+      <w:r>
+        <w:rPr>
+          <w:lang w:val="pt-BR"/>
+        </w:rPr>
+        <w:t>Os animais dessa linhagem possuem histórico consolidado de musculatura avantajada, padronização racial e precocidade de terminação. Na comercialização de sêmen, o pedigree atua como um atenuador de assimetria de informação: quando produtores enfrentam dúvidas na interpretação de sumários genéticos complexos, a procedência genealógica funciona como uma marca comercial confiável que assegura a repetibilidade fenotípica na progênie.</w:t>
+      </w:r>
+    </w:p>
+    <w:p>
+      <w:pPr>
+        <w:pStyle w:val="Ttulo3"/>
+      </w:pPr>
+      <w:r>
+        <w:t>4.5. Duelos Hedônicos e o Modelo Global Integrado (Síntese das 3 Camadas)</w:t>
+      </w:r>
+    </w:p>
+    <w:p>
+      <w:pPr>
+        <w:rPr>
+          <w:lang w:val="pt-BR"/>
+        </w:rPr>
+      </w:pPr>
+      <w:r>
+        <w:rPr>
+          <w:lang w:val="pt-BR"/>
+        </w:rPr>
+        <w:t>Para responder à pergunta central da pesquisa</w:t>
+      </w:r>
+      <w:r>
+        <w:rPr>
+          <w:lang w:val="pt-BR"/>
+        </w:rPr>
+        <w:t xml:space="preserve">. </w:t>
+      </w:r>
+      <w:r>
+        <w:rPr>
+          <w:lang w:val="pt-BR"/>
+        </w:rPr>
+        <w:t>Qual dimensão realmente direciona o preço do sêmen Nelore? —, foram estruturados modelos de duelos par a par e um modelo hedônico tridimensional consolidado (Tabela 3).</w:t>
+      </w:r>
+    </w:p>
+    <w:p>
+      <w:pPr>
+        <w:rPr>
+          <w:lang w:val="pt-BR"/>
+        </w:rPr>
+      </w:pPr>
+      <w:r>
+        <w:rPr>
+          <w:lang w:val="pt-BR"/>
+        </w:rPr>
+        <w:t>Tabela 3. Síntese comparativa dos modelos hedônicos no catálogo CRV Lagoa (ANCP).</w:t>
+      </w:r>
+    </w:p>
+    <w:tbl>
+      <w:tblPr>
+        <w:tblW w:w="5000" w:type="pct"/>
+        <w:jc w:val="center"/>
+        <w:tblBorders>
+          <w:top w:val="single" w:sz="4" w:space="0" w:color="auto"/>
+          <w:bottom w:val="single" w:sz="4" w:space="0" w:color="auto"/>
+          <w:insideH w:val="single" w:sz="4" w:space="0" w:color="auto"/>
+        </w:tblBorders>
+        <w:tblLayout w:type="fixed"/>
+        <w:tblCellMar>
+          <w:left w:w="70" w:type="dxa"/>
+          <w:right w:w="70" w:type="dxa"/>
+        </w:tblCellMar>
+        <w:tblLook w:val="04A0" w:firstRow="1" w:lastRow="0" w:firstColumn="1" w:lastColumn="0" w:noHBand="0" w:noVBand="1"/>
+      </w:tblPr>
+      <w:tblGrid>
+        <w:gridCol w:w="993"/>
+        <w:gridCol w:w="4677"/>
+        <w:gridCol w:w="1516"/>
+        <w:gridCol w:w="1517"/>
+        <w:gridCol w:w="1517"/>
+      </w:tblGrid>
+      <w:tr>
+        <w:trPr>
+          <w:trHeight w:val="397"/>
+          <w:jc w:val="center"/>
+        </w:trPr>
+        <w:tc>
+          <w:tcPr>
+            <w:tcW w:w="993" w:type="dxa"/>
+            <w:noWrap/>
+            <w:vAlign w:val="center"/>
+            <w:hideMark/>
+          </w:tcPr>
+          <w:p>
+            <w:pPr>
+              <w:spacing w:before="0" w:after="0" w:line="240" w:lineRule="auto"/>
+              <w:jc w:val="left"/>
+              <w:rPr>
+                <w:rFonts w:asciiTheme="majorHAnsi" w:eastAsia="Times New Roman" w:hAnsiTheme="majorHAnsi" w:cs="Times New Roman"/>
+                <w:color w:val="000000"/>
+                <w:sz w:val="20"/>
+                <w:szCs w:val="20"/>
+                <w:lang w:val="pt-BR" w:eastAsia="pt-BR"/>
+              </w:rPr>
+            </w:pPr>
+            <w:r>
+              <w:rPr>
+                <w:rFonts w:asciiTheme="majorHAnsi" w:eastAsia="Times New Roman" w:hAnsiTheme="majorHAnsi" w:cs="Times New Roman"/>
+                <w:color w:val="000000"/>
+                <w:sz w:val="20"/>
+                <w:szCs w:val="20"/>
+                <w:lang w:val="pt-BR" w:eastAsia="pt-BR"/>
+              </w:rPr>
+              <w:t>MODELO</w:t>
+            </w:r>
+          </w:p>
+        </w:tc>
+        <w:tc>
+          <w:tcPr>
+            <w:tcW w:w="4677" w:type="dxa"/>
+            <w:noWrap/>
+            <w:vAlign w:val="center"/>
+            <w:hideMark/>
+          </w:tcPr>
+          <w:p>
+            <w:pPr>
+              <w:spacing w:before="0" w:after="0" w:line="240" w:lineRule="auto"/>
+              <w:jc w:val="left"/>
+              <w:rPr>
+                <w:rFonts w:asciiTheme="majorHAnsi" w:eastAsia="Times New Roman" w:hAnsiTheme="majorHAnsi" w:cs="Times New Roman"/>
+                <w:color w:val="000000"/>
+                <w:sz w:val="20"/>
+                <w:szCs w:val="20"/>
+                <w:lang w:val="pt-BR" w:eastAsia="pt-BR"/>
+              </w:rPr>
+            </w:pPr>
+            <w:r>
+              <w:rPr>
+                <w:rFonts w:asciiTheme="majorHAnsi" w:eastAsia="Times New Roman" w:hAnsiTheme="majorHAnsi" w:cs="Times New Roman"/>
+                <w:color w:val="000000"/>
+                <w:sz w:val="20"/>
+                <w:szCs w:val="20"/>
+                <w:lang w:val="pt-BR" w:eastAsia="pt-BR"/>
+              </w:rPr>
+              <w:t>PREDITORES</w:t>
+            </w:r>
+          </w:p>
+        </w:tc>
+        <w:tc>
+          <w:tcPr>
+            <w:tcW w:w="1516" w:type="dxa"/>
+            <w:noWrap/>
+            <w:vAlign w:val="center"/>
+            <w:hideMark/>
+          </w:tcPr>
+          <w:p>
+            <w:pPr>
+              <w:spacing w:before="0" w:after="0" w:line="240" w:lineRule="auto"/>
+              <w:jc w:val="right"/>
+              <w:rPr>
+                <w:rFonts w:asciiTheme="majorHAnsi" w:eastAsia="Times New Roman" w:hAnsiTheme="majorHAnsi" w:cs="Times New Roman"/>
+                <w:color w:val="000000"/>
+                <w:sz w:val="20"/>
+                <w:szCs w:val="20"/>
+                <w:lang w:val="pt-BR" w:eastAsia="pt-BR"/>
+              </w:rPr>
+            </w:pPr>
+            <w:r>
+              <w:rPr>
+                <w:rFonts w:asciiTheme="majorHAnsi" w:eastAsia="Times New Roman" w:hAnsiTheme="majorHAnsi" w:cs="Times New Roman"/>
+                <w:color w:val="000000"/>
+                <w:sz w:val="20"/>
+                <w:szCs w:val="20"/>
+                <w:lang w:val="pt-BR" w:eastAsia="pt-BR"/>
+              </w:rPr>
+              <w:t>R² (%)</w:t>
+            </w:r>
+          </w:p>
+        </w:tc>
+        <w:tc>
+          <w:tcPr>
+            <w:tcW w:w="1517" w:type="dxa"/>
+            <w:noWrap/>
+            <w:vAlign w:val="center"/>
+            <w:hideMark/>
+          </w:tcPr>
+          <w:p>
+            <w:pPr>
+              <w:spacing w:before="0" w:after="0" w:line="240" w:lineRule="auto"/>
+              <w:jc w:val="right"/>
+              <w:rPr>
+                <w:rFonts w:asciiTheme="majorHAnsi" w:eastAsia="Times New Roman" w:hAnsiTheme="majorHAnsi" w:cs="Times New Roman"/>
+                <w:color w:val="000000"/>
+                <w:sz w:val="20"/>
+                <w:szCs w:val="20"/>
+                <w:lang w:val="pt-BR" w:eastAsia="pt-BR"/>
+              </w:rPr>
+            </w:pPr>
+            <w:r>
+              <w:rPr>
+                <w:rFonts w:asciiTheme="majorHAnsi" w:eastAsia="Times New Roman" w:hAnsiTheme="majorHAnsi" w:cs="Times New Roman"/>
+                <w:color w:val="000000"/>
+                <w:sz w:val="20"/>
+                <w:szCs w:val="20"/>
+                <w:lang w:val="pt-BR" w:eastAsia="pt-BR"/>
+              </w:rPr>
+              <w:t>AIC</w:t>
+            </w:r>
+          </w:p>
+        </w:tc>
+        <w:tc>
+          <w:tcPr>
+            <w:tcW w:w="1517" w:type="dxa"/>
+            <w:noWrap/>
+            <w:vAlign w:val="center"/>
+            <w:hideMark/>
+          </w:tcPr>
+          <w:p>
+            <w:pPr>
+              <w:spacing w:before="0" w:after="0" w:line="240" w:lineRule="auto"/>
+              <w:jc w:val="right"/>
+              <w:rPr>
+                <w:rFonts w:asciiTheme="majorHAnsi" w:eastAsia="Times New Roman" w:hAnsiTheme="majorHAnsi" w:cs="Times New Roman"/>
+                <w:color w:val="000000"/>
+                <w:sz w:val="20"/>
+                <w:szCs w:val="20"/>
+                <w:lang w:val="pt-BR" w:eastAsia="pt-BR"/>
+              </w:rPr>
+            </w:pPr>
+            <w:r>
+              <w:rPr>
+                <w:rFonts w:asciiTheme="majorHAnsi" w:eastAsia="Times New Roman" w:hAnsiTheme="majorHAnsi" w:cs="Times New Roman"/>
+                <w:color w:val="000000"/>
+                <w:sz w:val="20"/>
+                <w:szCs w:val="20"/>
+                <w:lang w:val="pt-BR" w:eastAsia="pt-BR"/>
+              </w:rPr>
+              <w:t>p-valor</w:t>
+            </w:r>
+          </w:p>
+        </w:tc>
+      </w:tr>
+      <w:tr>
+        <w:trPr>
+          <w:trHeight w:val="397"/>
+          <w:jc w:val="center"/>
+        </w:trPr>
+        <w:tc>
+          <w:tcPr>
+            <w:tcW w:w="993" w:type="dxa"/>
+            <w:noWrap/>
+            <w:vAlign w:val="center"/>
+            <w:hideMark/>
+          </w:tcPr>
+          <w:p>
+            <w:pPr>
+              <w:spacing w:before="0" w:after="0" w:line="240" w:lineRule="auto"/>
+              <w:jc w:val="center"/>
+              <w:rPr>
+                <w:rFonts w:asciiTheme="majorHAnsi" w:eastAsia="Times New Roman" w:hAnsiTheme="majorHAnsi" w:cs="Times New Roman"/>
+                <w:color w:val="000000"/>
+                <w:sz w:val="20"/>
+                <w:szCs w:val="20"/>
+                <w:lang w:val="pt-BR" w:eastAsia="pt-BR"/>
+              </w:rPr>
+            </w:pPr>
+            <w:r>
+              <w:rPr>
+                <w:rFonts w:asciiTheme="majorHAnsi" w:eastAsia="Times New Roman" w:hAnsiTheme="majorHAnsi" w:cs="Times New Roman"/>
+                <w:color w:val="000000"/>
+                <w:sz w:val="20"/>
+                <w:szCs w:val="20"/>
+                <w:lang w:val="pt-BR" w:eastAsia="pt-BR"/>
+              </w:rPr>
+              <w:t>1</w:t>
+            </w:r>
+          </w:p>
+        </w:tc>
+        <w:tc>
+          <w:tcPr>
+            <w:tcW w:w="4677" w:type="dxa"/>
+            <w:noWrap/>
+            <w:vAlign w:val="center"/>
+            <w:hideMark/>
+          </w:tcPr>
+          <w:p>
+            <w:pPr>
+              <w:spacing w:before="0" w:after="0" w:line="240" w:lineRule="auto"/>
+              <w:jc w:val="left"/>
+              <w:rPr>
+                <w:rFonts w:asciiTheme="majorHAnsi" w:eastAsia="Times New Roman" w:hAnsiTheme="majorHAnsi" w:cs="Times New Roman"/>
+                <w:color w:val="000000"/>
+                <w:sz w:val="20"/>
+                <w:szCs w:val="20"/>
+                <w:lang w:val="pt-BR" w:eastAsia="pt-BR"/>
+              </w:rPr>
+            </w:pPr>
+            <w:r>
+              <w:rPr>
+                <w:rFonts w:asciiTheme="majorHAnsi" w:eastAsia="Times New Roman" w:hAnsiTheme="majorHAnsi" w:cs="Times New Roman"/>
+                <w:color w:val="000000"/>
+                <w:sz w:val="20"/>
+                <w:szCs w:val="20"/>
+                <w:lang w:val="pt-BR" w:eastAsia="pt-BR"/>
+              </w:rPr>
+              <w:t>CAR_TOP</w:t>
+            </w:r>
+          </w:p>
+        </w:tc>
+        <w:tc>
+          <w:tcPr>
+            <w:tcW w:w="1516" w:type="dxa"/>
+            <w:noWrap/>
+            <w:vAlign w:val="center"/>
+            <w:hideMark/>
+          </w:tcPr>
+          <w:p>
+            <w:pPr>
+              <w:spacing w:before="0" w:after="0" w:line="240" w:lineRule="auto"/>
+              <w:jc w:val="right"/>
+              <w:rPr>
+                <w:rFonts w:asciiTheme="majorHAnsi" w:eastAsia="Times New Roman" w:hAnsiTheme="majorHAnsi" w:cs="Times New Roman"/>
+                <w:color w:val="000000"/>
+                <w:sz w:val="20"/>
+                <w:szCs w:val="20"/>
+                <w:lang w:val="pt-BR" w:eastAsia="pt-BR"/>
+              </w:rPr>
+            </w:pPr>
+            <w:r>
+              <w:rPr>
+                <w:rFonts w:asciiTheme="majorHAnsi" w:eastAsia="Times New Roman" w:hAnsiTheme="majorHAnsi" w:cs="Times New Roman"/>
+                <w:color w:val="000000"/>
+                <w:sz w:val="20"/>
+                <w:szCs w:val="20"/>
+                <w:lang w:val="pt-BR" w:eastAsia="pt-BR"/>
+              </w:rPr>
+              <w:t>10,80%</w:t>
+            </w:r>
+          </w:p>
+        </w:tc>
+        <w:tc>
+          <w:tcPr>
+            <w:tcW w:w="1517" w:type="dxa"/>
+            <w:noWrap/>
+            <w:vAlign w:val="center"/>
+            <w:hideMark/>
+          </w:tcPr>
+          <w:p>
+            <w:pPr>
+              <w:spacing w:before="0" w:after="0" w:line="240" w:lineRule="auto"/>
+              <w:jc w:val="right"/>
+              <w:rPr>
+                <w:rFonts w:asciiTheme="majorHAnsi" w:eastAsia="Times New Roman" w:hAnsiTheme="majorHAnsi" w:cs="Times New Roman"/>
+                <w:color w:val="000000"/>
+                <w:sz w:val="20"/>
+                <w:szCs w:val="20"/>
+                <w:lang w:val="pt-BR" w:eastAsia="pt-BR"/>
+              </w:rPr>
+            </w:pPr>
+            <w:r>
+              <w:rPr>
+                <w:rFonts w:asciiTheme="majorHAnsi" w:eastAsia="Times New Roman" w:hAnsiTheme="majorHAnsi" w:cs="Times New Roman"/>
+                <w:color w:val="000000"/>
+                <w:sz w:val="20"/>
+                <w:szCs w:val="20"/>
+                <w:lang w:val="pt-BR" w:eastAsia="pt-BR"/>
+              </w:rPr>
+              <w:t>760,2</w:t>
+            </w:r>
+          </w:p>
+        </w:tc>
+        <w:tc>
+          <w:tcPr>
+            <w:tcW w:w="1517" w:type="dxa"/>
+            <w:noWrap/>
+            <w:vAlign w:val="center"/>
+            <w:hideMark/>
+          </w:tcPr>
+          <w:p>
+            <w:pPr>
+              <w:spacing w:before="0" w:after="0" w:line="240" w:lineRule="auto"/>
+              <w:jc w:val="right"/>
+              <w:rPr>
+                <w:rFonts w:asciiTheme="majorHAnsi" w:eastAsia="Times New Roman" w:hAnsiTheme="majorHAnsi" w:cs="Times New Roman"/>
+                <w:color w:val="000000"/>
+                <w:sz w:val="20"/>
+                <w:szCs w:val="20"/>
+                <w:lang w:val="pt-BR" w:eastAsia="pt-BR"/>
+              </w:rPr>
+            </w:pPr>
+            <w:r>
+              <w:rPr>
+                <w:rFonts w:asciiTheme="majorHAnsi" w:eastAsia="Times New Roman" w:hAnsiTheme="majorHAnsi" w:cs="Times New Roman"/>
+                <w:color w:val="000000"/>
+                <w:sz w:val="20"/>
+                <w:szCs w:val="20"/>
+                <w:lang w:val="pt-BR" w:eastAsia="pt-BR"/>
+              </w:rPr>
+              <w:t>0,0116</w:t>
+            </w:r>
+          </w:p>
+        </w:tc>
+      </w:tr>
+      <w:tr>
+        <w:trPr>
+          <w:trHeight w:val="397"/>
+          <w:jc w:val="center"/>
+        </w:trPr>
+        <w:tc>
+          <w:tcPr>
+            <w:tcW w:w="993" w:type="dxa"/>
+            <w:noWrap/>
+            <w:vAlign w:val="center"/>
+          </w:tcPr>
+          <w:p>
+            <w:pPr>
+              <w:spacing w:before="0" w:after="0" w:line="240" w:lineRule="auto"/>
+              <w:jc w:val="center"/>
+              <w:rPr>
+                <w:rFonts w:asciiTheme="majorHAnsi" w:eastAsia="Times New Roman" w:hAnsiTheme="majorHAnsi" w:cs="Times New Roman"/>
+                <w:color w:val="000000"/>
+                <w:sz w:val="20"/>
+                <w:szCs w:val="20"/>
+                <w:lang w:val="pt-BR" w:eastAsia="pt-BR"/>
+              </w:rPr>
+            </w:pPr>
+            <w:r>
+              <w:rPr>
+                <w:rFonts w:asciiTheme="majorHAnsi" w:eastAsia="Times New Roman" w:hAnsiTheme="majorHAnsi" w:cs="Times New Roman"/>
+                <w:color w:val="000000"/>
+                <w:sz w:val="20"/>
+                <w:szCs w:val="20"/>
+                <w:lang w:val="pt-BR" w:eastAsia="pt-BR"/>
+              </w:rPr>
+              <w:t>2</w:t>
+            </w:r>
+          </w:p>
+        </w:tc>
+        <w:tc>
+          <w:tcPr>
+            <w:tcW w:w="4677" w:type="dxa"/>
+            <w:noWrap/>
+            <w:vAlign w:val="center"/>
+            <w:hideMark/>
+          </w:tcPr>
+          <w:p>
+            <w:pPr>
+              <w:spacing w:before="0" w:after="0" w:line="240" w:lineRule="auto"/>
+              <w:jc w:val="left"/>
+              <w:rPr>
+                <w:rFonts w:asciiTheme="majorHAnsi" w:eastAsia="Times New Roman" w:hAnsiTheme="majorHAnsi" w:cs="Times New Roman"/>
+                <w:color w:val="000000"/>
+                <w:sz w:val="20"/>
+                <w:szCs w:val="20"/>
+                <w:lang w:val="pt-BR" w:eastAsia="pt-BR"/>
+              </w:rPr>
+            </w:pPr>
+            <w:r>
+              <w:rPr>
+                <w:rFonts w:asciiTheme="majorHAnsi" w:eastAsia="Times New Roman" w:hAnsiTheme="majorHAnsi" w:cs="Times New Roman"/>
+                <w:color w:val="000000"/>
+                <w:sz w:val="20"/>
+                <w:szCs w:val="20"/>
+                <w:lang w:val="pt-BR" w:eastAsia="pt-BR"/>
+              </w:rPr>
+              <w:t>TRONCO_EAO</w:t>
+            </w:r>
+          </w:p>
+        </w:tc>
+        <w:tc>
+          <w:tcPr>
+            <w:tcW w:w="1516" w:type="dxa"/>
+            <w:noWrap/>
+            <w:vAlign w:val="center"/>
+            <w:hideMark/>
+          </w:tcPr>
+          <w:p>
+            <w:pPr>
+              <w:spacing w:before="0" w:after="0" w:line="240" w:lineRule="auto"/>
+              <w:jc w:val="right"/>
+              <w:rPr>
+                <w:rFonts w:asciiTheme="majorHAnsi" w:eastAsia="Times New Roman" w:hAnsiTheme="majorHAnsi" w:cs="Times New Roman"/>
+                <w:color w:val="000000"/>
+                <w:sz w:val="20"/>
+                <w:szCs w:val="20"/>
+                <w:lang w:val="pt-BR" w:eastAsia="pt-BR"/>
+              </w:rPr>
+            </w:pPr>
+            <w:r>
+              <w:rPr>
+                <w:rFonts w:asciiTheme="majorHAnsi" w:eastAsia="Times New Roman" w:hAnsiTheme="majorHAnsi" w:cs="Times New Roman"/>
+                <w:color w:val="000000"/>
+                <w:sz w:val="20"/>
+                <w:szCs w:val="20"/>
+                <w:lang w:val="pt-BR" w:eastAsia="pt-BR"/>
+              </w:rPr>
+              <w:t>11,80%</w:t>
+            </w:r>
+          </w:p>
+        </w:tc>
+        <w:tc>
+          <w:tcPr>
+            <w:tcW w:w="1517" w:type="dxa"/>
+            <w:noWrap/>
+            <w:vAlign w:val="center"/>
+            <w:hideMark/>
+          </w:tcPr>
+          <w:p>
+            <w:pPr>
+              <w:spacing w:before="0" w:after="0" w:line="240" w:lineRule="auto"/>
+              <w:jc w:val="right"/>
+              <w:rPr>
+                <w:rFonts w:asciiTheme="majorHAnsi" w:eastAsia="Times New Roman" w:hAnsiTheme="majorHAnsi" w:cs="Times New Roman"/>
+                <w:color w:val="000000"/>
+                <w:sz w:val="20"/>
+                <w:szCs w:val="20"/>
+                <w:lang w:val="pt-BR" w:eastAsia="pt-BR"/>
+              </w:rPr>
+            </w:pPr>
+            <w:r>
+              <w:rPr>
+                <w:rFonts w:asciiTheme="majorHAnsi" w:eastAsia="Times New Roman" w:hAnsiTheme="majorHAnsi" w:cs="Times New Roman"/>
+                <w:color w:val="000000"/>
+                <w:sz w:val="20"/>
+                <w:szCs w:val="20"/>
+                <w:lang w:val="pt-BR" w:eastAsia="pt-BR"/>
+              </w:rPr>
+              <w:t>758,9</w:t>
+            </w:r>
+          </w:p>
+        </w:tc>
+        <w:tc>
+          <w:tcPr>
+            <w:tcW w:w="1517" w:type="dxa"/>
+            <w:noWrap/>
+            <w:vAlign w:val="center"/>
+            <w:hideMark/>
+          </w:tcPr>
+          <w:p>
+            <w:pPr>
+              <w:spacing w:before="0" w:after="0" w:line="240" w:lineRule="auto"/>
+              <w:jc w:val="right"/>
+              <w:rPr>
+                <w:rFonts w:asciiTheme="majorHAnsi" w:eastAsia="Times New Roman" w:hAnsiTheme="majorHAnsi" w:cs="Times New Roman"/>
+                <w:color w:val="000000"/>
+                <w:sz w:val="20"/>
+                <w:szCs w:val="20"/>
+                <w:lang w:val="pt-BR" w:eastAsia="pt-BR"/>
+              </w:rPr>
+            </w:pPr>
+            <w:r>
+              <w:rPr>
+                <w:rFonts w:asciiTheme="majorHAnsi" w:eastAsia="Times New Roman" w:hAnsiTheme="majorHAnsi" w:cs="Times New Roman"/>
+                <w:color w:val="000000"/>
+                <w:sz w:val="20"/>
+                <w:szCs w:val="20"/>
+                <w:lang w:val="pt-BR" w:eastAsia="pt-BR"/>
+              </w:rPr>
+              <w:t>0,0002</w:t>
+            </w:r>
+          </w:p>
+        </w:tc>
+      </w:tr>
+      <w:tr>
+        <w:trPr>
+          <w:trHeight w:val="397"/>
+          <w:jc w:val="center"/>
+        </w:trPr>
+        <w:tc>
+          <w:tcPr>
+            <w:tcW w:w="993" w:type="dxa"/>
+            <w:noWrap/>
+            <w:vAlign w:val="center"/>
+          </w:tcPr>
+          <w:p>
+            <w:pPr>
+              <w:spacing w:before="0" w:after="0" w:line="240" w:lineRule="auto"/>
+              <w:jc w:val="center"/>
+              <w:rPr>
+                <w:rFonts w:asciiTheme="majorHAnsi" w:eastAsia="Times New Roman" w:hAnsiTheme="majorHAnsi" w:cs="Times New Roman"/>
+                <w:color w:val="000000"/>
+                <w:sz w:val="20"/>
+                <w:szCs w:val="20"/>
+                <w:lang w:val="pt-BR" w:eastAsia="pt-BR"/>
+              </w:rPr>
+            </w:pPr>
+            <w:r>
+              <w:rPr>
+                <w:rFonts w:asciiTheme="majorHAnsi" w:eastAsia="Times New Roman" w:hAnsiTheme="majorHAnsi" w:cs="Times New Roman"/>
+                <w:color w:val="000000"/>
+                <w:sz w:val="20"/>
+                <w:szCs w:val="20"/>
+                <w:lang w:val="pt-BR" w:eastAsia="pt-BR"/>
+              </w:rPr>
+              <w:t>3</w:t>
+            </w:r>
+          </w:p>
+        </w:tc>
+        <w:tc>
+          <w:tcPr>
+            <w:tcW w:w="4677" w:type="dxa"/>
+            <w:noWrap/>
+            <w:vAlign w:val="center"/>
+            <w:hideMark/>
+          </w:tcPr>
+          <w:p>
+            <w:pPr>
+              <w:spacing w:before="0" w:after="0" w:line="240" w:lineRule="auto"/>
+              <w:jc w:val="left"/>
+              <w:rPr>
+                <w:rFonts w:asciiTheme="majorHAnsi" w:eastAsia="Times New Roman" w:hAnsiTheme="majorHAnsi" w:cs="Times New Roman"/>
+                <w:color w:val="000000"/>
+                <w:sz w:val="20"/>
+                <w:szCs w:val="20"/>
+                <w:lang w:val="pt-BR" w:eastAsia="pt-BR"/>
+              </w:rPr>
+            </w:pPr>
+            <w:r>
+              <w:rPr>
+                <w:rFonts w:asciiTheme="majorHAnsi" w:eastAsia="Times New Roman" w:hAnsiTheme="majorHAnsi" w:cs="Times New Roman"/>
+                <w:color w:val="000000"/>
+                <w:sz w:val="20"/>
+                <w:szCs w:val="20"/>
+                <w:lang w:val="pt-BR" w:eastAsia="pt-BR"/>
+              </w:rPr>
+              <w:t>SELO_IFERT + SELO_MATERNAL</w:t>
+            </w:r>
+          </w:p>
+        </w:tc>
+        <w:tc>
+          <w:tcPr>
+            <w:tcW w:w="1516" w:type="dxa"/>
+            <w:noWrap/>
+            <w:vAlign w:val="center"/>
+            <w:hideMark/>
+          </w:tcPr>
+          <w:p>
+            <w:pPr>
+              <w:spacing w:before="0" w:after="0" w:line="240" w:lineRule="auto"/>
+              <w:jc w:val="right"/>
+              <w:rPr>
+                <w:rFonts w:asciiTheme="majorHAnsi" w:eastAsia="Times New Roman" w:hAnsiTheme="majorHAnsi" w:cs="Times New Roman"/>
+                <w:color w:val="000000"/>
+                <w:sz w:val="20"/>
+                <w:szCs w:val="20"/>
+                <w:lang w:val="pt-BR" w:eastAsia="pt-BR"/>
+              </w:rPr>
+            </w:pPr>
+            <w:r>
+              <w:rPr>
+                <w:rFonts w:asciiTheme="majorHAnsi" w:eastAsia="Times New Roman" w:hAnsiTheme="majorHAnsi" w:cs="Times New Roman"/>
+                <w:color w:val="000000"/>
+                <w:sz w:val="20"/>
+                <w:szCs w:val="20"/>
+                <w:lang w:val="pt-BR" w:eastAsia="pt-BR"/>
+              </w:rPr>
+              <w:t>17,10%</w:t>
+            </w:r>
+          </w:p>
+        </w:tc>
+        <w:tc>
+          <w:tcPr>
+            <w:tcW w:w="1517" w:type="dxa"/>
+            <w:noWrap/>
+            <w:vAlign w:val="center"/>
+            <w:hideMark/>
+          </w:tcPr>
+          <w:p>
+            <w:pPr>
+              <w:spacing w:before="0" w:after="0" w:line="240" w:lineRule="auto"/>
+              <w:jc w:val="right"/>
+              <w:rPr>
+                <w:rFonts w:asciiTheme="majorHAnsi" w:eastAsia="Times New Roman" w:hAnsiTheme="majorHAnsi" w:cs="Times New Roman"/>
+                <w:color w:val="000000"/>
+                <w:sz w:val="20"/>
+                <w:szCs w:val="20"/>
+                <w:lang w:val="pt-BR" w:eastAsia="pt-BR"/>
+              </w:rPr>
+            </w:pPr>
+            <w:r>
+              <w:rPr>
+                <w:rFonts w:asciiTheme="majorHAnsi" w:eastAsia="Times New Roman" w:hAnsiTheme="majorHAnsi" w:cs="Times New Roman"/>
+                <w:color w:val="000000"/>
+                <w:sz w:val="20"/>
+                <w:szCs w:val="20"/>
+                <w:lang w:val="pt-BR" w:eastAsia="pt-BR"/>
+              </w:rPr>
+              <w:t>748,5</w:t>
+            </w:r>
+          </w:p>
+        </w:tc>
+        <w:tc>
+          <w:tcPr>
+            <w:tcW w:w="1517" w:type="dxa"/>
+            <w:noWrap/>
+            <w:vAlign w:val="center"/>
+            <w:hideMark/>
+          </w:tcPr>
+          <w:p>
+            <w:pPr>
+              <w:spacing w:before="0" w:after="0" w:line="240" w:lineRule="auto"/>
+              <w:jc w:val="right"/>
+              <w:rPr>
+                <w:rFonts w:asciiTheme="majorHAnsi" w:eastAsia="Times New Roman" w:hAnsiTheme="majorHAnsi" w:cs="Times New Roman"/>
+                <w:color w:val="000000"/>
+                <w:sz w:val="20"/>
+                <w:szCs w:val="20"/>
+                <w:lang w:val="pt-BR" w:eastAsia="pt-BR"/>
+              </w:rPr>
+            </w:pPr>
+            <w:r>
+              <w:rPr>
+                <w:rFonts w:asciiTheme="majorHAnsi" w:eastAsia="Times New Roman" w:hAnsiTheme="majorHAnsi" w:cs="Times New Roman"/>
+                <w:color w:val="000000"/>
+                <w:sz w:val="20"/>
+                <w:szCs w:val="20"/>
+                <w:lang w:val="pt-BR" w:eastAsia="pt-BR"/>
+              </w:rPr>
+              <w:t>&lt; 0,0001</w:t>
+            </w:r>
+          </w:p>
+        </w:tc>
+      </w:tr>
+      <w:tr>
+        <w:trPr>
+          <w:trHeight w:val="397"/>
+          <w:jc w:val="center"/>
+        </w:trPr>
+        <w:tc>
+          <w:tcPr>
+            <w:tcW w:w="993" w:type="dxa"/>
+            <w:noWrap/>
+            <w:vAlign w:val="center"/>
+          </w:tcPr>
+          <w:p>
+            <w:pPr>
+              <w:spacing w:before="0" w:after="0" w:line="240" w:lineRule="auto"/>
+              <w:jc w:val="center"/>
+              <w:rPr>
+                <w:rFonts w:asciiTheme="majorHAnsi" w:eastAsia="Times New Roman" w:hAnsiTheme="majorHAnsi" w:cs="Times New Roman"/>
+                <w:color w:val="000000"/>
+                <w:sz w:val="20"/>
+                <w:szCs w:val="20"/>
+                <w:lang w:val="pt-BR" w:eastAsia="pt-BR"/>
+              </w:rPr>
+            </w:pPr>
+            <w:r>
+              <w:rPr>
+                <w:rFonts w:asciiTheme="majorHAnsi" w:eastAsia="Times New Roman" w:hAnsiTheme="majorHAnsi" w:cs="Times New Roman"/>
+                <w:color w:val="000000"/>
+                <w:sz w:val="20"/>
+                <w:szCs w:val="20"/>
+                <w:lang w:val="pt-BR" w:eastAsia="pt-BR"/>
+              </w:rPr>
+              <w:t>4</w:t>
+            </w:r>
+          </w:p>
+        </w:tc>
+        <w:tc>
+          <w:tcPr>
+            <w:tcW w:w="4677" w:type="dxa"/>
+            <w:noWrap/>
+            <w:vAlign w:val="center"/>
+            <w:hideMark/>
+          </w:tcPr>
+          <w:p>
+            <w:pPr>
+              <w:spacing w:before="0" w:after="0" w:line="240" w:lineRule="auto"/>
+              <w:jc w:val="left"/>
+              <w:rPr>
+                <w:rFonts w:asciiTheme="majorHAnsi" w:eastAsia="Times New Roman" w:hAnsiTheme="majorHAnsi" w:cs="Times New Roman"/>
+                <w:color w:val="000000"/>
+                <w:sz w:val="20"/>
+                <w:szCs w:val="20"/>
+                <w:lang w:val="pt-BR" w:eastAsia="pt-BR"/>
+              </w:rPr>
+            </w:pPr>
+            <w:r>
+              <w:rPr>
+                <w:rFonts w:asciiTheme="majorHAnsi" w:eastAsia="Times New Roman" w:hAnsiTheme="majorHAnsi" w:cs="Times New Roman"/>
+                <w:color w:val="000000"/>
+                <w:sz w:val="20"/>
+                <w:szCs w:val="20"/>
+                <w:lang w:val="pt-BR" w:eastAsia="pt-BR"/>
+              </w:rPr>
+              <w:t>CAR_TOP + TRONCO_EAO</w:t>
+            </w:r>
+          </w:p>
+        </w:tc>
+        <w:tc>
+          <w:tcPr>
+            <w:tcW w:w="1516" w:type="dxa"/>
+            <w:noWrap/>
+            <w:vAlign w:val="center"/>
+            <w:hideMark/>
+          </w:tcPr>
+          <w:p>
+            <w:pPr>
+              <w:spacing w:before="0" w:after="0" w:line="240" w:lineRule="auto"/>
+              <w:jc w:val="right"/>
+              <w:rPr>
+                <w:rFonts w:asciiTheme="majorHAnsi" w:eastAsia="Times New Roman" w:hAnsiTheme="majorHAnsi" w:cs="Times New Roman"/>
+                <w:color w:val="000000"/>
+                <w:sz w:val="20"/>
+                <w:szCs w:val="20"/>
+                <w:lang w:val="pt-BR" w:eastAsia="pt-BR"/>
+              </w:rPr>
+            </w:pPr>
+            <w:r>
+              <w:rPr>
+                <w:rFonts w:asciiTheme="majorHAnsi" w:eastAsia="Times New Roman" w:hAnsiTheme="majorHAnsi" w:cs="Times New Roman"/>
+                <w:color w:val="000000"/>
+                <w:sz w:val="20"/>
+                <w:szCs w:val="20"/>
+                <w:lang w:val="pt-BR" w:eastAsia="pt-BR"/>
+              </w:rPr>
+              <w:t>12,50%</w:t>
+            </w:r>
+          </w:p>
+        </w:tc>
+        <w:tc>
+          <w:tcPr>
+            <w:tcW w:w="1517" w:type="dxa"/>
+            <w:noWrap/>
+            <w:vAlign w:val="center"/>
+            <w:hideMark/>
+          </w:tcPr>
+          <w:p>
+            <w:pPr>
+              <w:spacing w:before="0" w:after="0" w:line="240" w:lineRule="auto"/>
+              <w:jc w:val="right"/>
+              <w:rPr>
+                <w:rFonts w:asciiTheme="majorHAnsi" w:eastAsia="Times New Roman" w:hAnsiTheme="majorHAnsi" w:cs="Times New Roman"/>
+                <w:color w:val="000000"/>
+                <w:sz w:val="20"/>
+                <w:szCs w:val="20"/>
+                <w:lang w:val="pt-BR" w:eastAsia="pt-BR"/>
+              </w:rPr>
+            </w:pPr>
+            <w:r>
+              <w:rPr>
+                <w:rFonts w:asciiTheme="majorHAnsi" w:eastAsia="Times New Roman" w:hAnsiTheme="majorHAnsi" w:cs="Times New Roman"/>
+                <w:color w:val="000000"/>
+                <w:sz w:val="20"/>
+                <w:szCs w:val="20"/>
+                <w:lang w:val="pt-BR" w:eastAsia="pt-BR"/>
+              </w:rPr>
+              <w:t>756,5</w:t>
+            </w:r>
+          </w:p>
+        </w:tc>
+        <w:tc>
+          <w:tcPr>
+            <w:tcW w:w="1517" w:type="dxa"/>
+            <w:noWrap/>
+            <w:vAlign w:val="center"/>
+            <w:hideMark/>
+          </w:tcPr>
+          <w:p>
+            <w:pPr>
+              <w:spacing w:before="0" w:after="0" w:line="240" w:lineRule="auto"/>
+              <w:jc w:val="right"/>
+              <w:rPr>
+                <w:rFonts w:asciiTheme="majorHAnsi" w:eastAsia="Times New Roman" w:hAnsiTheme="majorHAnsi" w:cs="Times New Roman"/>
+                <w:color w:val="000000"/>
+                <w:sz w:val="20"/>
+                <w:szCs w:val="20"/>
+                <w:lang w:val="pt-BR" w:eastAsia="pt-BR"/>
+              </w:rPr>
+            </w:pPr>
+            <w:r>
+              <w:rPr>
+                <w:rFonts w:asciiTheme="majorHAnsi" w:eastAsia="Times New Roman" w:hAnsiTheme="majorHAnsi" w:cs="Times New Roman"/>
+                <w:color w:val="000000"/>
+                <w:sz w:val="20"/>
+                <w:szCs w:val="20"/>
+                <w:lang w:val="pt-BR" w:eastAsia="pt-BR"/>
+              </w:rPr>
+              <w:t>0,0004</w:t>
+            </w:r>
+          </w:p>
+        </w:tc>
+      </w:tr>
+      <w:tr>
+        <w:trPr>
+          <w:trHeight w:val="397"/>
+          <w:jc w:val="center"/>
+        </w:trPr>
+        <w:tc>
+          <w:tcPr>
+            <w:tcW w:w="993" w:type="dxa"/>
+            <w:noWrap/>
+            <w:vAlign w:val="center"/>
+          </w:tcPr>
+          <w:p>
+            <w:pPr>
+              <w:spacing w:before="0" w:after="0" w:line="240" w:lineRule="auto"/>
+              <w:jc w:val="center"/>
+              <w:rPr>
+                <w:rFonts w:asciiTheme="majorHAnsi" w:eastAsia="Times New Roman" w:hAnsiTheme="majorHAnsi" w:cs="Times New Roman"/>
+                <w:color w:val="000000"/>
+                <w:sz w:val="20"/>
+                <w:szCs w:val="20"/>
+                <w:lang w:val="pt-BR" w:eastAsia="pt-BR"/>
+              </w:rPr>
+            </w:pPr>
+            <w:r>
+              <w:rPr>
+                <w:rFonts w:asciiTheme="majorHAnsi" w:eastAsia="Times New Roman" w:hAnsiTheme="majorHAnsi" w:cs="Times New Roman"/>
+                <w:color w:val="000000"/>
+                <w:sz w:val="20"/>
+                <w:szCs w:val="20"/>
+                <w:lang w:val="pt-BR" w:eastAsia="pt-BR"/>
+              </w:rPr>
+              <w:t>5</w:t>
+            </w:r>
+          </w:p>
+        </w:tc>
+        <w:tc>
+          <w:tcPr>
+            <w:tcW w:w="4677" w:type="dxa"/>
+            <w:noWrap/>
+            <w:vAlign w:val="center"/>
+            <w:hideMark/>
+          </w:tcPr>
+          <w:p>
+            <w:pPr>
+              <w:spacing w:before="0" w:after="0" w:line="240" w:lineRule="auto"/>
+              <w:jc w:val="left"/>
+              <w:rPr>
+                <w:rFonts w:asciiTheme="majorHAnsi" w:eastAsia="Times New Roman" w:hAnsiTheme="majorHAnsi" w:cs="Times New Roman"/>
+                <w:color w:val="000000"/>
+                <w:sz w:val="20"/>
+                <w:szCs w:val="20"/>
+                <w:lang w:eastAsia="pt-BR"/>
+              </w:rPr>
+            </w:pPr>
+            <w:r>
+              <w:rPr>
+                <w:rFonts w:asciiTheme="majorHAnsi" w:eastAsia="Times New Roman" w:hAnsiTheme="majorHAnsi" w:cs="Times New Roman"/>
+                <w:color w:val="000000"/>
+                <w:sz w:val="20"/>
+                <w:szCs w:val="20"/>
+                <w:lang w:eastAsia="pt-BR"/>
+              </w:rPr>
+              <w:t>CAR_TOP + SELO_IFERT + MATERNAL</w:t>
+            </w:r>
+          </w:p>
+        </w:tc>
+        <w:tc>
+          <w:tcPr>
+            <w:tcW w:w="1516" w:type="dxa"/>
+            <w:noWrap/>
+            <w:vAlign w:val="center"/>
+            <w:hideMark/>
+          </w:tcPr>
+          <w:p>
+            <w:pPr>
+              <w:spacing w:before="0" w:after="0" w:line="240" w:lineRule="auto"/>
+              <w:jc w:val="right"/>
+              <w:rPr>
+                <w:rFonts w:asciiTheme="majorHAnsi" w:eastAsia="Times New Roman" w:hAnsiTheme="majorHAnsi" w:cs="Times New Roman"/>
+                <w:color w:val="000000"/>
+                <w:sz w:val="20"/>
+                <w:szCs w:val="20"/>
+                <w:lang w:val="pt-BR" w:eastAsia="pt-BR"/>
+              </w:rPr>
+            </w:pPr>
+            <w:r>
+              <w:rPr>
+                <w:rFonts w:asciiTheme="majorHAnsi" w:eastAsia="Times New Roman" w:hAnsiTheme="majorHAnsi" w:cs="Times New Roman"/>
+                <w:color w:val="000000"/>
+                <w:sz w:val="20"/>
+                <w:szCs w:val="20"/>
+                <w:lang w:val="pt-BR" w:eastAsia="pt-BR"/>
+              </w:rPr>
+              <w:t>23,60%</w:t>
+            </w:r>
+          </w:p>
+        </w:tc>
+        <w:tc>
+          <w:tcPr>
+            <w:tcW w:w="1517" w:type="dxa"/>
+            <w:noWrap/>
+            <w:vAlign w:val="center"/>
+            <w:hideMark/>
+          </w:tcPr>
+          <w:p>
+            <w:pPr>
+              <w:spacing w:before="0" w:after="0" w:line="240" w:lineRule="auto"/>
+              <w:jc w:val="right"/>
+              <w:rPr>
+                <w:rFonts w:asciiTheme="majorHAnsi" w:eastAsia="Times New Roman" w:hAnsiTheme="majorHAnsi" w:cs="Times New Roman"/>
+                <w:color w:val="000000"/>
+                <w:sz w:val="20"/>
+                <w:szCs w:val="20"/>
+                <w:lang w:val="pt-BR" w:eastAsia="pt-BR"/>
+              </w:rPr>
+            </w:pPr>
+            <w:r>
+              <w:rPr>
+                <w:rFonts w:asciiTheme="majorHAnsi" w:eastAsia="Times New Roman" w:hAnsiTheme="majorHAnsi" w:cs="Times New Roman"/>
+                <w:color w:val="000000"/>
+                <w:sz w:val="20"/>
+                <w:szCs w:val="20"/>
+                <w:lang w:val="pt-BR" w:eastAsia="pt-BR"/>
+              </w:rPr>
+              <w:t>742,8</w:t>
+            </w:r>
+          </w:p>
+        </w:tc>
+        <w:tc>
+          <w:tcPr>
+            <w:tcW w:w="1517" w:type="dxa"/>
+            <w:noWrap/>
+            <w:vAlign w:val="center"/>
+            <w:hideMark/>
+          </w:tcPr>
+          <w:p>
+            <w:pPr>
+              <w:spacing w:before="0" w:after="0" w:line="240" w:lineRule="auto"/>
+              <w:jc w:val="right"/>
+              <w:rPr>
+                <w:rFonts w:asciiTheme="majorHAnsi" w:eastAsia="Times New Roman" w:hAnsiTheme="majorHAnsi" w:cs="Times New Roman"/>
+                <w:color w:val="000000"/>
+                <w:sz w:val="20"/>
+                <w:szCs w:val="20"/>
+                <w:lang w:val="pt-BR" w:eastAsia="pt-BR"/>
+              </w:rPr>
+            </w:pPr>
+            <w:r>
+              <w:rPr>
+                <w:rFonts w:asciiTheme="majorHAnsi" w:eastAsia="Times New Roman" w:hAnsiTheme="majorHAnsi" w:cs="Times New Roman"/>
+                <w:color w:val="000000"/>
+                <w:sz w:val="20"/>
+                <w:szCs w:val="20"/>
+                <w:lang w:val="pt-BR" w:eastAsia="pt-BR"/>
+              </w:rPr>
+              <w:t>&lt; 0,0001</w:t>
+            </w:r>
+          </w:p>
+        </w:tc>
+      </w:tr>
+      <w:tr>
+        <w:trPr>
+          <w:trHeight w:val="397"/>
+          <w:jc w:val="center"/>
+        </w:trPr>
+        <w:tc>
+          <w:tcPr>
+            <w:tcW w:w="993" w:type="dxa"/>
+            <w:noWrap/>
+            <w:vAlign w:val="center"/>
+          </w:tcPr>
+          <w:p>
+            <w:pPr>
+              <w:spacing w:before="0" w:after="0" w:line="240" w:lineRule="auto"/>
+              <w:jc w:val="center"/>
+              <w:rPr>
+                <w:rFonts w:asciiTheme="majorHAnsi" w:eastAsia="Times New Roman" w:hAnsiTheme="majorHAnsi" w:cs="Times New Roman"/>
+                <w:color w:val="000000"/>
+                <w:sz w:val="20"/>
+                <w:szCs w:val="20"/>
+                <w:lang w:val="pt-BR" w:eastAsia="pt-BR"/>
+              </w:rPr>
+            </w:pPr>
+            <w:r>
+              <w:rPr>
+                <w:rFonts w:asciiTheme="majorHAnsi" w:eastAsia="Times New Roman" w:hAnsiTheme="majorHAnsi" w:cs="Times New Roman"/>
+                <w:color w:val="000000"/>
+                <w:sz w:val="20"/>
+                <w:szCs w:val="20"/>
+                <w:lang w:val="pt-BR" w:eastAsia="pt-BR"/>
+              </w:rPr>
+              <w:t>6</w:t>
+            </w:r>
+          </w:p>
+        </w:tc>
+        <w:tc>
+          <w:tcPr>
+            <w:tcW w:w="4677" w:type="dxa"/>
+            <w:noWrap/>
+            <w:vAlign w:val="center"/>
+            <w:hideMark/>
+          </w:tcPr>
+          <w:p>
+            <w:pPr>
+              <w:spacing w:before="0" w:after="0" w:line="240" w:lineRule="auto"/>
+              <w:jc w:val="left"/>
+              <w:rPr>
+                <w:rFonts w:asciiTheme="majorHAnsi" w:eastAsia="Times New Roman" w:hAnsiTheme="majorHAnsi" w:cs="Times New Roman"/>
+                <w:color w:val="000000"/>
+                <w:sz w:val="20"/>
+                <w:szCs w:val="20"/>
+                <w:lang w:val="pt-BR" w:eastAsia="pt-BR"/>
+              </w:rPr>
+            </w:pPr>
+            <w:r>
+              <w:rPr>
+                <w:rFonts w:asciiTheme="majorHAnsi" w:eastAsia="Times New Roman" w:hAnsiTheme="majorHAnsi" w:cs="Times New Roman"/>
+                <w:color w:val="000000"/>
+                <w:sz w:val="20"/>
+                <w:szCs w:val="20"/>
+                <w:lang w:val="pt-BR" w:eastAsia="pt-BR"/>
+              </w:rPr>
+              <w:t>SELOS (IFERT/MATERNAL) + TRONCO_EAO</w:t>
+            </w:r>
+          </w:p>
+        </w:tc>
+        <w:tc>
+          <w:tcPr>
+            <w:tcW w:w="1516" w:type="dxa"/>
+            <w:noWrap/>
+            <w:vAlign w:val="center"/>
+            <w:hideMark/>
+          </w:tcPr>
+          <w:p>
+            <w:pPr>
+              <w:spacing w:before="0" w:after="0" w:line="240" w:lineRule="auto"/>
+              <w:jc w:val="right"/>
+              <w:rPr>
+                <w:rFonts w:asciiTheme="majorHAnsi" w:eastAsia="Times New Roman" w:hAnsiTheme="majorHAnsi" w:cs="Times New Roman"/>
+                <w:color w:val="000000"/>
+                <w:sz w:val="20"/>
+                <w:szCs w:val="20"/>
+                <w:lang w:val="pt-BR" w:eastAsia="pt-BR"/>
+              </w:rPr>
+            </w:pPr>
+            <w:r>
+              <w:rPr>
+                <w:rFonts w:asciiTheme="majorHAnsi" w:eastAsia="Times New Roman" w:hAnsiTheme="majorHAnsi" w:cs="Times New Roman"/>
+                <w:color w:val="000000"/>
+                <w:sz w:val="20"/>
+                <w:szCs w:val="20"/>
+                <w:lang w:val="pt-BR" w:eastAsia="pt-BR"/>
+              </w:rPr>
+              <w:t>26,30%</w:t>
+            </w:r>
+          </w:p>
+        </w:tc>
+        <w:tc>
+          <w:tcPr>
+            <w:tcW w:w="1517" w:type="dxa"/>
+            <w:noWrap/>
+            <w:vAlign w:val="center"/>
+            <w:hideMark/>
+          </w:tcPr>
+          <w:p>
+            <w:pPr>
+              <w:spacing w:before="0" w:after="0" w:line="240" w:lineRule="auto"/>
+              <w:jc w:val="right"/>
+              <w:rPr>
+                <w:rFonts w:asciiTheme="majorHAnsi" w:eastAsia="Times New Roman" w:hAnsiTheme="majorHAnsi" w:cs="Times New Roman"/>
+                <w:color w:val="000000"/>
+                <w:sz w:val="20"/>
+                <w:szCs w:val="20"/>
+                <w:lang w:val="pt-BR" w:eastAsia="pt-BR"/>
+              </w:rPr>
+            </w:pPr>
+            <w:r>
+              <w:rPr>
+                <w:rFonts w:asciiTheme="majorHAnsi" w:eastAsia="Times New Roman" w:hAnsiTheme="majorHAnsi" w:cs="Times New Roman"/>
+                <w:color w:val="000000"/>
+                <w:sz w:val="20"/>
+                <w:szCs w:val="20"/>
+                <w:lang w:val="pt-BR" w:eastAsia="pt-BR"/>
+              </w:rPr>
+              <w:t>738,7</w:t>
+            </w:r>
+          </w:p>
+        </w:tc>
+        <w:tc>
+          <w:tcPr>
+            <w:tcW w:w="1517" w:type="dxa"/>
+            <w:noWrap/>
+            <w:vAlign w:val="center"/>
+            <w:hideMark/>
+          </w:tcPr>
+          <w:p>
+            <w:pPr>
+              <w:spacing w:before="0" w:after="0" w:line="240" w:lineRule="auto"/>
+              <w:jc w:val="right"/>
+              <w:rPr>
+                <w:rFonts w:asciiTheme="majorHAnsi" w:eastAsia="Times New Roman" w:hAnsiTheme="majorHAnsi" w:cs="Times New Roman"/>
+                <w:color w:val="000000"/>
+                <w:sz w:val="20"/>
+                <w:szCs w:val="20"/>
+                <w:lang w:val="pt-BR" w:eastAsia="pt-BR"/>
+              </w:rPr>
+            </w:pPr>
+            <w:r>
+              <w:rPr>
+                <w:rFonts w:asciiTheme="majorHAnsi" w:eastAsia="Times New Roman" w:hAnsiTheme="majorHAnsi" w:cs="Times New Roman"/>
+                <w:color w:val="000000"/>
+                <w:sz w:val="20"/>
+                <w:szCs w:val="20"/>
+                <w:lang w:val="pt-BR" w:eastAsia="pt-BR"/>
+              </w:rPr>
+              <w:t>&lt; 0,0001</w:t>
+            </w:r>
+          </w:p>
+        </w:tc>
+      </w:tr>
+      <w:tr>
+        <w:trPr>
+          <w:trHeight w:val="397"/>
+          <w:jc w:val="center"/>
+        </w:trPr>
+        <w:tc>
+          <w:tcPr>
+            <w:tcW w:w="993" w:type="dxa"/>
+            <w:noWrap/>
+            <w:vAlign w:val="center"/>
+          </w:tcPr>
+          <w:p>
+            <w:pPr>
+              <w:spacing w:before="0" w:after="0" w:line="240" w:lineRule="auto"/>
+              <w:jc w:val="center"/>
+              <w:rPr>
+                <w:rFonts w:asciiTheme="majorHAnsi" w:eastAsia="Times New Roman" w:hAnsiTheme="majorHAnsi" w:cs="Times New Roman"/>
+                <w:color w:val="000000"/>
+                <w:sz w:val="20"/>
+                <w:szCs w:val="20"/>
+                <w:lang w:val="pt-BR" w:eastAsia="pt-BR"/>
+              </w:rPr>
+            </w:pPr>
+            <w:r>
+              <w:rPr>
+                <w:rFonts w:asciiTheme="majorHAnsi" w:eastAsia="Times New Roman" w:hAnsiTheme="majorHAnsi" w:cs="Times New Roman"/>
+                <w:color w:val="000000"/>
+                <w:sz w:val="20"/>
+                <w:szCs w:val="20"/>
+                <w:lang w:val="pt-BR" w:eastAsia="pt-BR"/>
+              </w:rPr>
+              <w:t>7</w:t>
+            </w:r>
+          </w:p>
+        </w:tc>
+        <w:tc>
+          <w:tcPr>
+            <w:tcW w:w="4677" w:type="dxa"/>
+            <w:noWrap/>
+            <w:vAlign w:val="center"/>
+            <w:hideMark/>
+          </w:tcPr>
+          <w:p>
+            <w:pPr>
+              <w:spacing w:before="0" w:after="0" w:line="240" w:lineRule="auto"/>
+              <w:jc w:val="left"/>
+              <w:rPr>
+                <w:rFonts w:asciiTheme="majorHAnsi" w:eastAsia="Times New Roman" w:hAnsiTheme="majorHAnsi" w:cs="Times New Roman"/>
+                <w:color w:val="000000"/>
+                <w:sz w:val="20"/>
+                <w:szCs w:val="20"/>
+                <w:lang w:eastAsia="pt-BR"/>
+              </w:rPr>
+            </w:pPr>
+            <w:r>
+              <w:rPr>
+                <w:rFonts w:asciiTheme="majorHAnsi" w:eastAsia="Times New Roman" w:hAnsiTheme="majorHAnsi" w:cs="Times New Roman"/>
+                <w:color w:val="000000"/>
+                <w:sz w:val="20"/>
+                <w:szCs w:val="20"/>
+                <w:lang w:eastAsia="pt-BR"/>
+              </w:rPr>
+              <w:t>CAR_TOP + SELOS (IFERT/MAT) + TRONCO_EAO</w:t>
+            </w:r>
+          </w:p>
+        </w:tc>
+        <w:tc>
+          <w:tcPr>
+            <w:tcW w:w="1516" w:type="dxa"/>
+            <w:noWrap/>
+            <w:vAlign w:val="center"/>
+            <w:hideMark/>
+          </w:tcPr>
+          <w:p>
+            <w:pPr>
+              <w:spacing w:before="0" w:after="0" w:line="240" w:lineRule="auto"/>
+              <w:jc w:val="right"/>
+              <w:rPr>
+                <w:rFonts w:asciiTheme="majorHAnsi" w:eastAsia="Times New Roman" w:hAnsiTheme="majorHAnsi" w:cs="Times New Roman"/>
+                <w:color w:val="000000"/>
+                <w:sz w:val="20"/>
+                <w:szCs w:val="20"/>
+                <w:lang w:val="pt-BR" w:eastAsia="pt-BR"/>
+              </w:rPr>
+            </w:pPr>
+            <w:r>
+              <w:rPr>
+                <w:rFonts w:asciiTheme="majorHAnsi" w:eastAsia="Times New Roman" w:hAnsiTheme="majorHAnsi" w:cs="Times New Roman"/>
+                <w:color w:val="000000"/>
+                <w:sz w:val="20"/>
+                <w:szCs w:val="20"/>
+                <w:lang w:val="pt-BR" w:eastAsia="pt-BR"/>
+              </w:rPr>
+              <w:t>28,60%</w:t>
+            </w:r>
+          </w:p>
+        </w:tc>
+        <w:tc>
+          <w:tcPr>
+            <w:tcW w:w="1517" w:type="dxa"/>
+            <w:noWrap/>
+            <w:vAlign w:val="center"/>
+            <w:hideMark/>
+          </w:tcPr>
+          <w:p>
+            <w:pPr>
+              <w:spacing w:before="0" w:after="0" w:line="240" w:lineRule="auto"/>
+              <w:jc w:val="right"/>
+              <w:rPr>
+                <w:rFonts w:asciiTheme="majorHAnsi" w:eastAsia="Times New Roman" w:hAnsiTheme="majorHAnsi" w:cs="Times New Roman"/>
+                <w:color w:val="000000"/>
+                <w:sz w:val="20"/>
+                <w:szCs w:val="20"/>
+                <w:lang w:val="pt-BR" w:eastAsia="pt-BR"/>
+              </w:rPr>
+            </w:pPr>
+            <w:r>
+              <w:rPr>
+                <w:rFonts w:asciiTheme="majorHAnsi" w:eastAsia="Times New Roman" w:hAnsiTheme="majorHAnsi" w:cs="Times New Roman"/>
+                <w:color w:val="000000"/>
+                <w:sz w:val="20"/>
+                <w:szCs w:val="20"/>
+                <w:lang w:val="pt-BR" w:eastAsia="pt-BR"/>
+              </w:rPr>
+              <w:t>737</w:t>
+            </w:r>
+          </w:p>
+        </w:tc>
+        <w:tc>
+          <w:tcPr>
+            <w:tcW w:w="1517" w:type="dxa"/>
+            <w:noWrap/>
+            <w:vAlign w:val="center"/>
+            <w:hideMark/>
+          </w:tcPr>
+          <w:p>
+            <w:pPr>
+              <w:spacing w:before="0" w:after="0" w:line="240" w:lineRule="auto"/>
+              <w:jc w:val="right"/>
+              <w:rPr>
+                <w:rFonts w:asciiTheme="majorHAnsi" w:eastAsia="Times New Roman" w:hAnsiTheme="majorHAnsi" w:cs="Times New Roman"/>
+                <w:color w:val="000000"/>
+                <w:sz w:val="20"/>
+                <w:szCs w:val="20"/>
+                <w:lang w:val="pt-BR" w:eastAsia="pt-BR"/>
+              </w:rPr>
+            </w:pPr>
+            <w:r>
+              <w:rPr>
+                <w:rFonts w:asciiTheme="majorHAnsi" w:eastAsia="Times New Roman" w:hAnsiTheme="majorHAnsi" w:cs="Times New Roman"/>
+                <w:color w:val="000000"/>
+                <w:sz w:val="20"/>
+                <w:szCs w:val="20"/>
+                <w:lang w:val="pt-BR" w:eastAsia="pt-BR"/>
+              </w:rPr>
+              <w:t>&lt; 0,0001</w:t>
+            </w:r>
+          </w:p>
+        </w:tc>
+      </w:tr>
+    </w:tbl>
+    <w:p>
+      <w:pPr>
+        <w:spacing w:before="0" w:after="0" w:line="240" w:lineRule="auto"/>
+        <w:jc w:val="left"/>
+        <w:rPr>
+          <w:rFonts w:asciiTheme="majorHAnsi" w:eastAsia="Times New Roman" w:hAnsiTheme="majorHAnsi" w:cs="Times New Roman"/>
+          <w:color w:val="000000"/>
+          <w:sz w:val="20"/>
+          <w:szCs w:val="20"/>
+          <w:lang w:val="pt-BR" w:eastAsia="pt-BR"/>
+        </w:rPr>
+      </w:pPr>
+      <w:r>
+        <w:rPr>
+          <w:rFonts w:asciiTheme="majorHAnsi" w:eastAsia="Times New Roman" w:hAnsiTheme="majorHAnsi" w:cs="Times New Roman"/>
+          <w:color w:val="000000"/>
+          <w:sz w:val="20"/>
+          <w:szCs w:val="20"/>
+          <w:lang w:val="pt-BR" w:eastAsia="pt-BR"/>
+        </w:rPr>
+        <w:t xml:space="preserve">1: </w:t>
+      </w:r>
+      <w:r>
+        <w:rPr>
+          <w:rFonts w:asciiTheme="majorHAnsi" w:eastAsia="Times New Roman" w:hAnsiTheme="majorHAnsi" w:cs="Times New Roman"/>
+          <w:color w:val="000000"/>
+          <w:sz w:val="20"/>
+          <w:szCs w:val="20"/>
+          <w:lang w:val="pt-BR" w:eastAsia="pt-BR"/>
+        </w:rPr>
+        <w:t>DEPs Isoladas</w:t>
+      </w:r>
+      <w:r>
+        <w:rPr>
+          <w:rFonts w:asciiTheme="majorHAnsi" w:eastAsia="Times New Roman" w:hAnsiTheme="majorHAnsi" w:cs="Times New Roman"/>
+          <w:color w:val="000000"/>
+          <w:sz w:val="20"/>
+          <w:szCs w:val="20"/>
+          <w:lang w:val="pt-BR" w:eastAsia="pt-BR"/>
+        </w:rPr>
+        <w:t xml:space="preserve">; 2: </w:t>
+      </w:r>
+      <w:r>
+        <w:rPr>
+          <w:rFonts w:asciiTheme="majorHAnsi" w:eastAsia="Times New Roman" w:hAnsiTheme="majorHAnsi" w:cs="Times New Roman"/>
+          <w:color w:val="000000"/>
+          <w:sz w:val="20"/>
+          <w:szCs w:val="20"/>
+          <w:lang w:val="pt-BR" w:eastAsia="pt-BR"/>
+        </w:rPr>
+        <w:t>Linhagens Isoladas</w:t>
+      </w:r>
+      <w:r>
+        <w:rPr>
+          <w:rFonts w:asciiTheme="majorHAnsi" w:eastAsia="Times New Roman" w:hAnsiTheme="majorHAnsi" w:cs="Times New Roman"/>
+          <w:color w:val="000000"/>
+          <w:sz w:val="20"/>
+          <w:szCs w:val="20"/>
+          <w:lang w:val="pt-BR" w:eastAsia="pt-BR"/>
+        </w:rPr>
+        <w:t xml:space="preserve">, 3: </w:t>
+      </w:r>
+      <w:r>
+        <w:rPr>
+          <w:rFonts w:asciiTheme="majorHAnsi" w:eastAsia="Times New Roman" w:hAnsiTheme="majorHAnsi" w:cs="Times New Roman"/>
+          <w:color w:val="000000"/>
+          <w:sz w:val="20"/>
+          <w:szCs w:val="20"/>
+          <w:lang w:val="pt-BR" w:eastAsia="pt-BR"/>
+        </w:rPr>
+        <w:t>Selos Isolados</w:t>
+      </w:r>
+      <w:r>
+        <w:rPr>
+          <w:rFonts w:asciiTheme="majorHAnsi" w:eastAsia="Times New Roman" w:hAnsiTheme="majorHAnsi" w:cs="Times New Roman"/>
+          <w:color w:val="000000"/>
+          <w:sz w:val="20"/>
+          <w:szCs w:val="20"/>
+          <w:lang w:val="pt-BR" w:eastAsia="pt-BR"/>
+        </w:rPr>
+        <w:t xml:space="preserve">, 4: </w:t>
+      </w:r>
+      <w:r>
+        <w:rPr>
+          <w:rFonts w:asciiTheme="majorHAnsi" w:eastAsia="Times New Roman" w:hAnsiTheme="majorHAnsi" w:cs="Times New Roman"/>
+          <w:color w:val="000000"/>
+          <w:sz w:val="20"/>
+          <w:szCs w:val="20"/>
+          <w:lang w:val="pt-BR" w:eastAsia="pt-BR"/>
+        </w:rPr>
+        <w:t>DEPs x Linhagens</w:t>
+      </w:r>
+      <w:r>
+        <w:rPr>
+          <w:rFonts w:asciiTheme="majorHAnsi" w:eastAsia="Times New Roman" w:hAnsiTheme="majorHAnsi" w:cs="Times New Roman"/>
+          <w:color w:val="000000"/>
+          <w:sz w:val="20"/>
+          <w:szCs w:val="20"/>
+          <w:lang w:val="pt-BR" w:eastAsia="pt-BR"/>
+        </w:rPr>
+        <w:t xml:space="preserve">, 5: </w:t>
+      </w:r>
+      <w:r>
+        <w:rPr>
+          <w:rFonts w:asciiTheme="majorHAnsi" w:eastAsia="Times New Roman" w:hAnsiTheme="majorHAnsi" w:cs="Times New Roman"/>
+          <w:color w:val="000000"/>
+          <w:sz w:val="20"/>
+          <w:szCs w:val="20"/>
+          <w:lang w:val="pt-BR" w:eastAsia="pt-BR"/>
+        </w:rPr>
+        <w:t>DEPs x Selos</w:t>
+      </w:r>
+      <w:r>
+        <w:rPr>
+          <w:rFonts w:asciiTheme="majorHAnsi" w:eastAsia="Times New Roman" w:hAnsiTheme="majorHAnsi" w:cs="Times New Roman"/>
+          <w:color w:val="000000"/>
+          <w:sz w:val="20"/>
+          <w:szCs w:val="20"/>
+          <w:lang w:val="pt-BR" w:eastAsia="pt-BR"/>
+        </w:rPr>
+        <w:t xml:space="preserve">, 6: </w:t>
+      </w:r>
+      <w:r>
+        <w:rPr>
+          <w:rFonts w:asciiTheme="majorHAnsi" w:eastAsia="Times New Roman" w:hAnsiTheme="majorHAnsi" w:cs="Times New Roman"/>
+          <w:color w:val="000000"/>
+          <w:sz w:val="20"/>
+          <w:szCs w:val="20"/>
+          <w:lang w:val="pt-BR" w:eastAsia="pt-BR"/>
+        </w:rPr>
+        <w:t>Selos x Linhagens</w:t>
+      </w:r>
+      <w:r>
+        <w:rPr>
+          <w:rFonts w:asciiTheme="majorHAnsi" w:eastAsia="Times New Roman" w:hAnsiTheme="majorHAnsi" w:cs="Times New Roman"/>
+          <w:color w:val="000000"/>
+          <w:sz w:val="20"/>
+          <w:szCs w:val="20"/>
+          <w:lang w:val="pt-BR" w:eastAsia="pt-BR"/>
+        </w:rPr>
+        <w:t>, 7: Todos os fatores</w:t>
+      </w:r>
+      <w:r>
+        <w:rPr>
+          <w:rFonts w:asciiTheme="majorHAnsi" w:eastAsia="Times New Roman" w:hAnsiTheme="majorHAnsi" w:cs="Times New Roman"/>
+          <w:color w:val="000000"/>
+          <w:sz w:val="20"/>
+          <w:szCs w:val="20"/>
+          <w:lang w:val="pt-BR" w:eastAsia="pt-BR"/>
+        </w:rPr>
+        <w:t xml:space="preserve"> (3 Camadas)</w:t>
+      </w:r>
+    </w:p>
+    <w:p>
+      <w:pPr>
+        <w:spacing w:before="0" w:after="0" w:line="240" w:lineRule="auto"/>
+        <w:jc w:val="left"/>
+        <w:rPr>
+          <w:rFonts w:asciiTheme="majorHAnsi" w:eastAsia="Times New Roman" w:hAnsiTheme="majorHAnsi" w:cs="Times New Roman"/>
+          <w:color w:val="000000"/>
+          <w:sz w:val="20"/>
+          <w:szCs w:val="20"/>
+          <w:lang w:val="pt-BR" w:eastAsia="pt-BR"/>
+        </w:rPr>
+      </w:pPr>
+    </w:p>
+    <w:p>
+      <w:pPr>
+        <w:rPr>
+          <w:lang w:val="pt-BR"/>
+        </w:rPr>
+      </w:pPr>
+      <w:r>
+        <w:rPr>
+          <w:lang w:val="pt-BR"/>
+        </w:rPr>
+        <w:t>4.5.1. A Supremacia dos Selos nos Duelos Par a Par</w:t>
+      </w:r>
+    </w:p>
+    <w:p>
+      <w:pPr>
+        <w:rPr>
+          <w:lang w:val="pt-BR"/>
+        </w:rPr>
+      </w:pPr>
+      <w:r>
+        <w:rPr>
+          <w:lang w:val="pt-BR"/>
+        </w:rPr>
+        <w:t>No confronto direto entre DEPs e Selos (Modelo 5), o coeficiente de determinação saltou de 10,8% para 23,6%, acompanhado de forte redução no critério de Akaike (AIC de 760,2 para 742,8).</w:t>
+      </w:r>
+    </w:p>
+    <w:p>
+      <w:pPr>
+        <w:rPr>
+          <w:lang w:val="pt-BR"/>
+        </w:rPr>
+      </w:pPr>
+      <w:r>
+        <w:rPr>
+          <w:lang w:val="pt-BR"/>
+        </w:rPr>
+        <w:t xml:space="preserve">Sob a ótica da Economia Comportamental (Kahneman &amp; </w:t>
+      </w:r>
+      <w:proofErr w:type="spellStart"/>
+      <w:r>
+        <w:rPr>
+          <w:lang w:val="pt-BR"/>
+        </w:rPr>
+        <w:t>Tversky</w:t>
+      </w:r>
+      <w:proofErr w:type="spellEnd"/>
+      <w:r>
+        <w:rPr>
+          <w:lang w:val="pt-BR"/>
+        </w:rPr>
+        <w:t xml:space="preserve">), esse resultado demonstra que os selos comerciais funcionam como heurísticas de julgamento. O excesso de dados numéricos (mais de 20 DEPs com acurácias e </w:t>
+      </w:r>
+      <w:proofErr w:type="spellStart"/>
+      <w:r>
+        <w:rPr>
+          <w:lang w:val="pt-BR"/>
+        </w:rPr>
+        <w:t>TOPs</w:t>
+      </w:r>
+      <w:proofErr w:type="spellEnd"/>
+      <w:r>
+        <w:rPr>
+          <w:lang w:val="pt-BR"/>
+        </w:rPr>
+        <w:t xml:space="preserve"> concorrentes) impõe uma sobrecarga cognitiva ao pecuarista; os selos atuam como certificações visuais de baixo custo de processamento, traduzindo o mérito genético em termos imediatos de aplicabilidade de campo.</w:t>
+      </w:r>
+    </w:p>
+    <w:p>
+      <w:pPr>
+        <w:rPr>
+          <w:lang w:val="pt-BR"/>
+        </w:rPr>
+      </w:pPr>
       <w:r>
         <w:rPr>
           <w:lang w:val="pt-BR"/>
         </w:rPr>
         <w:lastRenderedPageBreak/>
-        <w:t>zootécnica esperada: a cada redução de 1 unidade percentual no TOP de CAR (aproximando-se do TOP 0,1% ou 1%), o preço da dose aumenta linearmente. A perda de significância das demais DEPs decorre de dois fatores clássicos da genética quantitativa: 1. Alta Multicolinearidade: As características de peso (P210, P365, P450) são fortemente correlacionadas geneticamente entre si e com o MGTe (r&gt;0,70), inflando a variância dos estimadores no modelo multivariado linear. 2. Homogeneidade da Amostra: A seleção prévia dos animais ingressantes na central elimina a variabilidade dos touros inferiores (comerciais rústicos), reduzindo a variabilidade explicativa das réguas contínuas.</w:t>
-      </w:r>
-    </w:p>
-    <w:p>
-      <w:pPr>
-        <w:rPr>
-          <w:lang w:val="pt-BR"/>
-        </w:rPr>
-      </w:pPr>
-      <w:r>
-        <w:rPr>
-          <w:lang w:val="pt-BR"/>
-        </w:rPr>
-        <w:t>4.3. Selos Comerciais e Certificações: A Sinalização Visual e o Efeito Degrau Acumulado</w:t>
-      </w:r>
-    </w:p>
-    <w:p>
-      <w:pPr>
-        <w:rPr>
-          <w:lang w:val="pt-BR"/>
-        </w:rPr>
-      </w:pPr>
-      <w:r>
-        <w:rPr>
-          <w:lang w:val="pt-BR"/>
-        </w:rPr>
-        <w:t>Diante da complexidade técnica de avaliar dezenas de DEPs simultâneas, as centrais de inseminação criaram os selos comerciais (certificações iconográficas estampadas no catálogo), funcionando como selos de qualidade e garantias de aptidão fenotípica/funcional.</w:t>
-      </w:r>
-    </w:p>
-    <w:p>
-      <w:pPr>
-        <w:rPr>
-          <w:lang w:val="pt-BR"/>
-        </w:rPr>
-      </w:pPr>
-      <w:r>
-        <w:rPr>
-          <w:lang w:val="pt-BR"/>
-        </w:rPr>
-        <w:t>4.3.1. Impacto Individual dos Selos Funcionais</w:t>
-      </w:r>
-    </w:p>
-    <w:p>
-      <w:pPr>
-        <w:rPr>
-          <w:lang w:val="pt-BR"/>
-        </w:rPr>
-      </w:pPr>
-      <w:r>
-        <w:rPr>
-          <w:lang w:val="pt-BR"/>
-        </w:rPr>
-        <w:t>Na modelagem hedônica específica para os selos, duas certificações destacaram-se como determinantes estatísticos de preço: SELO_IFERT (Fertilidade e Eficiência Reprodutiva): Agregou um prêmio médio robusto de +R$ 5,67 por dose (p&lt;0,001). SELO_MATERNAL (Habilidade Materna e Desempenho da Fêmea): Agregou +R$ 2,28 por dose (p=0,031).</w:t>
-      </w:r>
-    </w:p>
-    <w:p>
-      <w:pPr>
-        <w:rPr>
-          <w:lang w:val="pt-BR"/>
-        </w:rPr>
-      </w:pPr>
-      <w:r>
-        <w:rPr>
-          <w:lang w:val="pt-BR"/>
-        </w:rPr>
-        <w:t>O modelo de selos isolados atingiu um R^{2} de 17,1% (AIC=748,5), superando com folga o modelo que continha apenas as DEPs (R^{2}=10,8\%). Isso comprova que a preocupação com a fertilidade do rebanho de cria e a reposição de matrizes precoces com alta produção leiteira são os principais motivadores da disposição a pagar do pecuarista de corte.</w:t>
-      </w:r>
-    </w:p>
-    <w:p>
-      <w:pPr>
-        <w:rPr>
-          <w:lang w:val="pt-BR"/>
-        </w:rPr>
-      </w:pPr>
-      <w:r>
-        <w:rPr>
-          <w:lang w:val="pt-BR"/>
-        </w:rPr>
-        <w:t>4.3.2. A Dinâmica da Cascata de Selos Totais e a Fundamentação da Base em 4 Selos</w:t>
-      </w:r>
-    </w:p>
-    <w:p>
-      <w:pPr>
-        <w:rPr>
-          <w:lang w:val="pt-BR"/>
-        </w:rPr>
-      </w:pPr>
-      <w:r>
-        <w:rPr>
-          <w:lang w:val="pt-BR"/>
-        </w:rPr>
-        <w:t>Para avaliar se o mercado valoriza o número cumulativo de certificações atribuídas ao animal, calculou-se a variável TOTAL_SELOS.</w:t>
-      </w:r>
-    </w:p>
-    <w:p>
-      <w:pPr>
-        <w:rPr>
-          <w:lang w:val="pt-BR"/>
-        </w:rPr>
-      </w:pPr>
-      <w:r>
-        <w:rPr>
-          <w:lang w:val="pt-BR"/>
-        </w:rPr>
-        <w:t>Um aspecto metodológico e empírico fundamental do catálogo CRV Lagoa para o Nelore ANCP é que não existem touros com 0, 1 ou 2 selos. Todos os reprodutores cadastrados na central já recebem de saída um pacote mínimo de qualificações (como PO, SEMIINTENSIVO, PESO ou REPRODUTIVO). Apenas dois touros apresentaram 3 selos (1,7% da amostra), sendo desconsiderados da análise gráfica por critério amostral (N&lt;3).</w:t>
-      </w:r>
-    </w:p>
-    <w:p>
-      <w:pPr>
-        <w:rPr>
-          <w:lang w:val="pt-BR"/>
-        </w:rPr>
-      </w:pPr>
-      <w:r>
-        <w:rPr>
-          <w:lang w:val="pt-BR"/>
-        </w:rPr>
-        <w:t>Dessa forma, o piso real de mercado e a base estatisticamente consistente foi estabelecida em 4 selos (N=15 touros; Média = R$ 27,42) (Tabela 2).</w:t>
-      </w:r>
-    </w:p>
-    <w:p>
-      <w:pPr>
-        <w:rPr>
-          <w:lang w:val="pt-BR"/>
-        </w:rPr>
-      </w:pPr>
-      <w:r>
-        <w:rPr>
-          <w:lang w:val="pt-BR"/>
-        </w:rPr>
-        <w:t>Tabela 2. Distribuição amostral e comportamento dos preços por quantidade de selos no catálogo CRV Lagoa.</w:t>
-      </w:r>
-    </w:p>
-    <w:p>
-      <w:pPr>
-        <w:rPr>
-          <w:lang w:val="pt-BR"/>
-        </w:rPr>
-      </w:pPr>
-    </w:p>
-    <w:p>
-      <w:pPr>
-        <w:rPr>
-          <w:lang w:val="pt-BR"/>
-        </w:rPr>
-      </w:pPr>
-      <w:r>
-        <w:rPr>
-          <w:lang w:val="pt-BR"/>
-        </w:rPr>
-        <w:t>Quantidade de Selos    Nº Touros (N)    Freq. (%)    Preço Médio (R$)    Mediana (R$)    Desvio Padrão (R$)</w:t>
-      </w:r>
-    </w:p>
-    <w:p>
-      <w:pPr>
-        <w:rPr>
-          <w:lang w:val="pt-BR"/>
-        </w:rPr>
-      </w:pPr>
-    </w:p>
-    <w:p>
-      <w:pPr>
-        <w:rPr>
-          <w:lang w:val="pt-BR"/>
-        </w:rPr>
-      </w:pPr>
-      <w:r>
-        <w:rPr>
-          <w:lang w:val="pt-BR"/>
-        </w:rPr>
-        <w:t>3 selos                      2            1,7%            37,45             37,45              8,84</w:t>
-      </w:r>
-    </w:p>
-    <w:p>
-      <w:pPr>
-        <w:rPr>
-          <w:lang w:val="pt-BR"/>
-        </w:rPr>
-      </w:pPr>
-      <w:r>
-        <w:rPr>
-          <w:lang w:val="pt-BR"/>
-        </w:rPr>
-        <w:t>4 selos (Base)               15           13,0%            27,42             24,80              6,18</w:t>
-      </w:r>
-    </w:p>
-    <w:p>
-      <w:pPr>
-        <w:rPr>
-          <w:lang w:val="pt-BR"/>
-        </w:rPr>
-      </w:pPr>
-      <w:r>
-        <w:rPr>
-          <w:lang w:val="pt-BR"/>
-        </w:rPr>
-        <w:t>5 selos                       9            7,8%            31,63             31,20              5,19</w:t>
-      </w:r>
-    </w:p>
-    <w:p>
-      <w:pPr>
-        <w:rPr>
-          <w:lang w:val="pt-BR"/>
-        </w:rPr>
-      </w:pPr>
-      <w:r>
-        <w:rPr>
-          <w:lang w:val="pt-BR"/>
-        </w:rPr>
-        <w:t>6 selos                      32           27,8%            31,23             27,00              6,84</w:t>
-      </w:r>
-    </w:p>
-    <w:p>
-      <w:pPr>
-        <w:rPr>
-          <w:lang w:val="pt-BR"/>
-        </w:rPr>
-      </w:pPr>
-      <w:r>
-        <w:rPr>
-          <w:lang w:val="pt-BR"/>
-        </w:rPr>
-        <w:t>7 selos                      36           31,3%            33,61             27,00              9,44</w:t>
-      </w:r>
-    </w:p>
-    <w:p>
-      <w:pPr>
-        <w:rPr>
-          <w:lang w:val="pt-BR"/>
-        </w:rPr>
-      </w:pPr>
-      <w:r>
-        <w:rPr>
-          <w:lang w:val="pt-BR"/>
-        </w:rPr>
-        <w:t>8 selos                      14           12,2%            35,41             36,00              7,79</w:t>
-      </w:r>
-    </w:p>
-    <w:p>
-      <w:pPr>
-        <w:rPr>
-          <w:lang w:val="pt-BR"/>
-        </w:rPr>
-      </w:pPr>
-      <w:r>
-        <w:rPr>
-          <w:lang w:val="pt-BR"/>
-        </w:rPr>
-        <w:t>9 selos                       7            6,1%            35,70             35,00              4,26</w:t>
-      </w:r>
-    </w:p>
-    <w:p>
-      <w:pPr>
-        <w:rPr>
-          <w:lang w:val="pt-BR"/>
-        </w:rPr>
-      </w:pPr>
-    </w:p>
-    <w:p>
-      <w:pPr>
-        <w:rPr>
-          <w:lang w:val="pt-BR"/>
-        </w:rPr>
-      </w:pPr>
-      <w:r>
-        <w:rPr>
-          <w:lang w:val="pt-BR"/>
-        </w:rPr>
-        <w:t>Total Amostral              115          100,0%            32,58             27,00              8,11</w:t>
-      </w:r>
-    </w:p>
-    <w:p>
-      <w:pPr>
-        <w:rPr>
-          <w:lang w:val="pt-BR"/>
-        </w:rPr>
-      </w:pPr>
-    </w:p>
-    <w:p>
-      <w:pPr>
-        <w:rPr>
-          <w:lang w:val="pt-BR"/>
-        </w:rPr>
-      </w:pPr>
-      <w:r>
-        <w:rPr>
-          <w:lang w:val="pt-BR"/>
-        </w:rPr>
-        <w:t>Excluídos da análise gráfica de degrau por critério de robustez estatística (N &lt; 3).</w:t>
-      </w:r>
-    </w:p>
-    <w:p>
-      <w:pPr>
-        <w:rPr>
-          <w:lang w:val="pt-BR"/>
-        </w:rPr>
-      </w:pPr>
-      <w:r>
-        <w:rPr>
-          <w:lang w:val="pt-BR"/>
-        </w:rPr>
-        <w:t>A evolução sequencial de acúmulo de selos é sintetizada no gráfico em cascata (Figura 2):</w:t>
-      </w:r>
-    </w:p>
-    <w:p>
-      <w:pPr>
-        <w:rPr>
-          <w:lang w:val="pt-BR"/>
-        </w:rPr>
-      </w:pPr>
-      <w:r>
-        <w:rPr>
-          <w:lang w:val="pt-BR"/>
-        </w:rPr>
-        <w:t>[SUGESTÃO DE INSERÇÃO: FIGURA 2 - GRÁFICO EM CASCATA (WATERFALL) DA VALORIZAÇÃO POR TOTAL DE SELOS]</w:t>
-      </w:r>
-    </w:p>
-    <w:p>
-      <w:pPr>
-        <w:rPr>
-          <w:lang w:val="pt-BR"/>
-        </w:rPr>
-      </w:pPr>
-      <w:r>
-        <w:rPr>
-          <w:lang w:val="pt-BR"/>
-        </w:rPr>
-        <w:t>- Barra Base (4 Selos): R$ 27,42 (n=15)</w:t>
-      </w:r>
-    </w:p>
-    <w:p>
-      <w:pPr>
-        <w:rPr>
-          <w:lang w:val="pt-BR"/>
-        </w:rPr>
-      </w:pPr>
-      <w:r>
-        <w:rPr>
-          <w:lang w:val="pt-BR"/>
-        </w:rPr>
-        <w:t>- Degrau Flutuante (+ R$ 4,21): R$ 31,63 (5 Selos, n=9)</w:t>
-      </w:r>
-    </w:p>
-    <w:p>
-      <w:pPr>
-        <w:rPr>
-          <w:lang w:val="pt-BR"/>
-        </w:rPr>
-      </w:pPr>
-      <w:r>
-        <w:rPr>
-          <w:lang w:val="pt-BR"/>
-        </w:rPr>
-        <w:t>- Degrau Flutuante (- R$ 0,40): R$ 31,23 (6 Selos, n=32)</w:t>
-      </w:r>
-    </w:p>
-    <w:p>
-      <w:pPr>
-        <w:rPr>
-          <w:lang w:val="pt-BR"/>
-        </w:rPr>
-      </w:pPr>
-      <w:r>
-        <w:rPr>
-          <w:lang w:val="pt-BR"/>
-        </w:rPr>
-        <w:t>- Degrau Flutuante (+ R$ 2,38): R$ 33,61 (7 Selos, n=36)</w:t>
-      </w:r>
-    </w:p>
-    <w:p>
-      <w:pPr>
-        <w:rPr>
-          <w:lang w:val="pt-BR"/>
-        </w:rPr>
-      </w:pPr>
-      <w:r>
-        <w:rPr>
-          <w:lang w:val="pt-BR"/>
-        </w:rPr>
-        <w:t>- Degrau Flutuante (+ R$ 1,80): R$ 35,41 (8 Selos, n=14)</w:t>
-      </w:r>
-    </w:p>
-    <w:p>
-      <w:pPr>
-        <w:rPr>
-          <w:lang w:val="pt-BR"/>
-        </w:rPr>
-      </w:pPr>
-      <w:r>
-        <w:rPr>
-          <w:lang w:val="pt-BR"/>
-        </w:rPr>
-        <w:t>- Degrau Flutuante (+ R$ 0,29): R$ 35,70 (9 Selos, n=7)</w:t>
-      </w:r>
-    </w:p>
-    <w:p>
-      <w:pPr>
-        <w:rPr>
-          <w:lang w:val="pt-BR"/>
-        </w:rPr>
-      </w:pPr>
-      <w:r>
-        <w:rPr>
-          <w:lang w:val="pt-BR"/>
-        </w:rPr>
-        <w:t>- Barra Final de Acúmulo: R$ 35,70 (Ágio Acumulado de +R$ 8,28 ou +30,2%)</w:t>
-      </w:r>
-    </w:p>
-    <w:p>
-      <w:pPr>
-        <w:rPr>
-          <w:lang w:val="pt-BR"/>
-        </w:rPr>
-      </w:pPr>
-      <w:r>
-        <w:rPr>
-          <w:lang w:val="pt-BR"/>
-        </w:rPr>
-        <w:t>4.3.3. Discussão Zootécnica e Econômica da Cascata de Selos</w:t>
-      </w:r>
-    </w:p>
-    <w:p>
-      <w:pPr>
-        <w:rPr>
-          <w:lang w:val="pt-BR"/>
-        </w:rPr>
-      </w:pPr>
-      <w:r>
-        <w:rPr>
-          <w:lang w:val="pt-BR"/>
-        </w:rPr>
-        <w:t xml:space="preserve">O gráfico de cascata dos selos ilustra a existência de dois grandes saltos estruturais de preço: 1. O Salto de Entrada (4 para 5 selos): Proporciona uma elevação abrupta de +R$ 4,21 por dose (+15,3%), separando o touro com foco estrito em peso daquele que agrega precocidade sexual ou conformação de carcaça. 2. O Salto de </w:t>
+        <w:t>4.5.2. O Modelo Hedônico Global (3 Camadas)</w:t>
+      </w:r>
+    </w:p>
+    <w:p>
+      <w:pPr>
+        <w:rPr>
+          <w:lang w:val="pt-BR"/>
+        </w:rPr>
+      </w:pPr>
+      <w:r>
+        <w:rPr>
+          <w:lang w:val="pt-BR"/>
+        </w:rPr>
+        <w:t>O modelo hedônico definitivo integrou harmoniosamente as três forças do mercado:</w:t>
+      </w:r>
+    </w:p>
+    <w:p>
+      <w:pPr>
+        <w:rPr>
+          <w:lang w:val="pt-BR"/>
+        </w:rPr>
+      </w:pPr>
+      <m:oMathPara>
+        <m:oMath>
+          <m:r>
+            <m:rPr>
+              <m:nor/>
+            </m:rPr>
+            <w:rPr>
+              <w:lang w:val="pt-BR"/>
+            </w:rPr>
+            <m:t>Preço</m:t>
+          </m:r>
+          <m:r>
+            <w:rPr>
+              <w:rFonts w:ascii="Cambria Math" w:hAnsi="Cambria Math"/>
+              <w:lang w:val="pt-BR"/>
+            </w:rPr>
+            <m:t>=</m:t>
+          </m:r>
+          <m:sSub>
+            <m:sSubPr>
+              <m:ctrlPr>
+                <w:rPr>
+                  <w:rFonts w:ascii="Cambria Math" w:hAnsi="Cambria Math"/>
+                </w:rPr>
+              </m:ctrlPr>
+            </m:sSubPr>
+            <m:e>
+              <m:r>
+                <w:rPr>
+                  <w:rFonts w:ascii="Cambria Math" w:hAnsi="Cambria Math"/>
+                </w:rPr>
+                <m:t>β</m:t>
+              </m:r>
+            </m:e>
+            <m:sub>
+              <m:r>
+                <w:rPr>
+                  <w:rFonts w:ascii="Cambria Math" w:hAnsi="Cambria Math"/>
+                  <w:lang w:val="pt-BR"/>
+                </w:rPr>
+                <m:t>0</m:t>
+              </m:r>
+            </m:sub>
+          </m:sSub>
+          <m:r>
+            <w:rPr>
+              <w:rFonts w:ascii="Cambria Math" w:hAnsi="Cambria Math"/>
+              <w:lang w:val="pt-BR"/>
+            </w:rPr>
+            <m:t>+</m:t>
+          </m:r>
+          <m:sSub>
+            <m:sSubPr>
+              <m:ctrlPr>
+                <w:rPr>
+                  <w:rFonts w:ascii="Cambria Math" w:hAnsi="Cambria Math"/>
+                </w:rPr>
+              </m:ctrlPr>
+            </m:sSubPr>
+            <m:e>
+              <m:r>
+                <w:rPr>
+                  <w:rFonts w:ascii="Cambria Math" w:hAnsi="Cambria Math"/>
+                </w:rPr>
+                <m:t>β</m:t>
+              </m:r>
+            </m:e>
+            <m:sub>
+              <m:r>
+                <w:rPr>
+                  <w:rFonts w:ascii="Cambria Math" w:hAnsi="Cambria Math"/>
+                  <w:lang w:val="pt-BR"/>
+                </w:rPr>
+                <m:t>1</m:t>
+              </m:r>
+            </m:sub>
+          </m:sSub>
+          <m:d>
+            <m:dPr>
+              <m:ctrlPr>
+                <w:rPr>
+                  <w:rFonts w:ascii="Cambria Math" w:hAnsi="Cambria Math"/>
+                </w:rPr>
+              </m:ctrlPr>
+            </m:dPr>
+            <m:e>
+              <m:r>
+                <m:rPr>
+                  <m:nor/>
+                </m:rPr>
+                <w:rPr>
+                  <w:lang w:val="pt-BR"/>
+                </w:rPr>
+                <m:t>CAR_TOP</m:t>
+              </m:r>
+            </m:e>
+          </m:d>
+          <m:r>
+            <w:rPr>
+              <w:rFonts w:ascii="Cambria Math" w:hAnsi="Cambria Math"/>
+              <w:lang w:val="pt-BR"/>
+            </w:rPr>
+            <m:t>+</m:t>
+          </m:r>
+          <m:sSub>
+            <m:sSubPr>
+              <m:ctrlPr>
+                <w:rPr>
+                  <w:rFonts w:ascii="Cambria Math" w:hAnsi="Cambria Math"/>
+                </w:rPr>
+              </m:ctrlPr>
+            </m:sSubPr>
+            <m:e>
+              <m:r>
+                <w:rPr>
+                  <w:rFonts w:ascii="Cambria Math" w:hAnsi="Cambria Math"/>
+                </w:rPr>
+                <m:t>β</m:t>
+              </m:r>
+            </m:e>
+            <m:sub>
+              <m:r>
+                <w:rPr>
+                  <w:rFonts w:ascii="Cambria Math" w:hAnsi="Cambria Math"/>
+                  <w:lang w:val="pt-BR"/>
+                </w:rPr>
+                <m:t>2</m:t>
+              </m:r>
+            </m:sub>
+          </m:sSub>
+          <m:d>
+            <m:dPr>
+              <m:ctrlPr>
+                <w:rPr>
+                  <w:rFonts w:ascii="Cambria Math" w:hAnsi="Cambria Math"/>
+                </w:rPr>
+              </m:ctrlPr>
+            </m:dPr>
+            <m:e>
+              <m:r>
+                <m:rPr>
+                  <m:nor/>
+                </m:rPr>
+                <w:rPr>
+                  <w:lang w:val="pt-BR"/>
+                </w:rPr>
+                <m:t>SELO_IFERT</m:t>
+              </m:r>
+            </m:e>
+          </m:d>
+          <m:r>
+            <w:rPr>
+              <w:rFonts w:ascii="Cambria Math" w:hAnsi="Cambria Math"/>
+              <w:lang w:val="pt-BR"/>
+            </w:rPr>
+            <m:t>+</m:t>
+          </m:r>
+          <m:sSub>
+            <m:sSubPr>
+              <m:ctrlPr>
+                <w:rPr>
+                  <w:rFonts w:ascii="Cambria Math" w:hAnsi="Cambria Math"/>
+                </w:rPr>
+              </m:ctrlPr>
+            </m:sSubPr>
+            <m:e>
+              <m:r>
+                <w:rPr>
+                  <w:rFonts w:ascii="Cambria Math" w:hAnsi="Cambria Math"/>
+                </w:rPr>
+                <m:t>β</m:t>
+              </m:r>
+            </m:e>
+            <m:sub>
+              <m:r>
+                <w:rPr>
+                  <w:rFonts w:ascii="Cambria Math" w:hAnsi="Cambria Math"/>
+                  <w:lang w:val="pt-BR"/>
+                </w:rPr>
+                <m:t>3</m:t>
+              </m:r>
+            </m:sub>
+          </m:sSub>
+          <m:d>
+            <m:dPr>
+              <m:ctrlPr>
+                <w:rPr>
+                  <w:rFonts w:ascii="Cambria Math" w:hAnsi="Cambria Math"/>
+                </w:rPr>
+              </m:ctrlPr>
+            </m:dPr>
+            <m:e>
+              <m:r>
+                <m:rPr>
+                  <m:nor/>
+                </m:rPr>
+                <w:rPr>
+                  <w:lang w:val="pt-BR"/>
+                </w:rPr>
+                <m:t>SELO_MATERNAL</m:t>
+              </m:r>
+            </m:e>
+          </m:d>
+          <m:r>
+            <w:rPr>
+              <w:rFonts w:ascii="Cambria Math" w:hAnsi="Cambria Math"/>
+              <w:lang w:val="pt-BR"/>
+            </w:rPr>
+            <m:t>+</m:t>
+          </m:r>
+          <m:sSub>
+            <m:sSubPr>
+              <m:ctrlPr>
+                <w:rPr>
+                  <w:rFonts w:ascii="Cambria Math" w:hAnsi="Cambria Math"/>
+                </w:rPr>
+              </m:ctrlPr>
+            </m:sSubPr>
+            <m:e>
+              <m:r>
+                <w:rPr>
+                  <w:rFonts w:ascii="Cambria Math" w:hAnsi="Cambria Math"/>
+                </w:rPr>
+                <m:t>β</m:t>
+              </m:r>
+            </m:e>
+            <m:sub>
+              <m:r>
+                <w:rPr>
+                  <w:rFonts w:ascii="Cambria Math" w:hAnsi="Cambria Math"/>
+                  <w:lang w:val="pt-BR"/>
+                </w:rPr>
+                <m:t>4</m:t>
+              </m:r>
+            </m:sub>
+          </m:sSub>
+          <m:d>
+            <m:dPr>
+              <m:ctrlPr>
+                <w:rPr>
+                  <w:rFonts w:ascii="Cambria Math" w:hAnsi="Cambria Math"/>
+                </w:rPr>
+              </m:ctrlPr>
+            </m:dPr>
+            <m:e>
+              <m:r>
+                <m:rPr>
+                  <m:nor/>
+                </m:rPr>
+                <w:rPr>
+                  <w:lang w:val="pt-BR"/>
+                </w:rPr>
+                <m:t>TRONCO_EAO</m:t>
+              </m:r>
+            </m:e>
+          </m:d>
+          <m:r>
+            <w:rPr>
+              <w:rFonts w:ascii="Cambria Math" w:hAnsi="Cambria Math"/>
+              <w:lang w:val="pt-BR"/>
+            </w:rPr>
+            <m:t>+</m:t>
+          </m:r>
+          <m:r>
+            <w:rPr>
+              <w:rFonts w:ascii="Cambria Math" w:hAnsi="Cambria Math"/>
+            </w:rPr>
+            <m:t>ε</m:t>
+          </m:r>
+        </m:oMath>
+      </m:oMathPara>
+    </w:p>
+    <w:p>
+      <w:pPr>
+        <w:rPr>
+          <w:lang w:val="pt-BR"/>
+        </w:rPr>
+      </w:pPr>
+      <w:r>
+        <w:rPr>
+          <w:lang w:val="pt-BR"/>
+        </w:rPr>
+        <w:t xml:space="preserve">Esse modelo obteve o melhor desempenho estatístico global da pesquisa </w:t>
+      </w:r>
+      <m:oMath>
+        <m:d>
+          <m:dPr>
+            <m:ctrlPr>
+              <w:rPr>
+                <w:rFonts w:ascii="Cambria Math" w:hAnsi="Cambria Math"/>
+              </w:rPr>
+            </m:ctrlPr>
+          </m:dPr>
+          <m:e>
+            <m:sSup>
+              <m:sSupPr>
+                <m:ctrlPr>
+                  <w:rPr>
+                    <w:rFonts w:ascii="Cambria Math" w:hAnsi="Cambria Math"/>
+                  </w:rPr>
+                </m:ctrlPr>
+              </m:sSupPr>
+              <m:e>
+                <m:r>
+                  <w:rPr>
+                    <w:rFonts w:ascii="Cambria Math" w:hAnsi="Cambria Math"/>
+                  </w:rPr>
+                  <m:t>R</m:t>
+                </m:r>
+              </m:e>
+              <m:sup>
+                <m:r>
+                  <w:rPr>
+                    <w:rFonts w:ascii="Cambria Math" w:hAnsi="Cambria Math"/>
+                    <w:lang w:val="pt-BR"/>
+                  </w:rPr>
+                  <m:t>2</m:t>
+                </m:r>
+              </m:sup>
+            </m:sSup>
+            <m:r>
+              <w:rPr>
+                <w:rFonts w:ascii="Cambria Math" w:hAnsi="Cambria Math"/>
+                <w:lang w:val="pt-BR"/>
+              </w:rPr>
+              <m:t>=28,6%</m:t>
+            </m:r>
+            <m:r>
+              <w:rPr>
+                <w:rFonts w:ascii="Cambria Math" w:hAnsi="Cambria Math"/>
+                <w:lang w:val="pt-BR"/>
+              </w:rPr>
+              <m:t xml:space="preserve"> </m:t>
+            </m:r>
+            <m:r>
+              <w:rPr>
+                <w:rFonts w:ascii="Cambria Math" w:hAnsi="Cambria Math"/>
+              </w:rPr>
+              <m:t>e</m:t>
+            </m:r>
+            <m:r>
+              <w:rPr>
+                <w:rFonts w:ascii="Cambria Math" w:hAnsi="Cambria Math"/>
+                <w:lang w:val="pt-BR"/>
+              </w:rPr>
+              <m:t xml:space="preserve"> </m:t>
+            </m:r>
+            <m:r>
+              <w:rPr>
+                <w:rFonts w:ascii="Cambria Math" w:hAnsi="Cambria Math"/>
+              </w:rPr>
+              <m:t>AIC</m:t>
+            </m:r>
+            <m:r>
+              <w:rPr>
+                <w:rFonts w:ascii="Cambria Math" w:hAnsi="Cambria Math"/>
+                <w:lang w:val="pt-BR"/>
+              </w:rPr>
+              <m:t>=737,0</m:t>
+            </m:r>
+          </m:e>
+        </m:d>
+      </m:oMath>
+      <w:r>
+        <w:rPr>
+          <w:lang w:val="pt-BR"/>
+        </w:rPr>
+        <w:t>, revelando a mecânica de precificação da dose de sêmen Nelore: 1. O Balizador Genético Funcional: O comprador moderno exige garantias de eficiência alimentar (CAR_TOP), remunerando animais superiores para redução de custo alimentar; 2. A Sinalização Visual de Valor: A disposição a pagar é fortemente estimulada por selos de fertilidade e capacidade maternal (SELO_IFERT a +R$ 5,67 e SELO_MATERNAL a +R$ 2,28), ampliada pela percepção de robustez gerada pelo acúmulo de certificações (ágio de até +30,2% na cascata de selos); 3. A Tradição de Marca e Pedigree: A linhagem fundadora (TRONCO_EAO a +R$ 9,59) adiciona o componente de prestígio e segurança fenotípica, blindando a dose contra a volatilidade do mercado.</w:t>
+      </w:r>
+    </w:p>
+    <w:p>
+      <w:pPr>
+        <w:rPr>
+          <w:lang w:val="pt-BR"/>
+        </w:rPr>
+      </w:pPr>
+    </w:p>
+    <w:p>
+      <w:pPr>
+        <w:rPr>
+          <w:lang w:val="pt-BR"/>
+        </w:rPr>
+        <w:sectPr>
+          <w:footnotePr>
+            <w:numRestart w:val="eachSect"/>
+          </w:footnotePr>
+          <w:pgSz w:w="12240" w:h="15840"/>
+          <w:pgMar w:top="1440" w:right="1080" w:bottom="1440" w:left="1080" w:header="720" w:footer="720" w:gutter="0"/>
+          <w:cols w:space="720"/>
+          <w:docGrid w:linePitch="326"/>
+        </w:sectPr>
+      </w:pPr>
+    </w:p>
+    <w:p>
+      <w:pPr>
+        <w:rPr>
+          <w:lang w:val="pt-BR"/>
+        </w:rPr>
+      </w:pPr>
+      <w:r>
+        <w:rPr>
+          <w:lang w:val="pt-BR"/>
+        </w:rPr>
+        <w:lastRenderedPageBreak/>
+        <w:t xml:space="preserve">Para facilitar a consulta dos dados, tabelas e gráficos durante a redação, cada tópico deste texto está diretamente conectado aos cadernos </w:t>
       </w:r>
       <w:proofErr w:type="spellStart"/>
       <w:r>
         <w:rPr>
           <w:lang w:val="pt-BR"/>
         </w:rPr>
-        <w:t>Multi-Aptidão</w:t>
+        <w:t>Jupyter</w:t>
       </w:r>
       <w:proofErr w:type="spellEnd"/>
       <w:r>
         <w:rPr>
           <w:lang w:val="pt-BR"/>
         </w:rPr>
-        <w:t xml:space="preserve"> (6 para </w:t>
-      </w:r>
-      <w:r>
-        <w:rPr>
-          <w:lang w:val="pt-BR"/>
-        </w:rPr>
-        <w:lastRenderedPageBreak/>
-        <w:t>8/9 selos): A transição de touros com 6 selos (R$ 31,23) para touros com 8 e 9 selos (R$ 35,41 a R$ 35,70) confere um ganho adicional de mais de R$ 4,00/dose. O ganho total acumulado atinge +30,2% (+R$ 8,28 por dose).</w:t>
-      </w:r>
-    </w:p>
-    <w:p>
-      <w:pPr>
-        <w:rPr>
-          <w:lang w:val="pt-BR"/>
-        </w:rPr>
-      </w:pPr>
-      <w:r>
-        <w:rPr>
-          <w:lang w:val="pt-BR"/>
-        </w:rPr>
-        <w:t>Conciliação Metodológica (Cascata vs. Regressão): Existe uma distinção fundamental entre as duas ferramentas: O gráfico em cascata captura o efeito portfólio total: quanto mais selos um reprodutor acumula, mais versátil e seguro ele parece aos olhos do comprador (atende a matrizes, bezerros pesados e confinamento simultaneamente). A regressão hedônica multivariada, por outro lado, isola os componentes redundantes: selos generalistas presentes em quase todos os animais (como PO, SEMIINTENSIVO ou PESO) não discriminam preço entre si, fazendo com que a significância econométrica se concentre estritamente nos selos de diferenciação real (IFERT e MATERNAL).</w:t>
-      </w:r>
-    </w:p>
-    <w:p>
-      <w:pPr>
-        <w:rPr>
-          <w:lang w:val="pt-BR"/>
-        </w:rPr>
-      </w:pPr>
-      <w:r>
-        <w:rPr>
-          <w:lang w:val="pt-BR"/>
-        </w:rPr>
-        <w:t>4.4. Linhagens Fundadoras e Efeito Pedigree: O Prêmio pela Tradição Genética</w:t>
-      </w:r>
-    </w:p>
-    <w:p>
-      <w:pPr>
-        <w:rPr>
-          <w:lang w:val="pt-BR"/>
-        </w:rPr>
-      </w:pPr>
-      <w:r>
-        <w:rPr>
-          <w:lang w:val="pt-BR"/>
-        </w:rPr>
-        <w:t>Na pecuária de corte zebuína, a genealogia desempenha papel crucial na valoração de reprodutores. As linhagens fundadoras representam linhagens consagradas por décadas de seleção fenotípica e de carcaça.</w:t>
-      </w:r>
-    </w:p>
-    <w:p>
-      <w:pPr>
-        <w:rPr>
-          <w:lang w:val="pt-BR"/>
-        </w:rPr>
-      </w:pPr>
-      <w:r>
-        <w:rPr>
-          <w:lang w:val="pt-BR"/>
-        </w:rPr>
-        <w:t>Na análise das linhagens, o TRONCO_EAO despontou como a família genética de maior valor comercial no catálogo: Prêmio de Preço: A presença da linhagem EAO agregou +R$ 9,59 por dose (p=0,0002;R^{2}=11,8\%;\</w:t>
-      </w:r>
-      <w:proofErr w:type="spellStart"/>
-      <w:r>
-        <w:rPr>
-          <w:lang w:val="pt-BR"/>
-        </w:rPr>
-        <w:t>text</w:t>
-      </w:r>
-      <w:proofErr w:type="spellEnd"/>
-      <w:r>
-        <w:rPr>
-          <w:lang w:val="pt-BR"/>
-        </w:rPr>
-        <w:t>{AIC}=758,9). Discussão: Os animais dessa linhagem possuem histórico consolidado de musculatura avantajada, padronização racial e precocidade de terminação. Na comercialização de sêmen, o pedigree atua como um atenuador de assimetria de informação: quando produtores enfrentam dúvidas na interpretação de sumários genéticos complexos, a procedência genealógica funciona como uma marca comercial confiável que assegura a repetibilidade fenotípica na progênie.</w:t>
-      </w:r>
-    </w:p>
-    <w:p>
-      <w:pPr>
-        <w:rPr>
-          <w:lang w:val="pt-BR"/>
-        </w:rPr>
-      </w:pPr>
-      <w:r>
-        <w:rPr>
-          <w:lang w:val="pt-BR"/>
-        </w:rPr>
-        <w:t>4.5. Duelos Hedônicos e o Modelo Global Integrado (Síntese das 3 Camadas)</w:t>
-      </w:r>
-    </w:p>
-    <w:p>
-      <w:pPr>
-        <w:rPr>
-          <w:lang w:val="pt-BR"/>
-        </w:rPr>
-      </w:pPr>
-      <w:r>
-        <w:rPr>
-          <w:lang w:val="pt-BR"/>
-        </w:rPr>
-        <w:t>Para responder à pergunta central da pesquisa</w:t>
-      </w:r>
-      <w:r>
-        <w:rPr>
-          <w:lang w:val="pt-BR"/>
-        </w:rPr>
-        <w:t xml:space="preserve">. </w:t>
-      </w:r>
-      <w:r>
-        <w:rPr>
-          <w:lang w:val="pt-BR"/>
-        </w:rPr>
-        <w:t>Qual dimensão realmente direciona o preço do sêmen Nelore? —, foram estruturados modelos de duelos par a par e um modelo hedônico tridimensional consolidado (Tabela 3).</w:t>
-      </w:r>
-    </w:p>
-    <w:p>
-      <w:pPr>
-        <w:rPr>
-          <w:lang w:val="pt-BR"/>
-        </w:rPr>
-      </w:pPr>
-      <w:r>
-        <w:rPr>
-          <w:lang w:val="pt-BR"/>
-        </w:rPr>
-        <w:t>Tabela 3. Síntese comparativa dos modelos hedônicos no catálogo CRV Lagoa (ANCP).</w:t>
-      </w:r>
-    </w:p>
-    <w:p>
-      <w:pPr>
-        <w:rPr>
-          <w:lang w:val="pt-BR"/>
-        </w:rPr>
-      </w:pPr>
-      <w:r>
-        <w:rPr>
-          <w:lang w:val="pt-BR"/>
-        </w:rPr>
-        <w:t>-</w:t>
-      </w:r>
-    </w:p>
-    <w:p>
-      <w:pPr>
-        <w:rPr>
-          <w:lang w:val="pt-BR"/>
-        </w:rPr>
-      </w:pPr>
-      <w:r>
-        <w:rPr>
-          <w:lang w:val="pt-BR"/>
-        </w:rPr>
-        <w:t xml:space="preserve">Estrutura do Modelo          </w:t>
-      </w:r>
-      <w:proofErr w:type="spellStart"/>
-      <w:r>
-        <w:rPr>
-          <w:lang w:val="pt-BR"/>
-        </w:rPr>
-        <w:t>Predatores</w:t>
-      </w:r>
-      <w:proofErr w:type="spellEnd"/>
-      <w:r>
-        <w:rPr>
-          <w:lang w:val="pt-BR"/>
-        </w:rPr>
-        <w:t xml:space="preserve"> Selecionados                    R² (%)     AIC       p-valor</w:t>
-      </w:r>
-    </w:p>
-    <w:p>
-      <w:pPr>
-        <w:rPr>
-          <w:lang w:val="pt-BR"/>
-        </w:rPr>
-      </w:pPr>
-      <w:r>
-        <w:rPr>
-          <w:lang w:val="pt-BR"/>
-        </w:rPr>
-        <w:t>-</w:t>
-      </w:r>
-    </w:p>
-    <w:p>
-      <w:pPr>
-        <w:rPr>
-          <w:lang w:val="pt-BR"/>
-        </w:rPr>
-      </w:pPr>
-      <w:r>
-        <w:rPr>
-          <w:lang w:val="pt-BR"/>
-        </w:rPr>
-        <w:t>1. DEPs Isoladas             CAR_TOP                                    10,8%     760,2      0,0116</w:t>
-      </w:r>
-    </w:p>
-    <w:p>
-      <w:pPr>
-        <w:rPr>
-          <w:lang w:val="pt-BR"/>
-        </w:rPr>
-      </w:pPr>
-      <w:r>
-        <w:rPr>
-          <w:lang w:val="pt-BR"/>
-        </w:rPr>
-        <w:t>2. Linhagens Isoladas        TRONCO_EAO                                 11,8%     758,9      0,0002</w:t>
-      </w:r>
-    </w:p>
-    <w:p>
-      <w:pPr>
-        <w:rPr>
-          <w:lang w:val="pt-BR"/>
-        </w:rPr>
-      </w:pPr>
-      <w:r>
-        <w:rPr>
-          <w:lang w:val="pt-BR"/>
-        </w:rPr>
-        <w:t>3. Selos Isolados            SELO_IFERT + SELO_MATERNAL                 17,1%     748,5     &lt; 0,0001</w:t>
-      </w:r>
-    </w:p>
-    <w:p>
-      <w:pPr>
-        <w:rPr>
-          <w:lang w:val="pt-BR"/>
-        </w:rPr>
-      </w:pPr>
-      <w:r>
-        <w:rPr>
-          <w:lang w:val="pt-BR"/>
-        </w:rPr>
-        <w:lastRenderedPageBreak/>
-        <w:t>-</w:t>
-      </w:r>
-    </w:p>
-    <w:p>
-      <w:pPr>
-        <w:rPr>
-          <w:lang w:val="pt-BR"/>
-        </w:rPr>
-      </w:pPr>
-      <w:r>
-        <w:rPr>
-          <w:lang w:val="pt-BR"/>
-        </w:rPr>
-        <w:t>4. Duelo: DEPs x Linhagens   CAR_TOP + TRONCO_EAO                       12,5%     756,5      0,0004</w:t>
-      </w:r>
-    </w:p>
-    <w:p>
-      <w:pPr>
-        <w:rPr>
-          <w:lang w:val="pt-BR"/>
-        </w:rPr>
-      </w:pPr>
-      <w:r>
-        <w:rPr>
-          <w:lang w:val="pt-BR"/>
-        </w:rPr>
-        <w:t>5. Duelo: DEPs x Selos       CAR_TOP + SELO_IFERT + MATERNAL            23,6%     742,8     &lt; 0,0001</w:t>
-      </w:r>
-    </w:p>
-    <w:p>
-      <w:pPr>
-        <w:rPr>
-          <w:lang w:val="pt-BR"/>
-        </w:rPr>
-      </w:pPr>
-      <w:r>
-        <w:rPr>
-          <w:lang w:val="pt-BR"/>
-        </w:rPr>
-        <w:t>6. Duelo: Selos x Linhagens  SELOS (IFERT/MATERNAL) + TRONCO_EAO        26,3%     738,7     &lt; 0,0001</w:t>
-      </w:r>
-    </w:p>
-    <w:p>
-      <w:pPr>
-        <w:rPr>
-          <w:lang w:val="pt-BR"/>
-        </w:rPr>
-      </w:pPr>
-      <w:r>
-        <w:rPr>
-          <w:lang w:val="pt-BR"/>
-        </w:rPr>
-        <w:t>-</w:t>
-      </w:r>
-    </w:p>
-    <w:p>
-      <w:pPr>
-        <w:rPr>
-          <w:lang w:val="pt-BR"/>
-        </w:rPr>
-      </w:pPr>
-      <w:r>
-        <w:rPr>
-          <w:lang w:val="pt-BR"/>
-        </w:rPr>
-        <w:t>7. MODELO GLOBAL (3 Camadas) CAR_TOP + SELOS (IFERT/MAT) + TRONCO_EAO   28,6%     737,0     &lt; 0,0001</w:t>
-      </w:r>
-    </w:p>
-    <w:p>
-      <w:pPr>
-        <w:rPr>
-          <w:lang w:val="pt-BR"/>
-        </w:rPr>
-      </w:pPr>
-      <w:r>
-        <w:rPr>
-          <w:lang w:val="pt-BR"/>
-        </w:rPr>
-        <w:t>-</w:t>
-      </w:r>
-    </w:p>
-    <w:p>
-      <w:pPr>
-        <w:rPr>
-          <w:lang w:val="pt-BR"/>
-        </w:rPr>
-      </w:pPr>
-      <w:r>
-        <w:rPr>
-          <w:lang w:val="pt-BR"/>
-        </w:rPr>
-        <w:t>4.5.1. A Supremacia dos Selos nos Duelos Par a Par</w:t>
-      </w:r>
-    </w:p>
-    <w:p>
-      <w:pPr>
-        <w:rPr>
-          <w:lang w:val="pt-BR"/>
-        </w:rPr>
-      </w:pPr>
-      <w:r>
-        <w:rPr>
-          <w:lang w:val="pt-BR"/>
-        </w:rPr>
-        <w:t>No confronto direto entre DEPs e Selos (Modelo 5), o coeficiente de determinação saltou de 10,8% para 23,6%, acompanhado de forte redução no critério de Akaike (AIC de 760,2 para 742,8).</w:t>
-      </w:r>
-    </w:p>
-    <w:p>
-      <w:pPr>
-        <w:rPr>
-          <w:lang w:val="pt-BR"/>
-        </w:rPr>
-      </w:pPr>
-      <w:r>
-        <w:rPr>
-          <w:lang w:val="pt-BR"/>
-        </w:rPr>
-        <w:t xml:space="preserve">Sob a ótica da Economia Comportamental (Kahneman &amp; </w:t>
-      </w:r>
-      <w:proofErr w:type="spellStart"/>
-      <w:r>
-        <w:rPr>
-          <w:lang w:val="pt-BR"/>
-        </w:rPr>
-        <w:t>Tversky</w:t>
-      </w:r>
-      <w:proofErr w:type="spellEnd"/>
-      <w:r>
-        <w:rPr>
-          <w:lang w:val="pt-BR"/>
-        </w:rPr>
-        <w:t xml:space="preserve">), esse resultado demonstra que os selos comerciais funcionam como heurísticas de julgamento. O excesso de dados numéricos (mais de 20 DEPs com acurácias e </w:t>
-      </w:r>
-      <w:proofErr w:type="spellStart"/>
-      <w:r>
-        <w:rPr>
-          <w:lang w:val="pt-BR"/>
-        </w:rPr>
-        <w:t>TOPs</w:t>
-      </w:r>
-      <w:proofErr w:type="spellEnd"/>
-      <w:r>
-        <w:rPr>
-          <w:lang w:val="pt-BR"/>
-        </w:rPr>
-        <w:t xml:space="preserve"> concorrentes) impõe uma sobrecarga cognitiva ao pecuarista; os selos atuam como certificações visuais de baixo custo de processamento, traduzindo o mérito genético em termos imediatos de aplicabilidade de campo.</w:t>
-      </w:r>
-    </w:p>
-    <w:p>
-      <w:r>
-        <w:t xml:space="preserve">4.5.2. O Modelo </w:t>
-      </w:r>
-      <w:proofErr w:type="spellStart"/>
-      <w:r>
-        <w:t>Hedônico</w:t>
-      </w:r>
-      <w:proofErr w:type="spellEnd"/>
-      <w:r>
-        <w:t xml:space="preserve"> Global (3 </w:t>
-      </w:r>
-      <w:proofErr w:type="spellStart"/>
-      <w:r>
-        <w:t>Camadas</w:t>
-      </w:r>
-      <w:proofErr w:type="spellEnd"/>
-      <w:r>
-        <w:t>)</w:t>
-      </w:r>
-    </w:p>
-    <w:p>
-      <w:pPr>
-        <w:rPr>
-          <w:lang w:val="pt-BR"/>
-        </w:rPr>
-      </w:pPr>
-      <w:r>
-        <w:rPr>
-          <w:lang w:val="pt-BR"/>
-        </w:rPr>
-        <w:t>O modelo hedônico definitivo integrou harmoniosamente as três forças do mercado:</w:t>
-      </w:r>
-    </w:p>
-    <w:p>
-      <w:pPr>
-        <w:rPr>
-          <w:lang w:val="pt-BR"/>
-        </w:rPr>
-      </w:pPr>
-      <w:r>
-        <w:rPr>
-          <w:lang w:val="pt-BR"/>
-        </w:rPr>
-        <w:t>\</w:t>
-      </w:r>
-      <w:proofErr w:type="spellStart"/>
-      <w:r>
-        <w:rPr>
-          <w:lang w:val="pt-BR"/>
-        </w:rPr>
-        <w:t>text</w:t>
-      </w:r>
-      <w:proofErr w:type="spellEnd"/>
-      <w:r>
-        <w:rPr>
-          <w:lang w:val="pt-BR"/>
-        </w:rPr>
-        <w:t>{Preço}={\beta }_{0}+{\beta }_{1}(\</w:t>
-      </w:r>
-      <w:proofErr w:type="spellStart"/>
-      <w:r>
-        <w:rPr>
-          <w:lang w:val="pt-BR"/>
-        </w:rPr>
-        <w:t>text</w:t>
-      </w:r>
-      <w:proofErr w:type="spellEnd"/>
-      <w:r>
-        <w:rPr>
-          <w:lang w:val="pt-BR"/>
-        </w:rPr>
-        <w:t>{CAR\_TOP})+{\beta }_{2}(\</w:t>
-      </w:r>
-      <w:proofErr w:type="spellStart"/>
-      <w:r>
-        <w:rPr>
-          <w:lang w:val="pt-BR"/>
-        </w:rPr>
-        <w:t>text</w:t>
-      </w:r>
-      <w:proofErr w:type="spellEnd"/>
-      <w:r>
-        <w:rPr>
-          <w:lang w:val="pt-BR"/>
-        </w:rPr>
-        <w:t>{SELO\_IFERT})+{\beta }_{3}(\</w:t>
-      </w:r>
-      <w:proofErr w:type="spellStart"/>
-      <w:r>
-        <w:rPr>
-          <w:lang w:val="pt-BR"/>
-        </w:rPr>
-        <w:t>text</w:t>
-      </w:r>
-      <w:proofErr w:type="spellEnd"/>
-      <w:r>
-        <w:rPr>
-          <w:lang w:val="pt-BR"/>
-        </w:rPr>
-        <w:t>{SELO\_MATERNAL})+{\beta }_{4}(\</w:t>
-      </w:r>
-      <w:proofErr w:type="spellStart"/>
-      <w:r>
-        <w:rPr>
-          <w:lang w:val="pt-BR"/>
-        </w:rPr>
-        <w:t>text</w:t>
-      </w:r>
-      <w:proofErr w:type="spellEnd"/>
-      <w:r>
-        <w:rPr>
-          <w:lang w:val="pt-BR"/>
-        </w:rPr>
-        <w:t>{TRONCO\_EAO})+\</w:t>
-      </w:r>
-      <w:proofErr w:type="spellStart"/>
-      <w:r>
-        <w:rPr>
-          <w:lang w:val="pt-BR"/>
-        </w:rPr>
-        <w:t>varepsilon</w:t>
-      </w:r>
-      <w:proofErr w:type="spellEnd"/>
-      <w:r>
-        <w:rPr>
-          <w:lang w:val="pt-BR"/>
-        </w:rPr>
-        <w:t xml:space="preserve"> </w:t>
-      </w:r>
-    </w:p>
-    <w:p>
-      <w:pPr>
-        <w:rPr>
-          <w:lang w:val="pt-BR"/>
-        </w:rPr>
-      </w:pPr>
-      <w:r>
-        <w:rPr>
-          <w:lang w:val="pt-BR"/>
-        </w:rPr>
-        <w:t xml:space="preserve">Esse modelo obteve o melhor desempenho estatístico global da pesquisa (R^{2}=28,6\% e AIC=737,0), revelando a mecânica de precificação da dose de sêmen Nelore: 1. O Balizador Genético Funcional: O comprador moderno exige garantias de eficiência alimentar (CAR_TOP), remunerando animais superiores para redução de custo alimentar; 2. A Sinalização Visual de Valor: A disposição a pagar é fortemente estimulada por selos de fertilidade e capacidade maternal (SELO_IFERT a +R$ 5,67 e SELO_MATERNAL a +R$ 2,28), ampliada pela percepção de robustez gerada pelo acúmulo de certificações (ágio de até +30,2% na cascata de selos); 3. A Tradição de Marca e Pedigree: A linhagem fundadora </w:t>
-      </w:r>
-      <w:r>
-        <w:rPr>
-          <w:lang w:val="pt-BR"/>
-        </w:rPr>
-        <w:lastRenderedPageBreak/>
-        <w:t>(TRONCO_EAO a +R$ 9,59) adiciona o componente de prestígio e segurança fenotípica, blindando a dose contra a volatilidade do mercado.</w:t>
-      </w:r>
-    </w:p>
-    <w:p>
-      <w:pPr>
-        <w:rPr>
-          <w:lang w:val="pt-BR"/>
-        </w:rPr>
-      </w:pPr>
-      <w:r>
-        <w:rPr>
-          <w:lang w:val="pt-BR"/>
-        </w:rPr>
-        <w:t>Resumo para Orientar o Rafael</w:t>
-      </w:r>
-    </w:p>
-    <w:p>
-      <w:pPr>
-        <w:rPr>
-          <w:lang w:val="pt-BR"/>
-        </w:rPr>
-      </w:pPr>
-      <w:r>
-        <w:rPr>
-          <w:lang w:val="pt-BR"/>
-        </w:rPr>
-        <w:t>Essa estrutura fornece ao Rafael uma narrativa científica impecável: Não omite as DEPs: Trata todas as réguas genéticas com seriedade, apresenta os gráficos de cascata por faixas de TOP e explica tecnicamente por que o CAR_TOP sobressaiu na multivariada. Explica a cascata de selos com precisão empírica: Demonstra a razão técnica pela qual a base começa em 4 selos (inexistência de touros com 0 a 2 selos e exclusão de N&lt;3) e resolve a relação entre o portfólio de selos e os selos individuais. Fecha com a modelagem hedônica: Conecta a análise visual descritiva aos duelos econométricos, entregando um trabalho digno de publicação científica de alto nível.</w:t>
-      </w:r>
-    </w:p>
-    <w:p>
-      <w:pPr>
-        <w:rPr>
-          <w:lang w:val="pt-BR"/>
-        </w:rPr>
-      </w:pPr>
-      <w:r>
-        <w:rPr>
-          <w:lang w:val="pt-BR"/>
-        </w:rPr>
-        <w:t>________________________________________</w:t>
-      </w:r>
-    </w:p>
-    <w:p>
-      <w:pPr>
-        <w:rPr>
-          <w:lang w:val="pt-BR"/>
-        </w:rPr>
-      </w:pPr>
-      <w:r>
-        <w:rPr>
-          <w:rFonts w:ascii="Segoe UI Emoji" w:hAnsi="Segoe UI Emoji" w:cs="Segoe UI Emoji"/>
-        </w:rPr>
-        <w:t>📌</w:t>
-      </w:r>
-      <w:r>
-        <w:rPr>
-          <w:lang w:val="pt-BR"/>
-        </w:rPr>
-        <w:t xml:space="preserve"> Guia de Apoio para a Escrita do Rafael</w:t>
-      </w:r>
-    </w:p>
-    <w:p>
-      <w:pPr>
-        <w:rPr>
-          <w:lang w:val="pt-BR"/>
-        </w:rPr>
-      </w:pPr>
-      <w:r>
-        <w:rPr>
-          <w:lang w:val="pt-BR"/>
-        </w:rPr>
-        <w:t>Para facilitar a consulta dos dados, tabelas e gráficos durante a redação, cada tópico deste texto está diretamente conectado aos cadernos Jupyter do projeto:</w:t>
-      </w:r>
-    </w:p>
-    <w:p>
-      <w:pPr>
-        <w:rPr>
-          <w:lang w:val="pt-BR"/>
-        </w:rPr>
-      </w:pPr>
-      <w:r>
-        <w:rPr>
-          <w:lang w:val="pt-BR"/>
-        </w:rPr>
-        <w:t>Seção do Artigo / TCC</w:t>
-      </w:r>
-      <w:r>
-        <w:rPr>
-          <w:lang w:val="pt-BR"/>
-        </w:rPr>
-        <w:tab/>
-        <w:t>Caderno Jupyter de Origem</w:t>
-      </w:r>
-      <w:r>
-        <w:rPr>
-          <w:lang w:val="pt-BR"/>
-        </w:rPr>
-        <w:tab/>
-        <w:t>Principais Saídas e Evidências</w:t>
-      </w:r>
-    </w:p>
-    <w:p>
-      <w:pPr>
-        <w:rPr>
-          <w:lang w:val="pt-BR"/>
-        </w:rPr>
-      </w:pPr>
-      <w:r>
-        <w:rPr>
-          <w:lang w:val="pt-BR"/>
-        </w:rPr>
-        <w:t>2.1 / 2.2 Coleta e Base Válida</w:t>
-      </w:r>
-      <w:r>
-        <w:rPr>
-          <w:lang w:val="pt-BR"/>
-        </w:rPr>
-        <w:tab/>
-        <w:t>01_scrape_crv_data.ipynb e 03_consistencia.ipynb</w:t>
-      </w:r>
-      <w:r>
-        <w:rPr>
-          <w:lang w:val="pt-BR"/>
-        </w:rPr>
-        <w:tab/>
-        <w:t xml:space="preserve">Extração via </w:t>
-      </w:r>
-      <w:proofErr w:type="spellStart"/>
-      <w:r>
-        <w:rPr>
-          <w:lang w:val="pt-BR"/>
-        </w:rPr>
-        <w:t>Playwright</w:t>
-      </w:r>
-      <w:proofErr w:type="spellEnd"/>
-      <w:r>
-        <w:rPr>
-          <w:lang w:val="pt-BR"/>
-        </w:rPr>
-        <w:t>, filtro de N=115 touros ANCP válidos em Dados/CSV/NeloreCRV_ANCP_valido.csv</w:t>
-      </w:r>
-    </w:p>
-    <w:p>
-      <w:pPr>
-        <w:rPr>
-          <w:lang w:val="pt-BR"/>
-        </w:rPr>
-      </w:pPr>
-      <w:r>
-        <w:rPr>
-          <w:lang w:val="pt-BR"/>
-        </w:rPr>
-        <w:t>3.1 / 4.1 Caracterização dos Preços</w:t>
-      </w:r>
-      <w:r>
-        <w:rPr>
-          <w:lang w:val="pt-BR"/>
-        </w:rPr>
-        <w:tab/>
-        <w:t>04_descritiva_deps.ipynb</w:t>
-      </w:r>
-      <w:r>
-        <w:rPr>
-          <w:lang w:val="pt-BR"/>
-        </w:rPr>
-        <w:tab/>
-        <w:t xml:space="preserve">Estatística descritiva (Tabela 1), média R$ 32,58, mediana R$ 27,00, histograma e </w:t>
-      </w:r>
-      <w:proofErr w:type="spellStart"/>
-      <w:r>
-        <w:rPr>
-          <w:lang w:val="pt-BR"/>
-        </w:rPr>
-        <w:t>boxplot</w:t>
-      </w:r>
-      <w:proofErr w:type="spellEnd"/>
-      <w:r>
-        <w:rPr>
-          <w:lang w:val="pt-BR"/>
-        </w:rPr>
-        <w:t xml:space="preserve"> com assimetria à direita</w:t>
-      </w:r>
-    </w:p>
-    <w:p>
-      <w:pPr>
-        <w:rPr>
-          <w:lang w:val="pt-BR"/>
-        </w:rPr>
-      </w:pPr>
-      <w:r>
-        <w:rPr>
-          <w:lang w:val="pt-BR"/>
-        </w:rPr>
-        <w:t>3.2 / 4.2 Mérito Genético (DEPs)</w:t>
-      </w:r>
-      <w:r>
-        <w:rPr>
-          <w:lang w:val="pt-BR"/>
-        </w:rPr>
-        <w:tab/>
-        <w:t>04_descritiva_deps.ipynb e 05_multivariada_deps.ipynb</w:t>
-      </w:r>
-      <w:r>
-        <w:rPr>
-          <w:lang w:val="pt-BR"/>
-        </w:rPr>
-        <w:tab/>
-        <w:t>Cascata das classes de TOP (0,1% a 5%), importância via Random Forest e modelo OLS com destaque para CAR_TOP</w:t>
-      </w:r>
-    </w:p>
-    <w:p>
-      <w:pPr>
-        <w:rPr>
-          <w:lang w:val="pt-BR"/>
-        </w:rPr>
-      </w:pPr>
-      <w:r>
-        <w:rPr>
-          <w:lang w:val="pt-BR"/>
-        </w:rPr>
-        <w:t>3.3 / 4.3 Selos Comerciais (Cascata)</w:t>
-      </w:r>
-      <w:r>
-        <w:rPr>
-          <w:lang w:val="pt-BR"/>
-        </w:rPr>
-        <w:tab/>
-        <w:t>06_descritiva_selos.ipynb e 07_multivariada_selos.ipynb</w:t>
-      </w:r>
-      <w:r>
-        <w:rPr>
-          <w:lang w:val="pt-BR"/>
-        </w:rPr>
-        <w:tab/>
-        <w:t xml:space="preserve">Gráfico </w:t>
-      </w:r>
-      <w:proofErr w:type="spellStart"/>
-      <w:r>
-        <w:rPr>
-          <w:lang w:val="pt-BR"/>
-        </w:rPr>
-        <w:t>Waterfall</w:t>
-      </w:r>
-      <w:proofErr w:type="spellEnd"/>
-      <w:r>
-        <w:rPr>
-          <w:lang w:val="pt-BR"/>
-        </w:rPr>
-        <w:t xml:space="preserve"> (efeito degrau de 4 a 9 selos), Tabela 2 e prêmios dos selos funcionais (SELO_IFERT e SELO_MATERNAL)</w:t>
-      </w:r>
-    </w:p>
-    <w:p>
-      <w:pPr>
-        <w:rPr>
-          <w:lang w:val="pt-BR"/>
-        </w:rPr>
-      </w:pPr>
-      <w:r>
-        <w:rPr>
-          <w:lang w:val="pt-BR"/>
-        </w:rPr>
-        <w:t>3.4 / 4.4 Linhagens e Genealogia</w:t>
-      </w:r>
-      <w:r>
-        <w:rPr>
-          <w:lang w:val="pt-BR"/>
-        </w:rPr>
-        <w:tab/>
-        <w:t>08_descritiva_linhagens.ipynb e 09_multivariada_linhagens.ipynb</w:t>
-      </w:r>
-      <w:r>
-        <w:rPr>
-          <w:lang w:val="pt-BR"/>
-        </w:rPr>
-        <w:tab/>
-        <w:t>Frequência de criatórios fundadores e prêmio pela Linhagem EAO (+R$ 9,59)</w:t>
-      </w:r>
-    </w:p>
-    <w:p>
-      <w:pPr>
-        <w:rPr>
-          <w:lang w:val="pt-BR"/>
-        </w:rPr>
-      </w:pPr>
-      <w:r>
-        <w:rPr>
-          <w:lang w:val="pt-BR"/>
-        </w:rPr>
-        <w:t>3.5 / 4.5 Duelos e Modelo Integrado</w:t>
-      </w:r>
-      <w:r>
-        <w:rPr>
-          <w:lang w:val="pt-BR"/>
-        </w:rPr>
-        <w:tab/>
-        <w:t xml:space="preserve">10_multivariada_deps_selos.ipynb, 11_multivariada_deps_linhagens.ipynb, 12_multivariada_selos_linhagens.ipynb e </w:t>
-      </w:r>
-      <w:r>
-        <w:rPr>
-          <w:lang w:val="pt-BR"/>
-        </w:rPr>
-        <w:lastRenderedPageBreak/>
-        <w:t>13_multivariada_total.ipynb</w:t>
-      </w:r>
-      <w:r>
-        <w:rPr>
-          <w:lang w:val="pt-BR"/>
-        </w:rPr>
-        <w:tab/>
-        <w:t>Tabela 3 com evolução dos R^{2} (23,6%, 12,5%, 26,3% e 28,6%), testes de multicolinearidade (VIF &lt; 1,05) e equação tridimensional final</w:t>
-      </w:r>
-    </w:p>
+        <w:t xml:space="preserve"> do projeto:</w:t>
+      </w:r>
+    </w:p>
+    <w:tbl>
+      <w:tblPr>
+        <w:tblW w:w="5000" w:type="pct"/>
+        <w:jc w:val="center"/>
+        <w:tblBorders>
+          <w:top w:val="single" w:sz="4" w:space="0" w:color="auto"/>
+          <w:left w:val="single" w:sz="4" w:space="0" w:color="auto"/>
+          <w:bottom w:val="single" w:sz="4" w:space="0" w:color="auto"/>
+          <w:right w:val="single" w:sz="4" w:space="0" w:color="auto"/>
+          <w:insideH w:val="single" w:sz="4" w:space="0" w:color="auto"/>
+          <w:insideV w:val="single" w:sz="4" w:space="0" w:color="auto"/>
+        </w:tblBorders>
+        <w:tblCellMar>
+          <w:left w:w="70" w:type="dxa"/>
+          <w:right w:w="70" w:type="dxa"/>
+        </w:tblCellMar>
+        <w:tblLook w:val="04A0" w:firstRow="1" w:lastRow="0" w:firstColumn="1" w:lastColumn="0" w:noHBand="0" w:noVBand="1"/>
+      </w:tblPr>
+      <w:tblGrid>
+        <w:gridCol w:w="3331"/>
+        <w:gridCol w:w="4157"/>
+        <w:gridCol w:w="5612"/>
+      </w:tblGrid>
+      <w:tr>
+        <w:trPr>
+          <w:trHeight w:val="1304"/>
+          <w:jc w:val="center"/>
+        </w:trPr>
+        <w:tc>
+          <w:tcPr>
+            <w:tcW w:w="3331" w:type="dxa"/>
+            <w:noWrap/>
+            <w:hideMark/>
+          </w:tcPr>
+          <w:p>
+            <w:pPr>
+              <w:spacing w:before="0" w:after="0" w:line="240" w:lineRule="auto"/>
+              <w:jc w:val="left"/>
+              <w:rPr>
+                <w:rFonts w:eastAsia="Times New Roman" w:cs="Times New Roman"/>
+                <w:color w:val="000000"/>
+                <w:lang w:val="pt-BR" w:eastAsia="pt-BR"/>
+              </w:rPr>
+            </w:pPr>
+            <w:r>
+              <w:rPr>
+                <w:rFonts w:eastAsia="Times New Roman" w:cs="Times New Roman"/>
+                <w:color w:val="000000"/>
+                <w:lang w:val="pt-BR" w:eastAsia="pt-BR"/>
+              </w:rPr>
+              <w:t xml:space="preserve">2.1 </w:t>
+            </w:r>
+            <w:r>
+              <w:rPr>
+                <w:rFonts w:eastAsia="Times New Roman" w:cs="Times New Roman"/>
+                <w:color w:val="000000"/>
+                <w:lang w:val="pt-BR" w:eastAsia="pt-BR"/>
+              </w:rPr>
+              <w:t xml:space="preserve">e </w:t>
+            </w:r>
+            <w:r>
+              <w:rPr>
+                <w:rFonts w:eastAsia="Times New Roman" w:cs="Times New Roman"/>
+                <w:color w:val="000000"/>
+                <w:lang w:val="pt-BR" w:eastAsia="pt-BR"/>
+              </w:rPr>
+              <w:t>2.2 Coleta e Base Válida</w:t>
+            </w:r>
+          </w:p>
+        </w:tc>
+        <w:tc>
+          <w:tcPr>
+            <w:tcW w:w="4157" w:type="dxa"/>
+            <w:noWrap/>
+            <w:hideMark/>
+          </w:tcPr>
+          <w:p>
+            <w:pPr>
+              <w:spacing w:before="0" w:after="0" w:line="240" w:lineRule="auto"/>
+              <w:rPr>
+                <w:rFonts w:eastAsia="Times New Roman" w:cs="Times New Roman"/>
+                <w:color w:val="000000"/>
+                <w:lang w:eastAsia="pt-BR"/>
+              </w:rPr>
+            </w:pPr>
+            <w:r>
+              <w:rPr>
+                <w:rFonts w:eastAsia="Times New Roman" w:cs="Times New Roman"/>
+                <w:color w:val="000000"/>
+                <w:lang w:eastAsia="pt-BR"/>
+              </w:rPr>
+              <w:t>01_scrape_crv_</w:t>
+            </w:r>
+            <w:proofErr w:type="gramStart"/>
+            <w:r>
+              <w:rPr>
+                <w:rFonts w:eastAsia="Times New Roman" w:cs="Times New Roman"/>
+                <w:color w:val="000000"/>
+                <w:lang w:eastAsia="pt-BR"/>
+              </w:rPr>
+              <w:t>data.ipynb</w:t>
+            </w:r>
+            <w:proofErr w:type="gramEnd"/>
+          </w:p>
+          <w:p>
+            <w:pPr>
+              <w:spacing w:before="0" w:after="0" w:line="240" w:lineRule="auto"/>
+              <w:rPr>
+                <w:rFonts w:eastAsia="Times New Roman" w:cs="Times New Roman"/>
+                <w:color w:val="000000"/>
+                <w:lang w:eastAsia="pt-BR"/>
+              </w:rPr>
+            </w:pPr>
+            <w:r>
+              <w:rPr>
+                <w:rFonts w:eastAsia="Times New Roman" w:cs="Times New Roman"/>
+                <w:color w:val="000000"/>
+                <w:lang w:eastAsia="pt-BR"/>
+              </w:rPr>
+              <w:t>03_</w:t>
+            </w:r>
+            <w:proofErr w:type="gramStart"/>
+            <w:r>
+              <w:rPr>
+                <w:rFonts w:eastAsia="Times New Roman" w:cs="Times New Roman"/>
+                <w:color w:val="000000"/>
+                <w:lang w:eastAsia="pt-BR"/>
+              </w:rPr>
+              <w:t>consistencia.ipynb</w:t>
+            </w:r>
+            <w:proofErr w:type="gramEnd"/>
+          </w:p>
+        </w:tc>
+        <w:tc>
+          <w:tcPr>
+            <w:tcW w:w="5612" w:type="dxa"/>
+            <w:noWrap/>
+            <w:hideMark/>
+          </w:tcPr>
+          <w:p>
+            <w:pPr>
+              <w:spacing w:before="0" w:after="0" w:line="240" w:lineRule="auto"/>
+              <w:rPr>
+                <w:rFonts w:eastAsia="Times New Roman" w:cs="Times New Roman"/>
+                <w:color w:val="000000"/>
+                <w:lang w:val="pt-BR" w:eastAsia="pt-BR"/>
+              </w:rPr>
+            </w:pPr>
+            <w:r>
+              <w:rPr>
+                <w:rFonts w:eastAsia="Times New Roman" w:cs="Times New Roman"/>
+                <w:color w:val="000000"/>
+                <w:lang w:val="pt-BR" w:eastAsia="pt-BR"/>
+              </w:rPr>
+              <w:t xml:space="preserve">Extração via </w:t>
+            </w:r>
+            <w:proofErr w:type="spellStart"/>
+            <w:r>
+              <w:rPr>
+                <w:rFonts w:eastAsia="Times New Roman" w:cs="Times New Roman"/>
+                <w:color w:val="000000"/>
+                <w:lang w:val="pt-BR" w:eastAsia="pt-BR"/>
+              </w:rPr>
+              <w:t>Playwright</w:t>
+            </w:r>
+            <w:proofErr w:type="spellEnd"/>
+            <w:r>
+              <w:rPr>
+                <w:rFonts w:eastAsia="Times New Roman" w:cs="Times New Roman"/>
+                <w:color w:val="000000"/>
+                <w:lang w:val="pt-BR" w:eastAsia="pt-BR"/>
+              </w:rPr>
+              <w:t>, filtro de N=115 touros ANCP válidos em Dados/CSV/NeloreCRV_ANCP_valido.csv</w:t>
+            </w:r>
+          </w:p>
+        </w:tc>
+      </w:tr>
+      <w:tr>
+        <w:trPr>
+          <w:trHeight w:val="1304"/>
+          <w:jc w:val="center"/>
+        </w:trPr>
+        <w:tc>
+          <w:tcPr>
+            <w:tcW w:w="3331" w:type="dxa"/>
+            <w:noWrap/>
+            <w:hideMark/>
+          </w:tcPr>
+          <w:p>
+            <w:pPr>
+              <w:spacing w:before="0" w:after="0" w:line="240" w:lineRule="auto"/>
+              <w:jc w:val="left"/>
+              <w:rPr>
+                <w:rFonts w:eastAsia="Times New Roman" w:cs="Times New Roman"/>
+                <w:color w:val="000000"/>
+                <w:lang w:val="pt-BR" w:eastAsia="pt-BR"/>
+              </w:rPr>
+            </w:pPr>
+            <w:r>
+              <w:rPr>
+                <w:rFonts w:eastAsia="Times New Roman" w:cs="Times New Roman"/>
+                <w:color w:val="000000"/>
+                <w:lang w:val="pt-BR" w:eastAsia="pt-BR"/>
+              </w:rPr>
+              <w:t>3.1</w:t>
+            </w:r>
+            <w:r>
+              <w:rPr>
+                <w:rFonts w:eastAsia="Times New Roman" w:cs="Times New Roman"/>
+                <w:color w:val="000000"/>
+                <w:lang w:val="pt-BR" w:eastAsia="pt-BR"/>
+              </w:rPr>
+              <w:t xml:space="preserve"> e</w:t>
+            </w:r>
+            <w:r>
+              <w:rPr>
+                <w:rFonts w:eastAsia="Times New Roman" w:cs="Times New Roman"/>
+                <w:color w:val="000000"/>
+                <w:lang w:val="pt-BR" w:eastAsia="pt-BR"/>
+              </w:rPr>
+              <w:t xml:space="preserve"> 4.1 Caracterização dos Preços</w:t>
+            </w:r>
+          </w:p>
+        </w:tc>
+        <w:tc>
+          <w:tcPr>
+            <w:tcW w:w="4157" w:type="dxa"/>
+            <w:noWrap/>
+            <w:hideMark/>
+          </w:tcPr>
+          <w:p>
+            <w:pPr>
+              <w:spacing w:before="0" w:after="0" w:line="240" w:lineRule="auto"/>
+              <w:rPr>
+                <w:rFonts w:eastAsia="Times New Roman" w:cs="Times New Roman"/>
+                <w:color w:val="000000"/>
+                <w:lang w:val="pt-BR" w:eastAsia="pt-BR"/>
+              </w:rPr>
+            </w:pPr>
+            <w:r>
+              <w:rPr>
+                <w:rFonts w:eastAsia="Times New Roman" w:cs="Times New Roman"/>
+                <w:color w:val="000000"/>
+                <w:lang w:val="pt-BR" w:eastAsia="pt-BR"/>
+              </w:rPr>
+              <w:t>04_descritiva_deps.ipynb</w:t>
+            </w:r>
+          </w:p>
+        </w:tc>
+        <w:tc>
+          <w:tcPr>
+            <w:tcW w:w="5612" w:type="dxa"/>
+            <w:noWrap/>
+            <w:hideMark/>
+          </w:tcPr>
+          <w:p>
+            <w:pPr>
+              <w:spacing w:before="0" w:after="0" w:line="240" w:lineRule="auto"/>
+              <w:rPr>
+                <w:rFonts w:eastAsia="Times New Roman" w:cs="Times New Roman"/>
+                <w:color w:val="000000"/>
+                <w:lang w:val="pt-BR" w:eastAsia="pt-BR"/>
+              </w:rPr>
+            </w:pPr>
+            <w:r>
+              <w:rPr>
+                <w:rFonts w:eastAsia="Times New Roman" w:cs="Times New Roman"/>
+                <w:color w:val="000000"/>
+                <w:lang w:val="pt-BR" w:eastAsia="pt-BR"/>
+              </w:rPr>
+              <w:t xml:space="preserve">Estatística descritiva (Tabela 1), média R$ 32,58, mediana R$ 27,00, histograma e </w:t>
+            </w:r>
+            <w:proofErr w:type="spellStart"/>
+            <w:r>
+              <w:rPr>
+                <w:rFonts w:eastAsia="Times New Roman" w:cs="Times New Roman"/>
+                <w:color w:val="000000"/>
+                <w:lang w:val="pt-BR" w:eastAsia="pt-BR"/>
+              </w:rPr>
+              <w:t>boxplot</w:t>
+            </w:r>
+            <w:proofErr w:type="spellEnd"/>
+            <w:r>
+              <w:rPr>
+                <w:rFonts w:eastAsia="Times New Roman" w:cs="Times New Roman"/>
+                <w:color w:val="000000"/>
+                <w:lang w:val="pt-BR" w:eastAsia="pt-BR"/>
+              </w:rPr>
+              <w:t xml:space="preserve"> com assimetria à direita</w:t>
+            </w:r>
+          </w:p>
+        </w:tc>
+      </w:tr>
+      <w:tr>
+        <w:trPr>
+          <w:trHeight w:val="1304"/>
+          <w:jc w:val="center"/>
+        </w:trPr>
+        <w:tc>
+          <w:tcPr>
+            <w:tcW w:w="3331" w:type="dxa"/>
+            <w:noWrap/>
+            <w:hideMark/>
+          </w:tcPr>
+          <w:p>
+            <w:pPr>
+              <w:spacing w:before="0" w:after="0" w:line="240" w:lineRule="auto"/>
+              <w:jc w:val="left"/>
+              <w:rPr>
+                <w:rFonts w:eastAsia="Times New Roman" w:cs="Times New Roman"/>
+                <w:color w:val="000000"/>
+                <w:lang w:val="pt-BR" w:eastAsia="pt-BR"/>
+              </w:rPr>
+            </w:pPr>
+            <w:r>
+              <w:rPr>
+                <w:rFonts w:eastAsia="Times New Roman" w:cs="Times New Roman"/>
+                <w:color w:val="000000"/>
+                <w:lang w:val="pt-BR" w:eastAsia="pt-BR"/>
+              </w:rPr>
+              <w:t xml:space="preserve">3.2 </w:t>
+            </w:r>
+            <w:r>
+              <w:rPr>
+                <w:rFonts w:eastAsia="Times New Roman" w:cs="Times New Roman"/>
+                <w:color w:val="000000"/>
+                <w:lang w:val="pt-BR" w:eastAsia="pt-BR"/>
+              </w:rPr>
+              <w:t>e</w:t>
+            </w:r>
+            <w:r>
+              <w:rPr>
+                <w:rFonts w:eastAsia="Times New Roman" w:cs="Times New Roman"/>
+                <w:color w:val="000000"/>
+                <w:lang w:val="pt-BR" w:eastAsia="pt-BR"/>
+              </w:rPr>
+              <w:t xml:space="preserve"> 4.2 Mérito Genético (DEPs)</w:t>
+            </w:r>
+          </w:p>
+        </w:tc>
+        <w:tc>
+          <w:tcPr>
+            <w:tcW w:w="4157" w:type="dxa"/>
+            <w:noWrap/>
+            <w:hideMark/>
+          </w:tcPr>
+          <w:p>
+            <w:pPr>
+              <w:spacing w:before="0" w:after="0" w:line="240" w:lineRule="auto"/>
+              <w:rPr>
+                <w:rFonts w:eastAsia="Times New Roman" w:cs="Times New Roman"/>
+                <w:color w:val="000000"/>
+                <w:lang w:val="pt-BR" w:eastAsia="pt-BR"/>
+              </w:rPr>
+            </w:pPr>
+            <w:r>
+              <w:rPr>
+                <w:rFonts w:eastAsia="Times New Roman" w:cs="Times New Roman"/>
+                <w:color w:val="000000"/>
+                <w:lang w:val="pt-BR" w:eastAsia="pt-BR"/>
+              </w:rPr>
+              <w:t>04_descritiva_deps.ipynb</w:t>
+            </w:r>
+          </w:p>
+          <w:p>
+            <w:pPr>
+              <w:spacing w:before="0" w:after="0" w:line="240" w:lineRule="auto"/>
+              <w:rPr>
+                <w:rFonts w:eastAsia="Times New Roman" w:cs="Times New Roman"/>
+                <w:color w:val="000000"/>
+                <w:lang w:val="pt-BR" w:eastAsia="pt-BR"/>
+              </w:rPr>
+            </w:pPr>
+            <w:r>
+              <w:rPr>
+                <w:rFonts w:eastAsia="Times New Roman" w:cs="Times New Roman"/>
+                <w:color w:val="000000"/>
+                <w:lang w:val="pt-BR" w:eastAsia="pt-BR"/>
+              </w:rPr>
+              <w:t>05_multivariada_deps.ipynb</w:t>
+            </w:r>
+          </w:p>
+        </w:tc>
+        <w:tc>
+          <w:tcPr>
+            <w:tcW w:w="5612" w:type="dxa"/>
+            <w:noWrap/>
+            <w:hideMark/>
+          </w:tcPr>
+          <w:p>
+            <w:pPr>
+              <w:spacing w:before="0" w:after="0" w:line="240" w:lineRule="auto"/>
+              <w:rPr>
+                <w:rFonts w:eastAsia="Times New Roman" w:cs="Times New Roman"/>
+                <w:color w:val="000000"/>
+                <w:lang w:val="pt-BR" w:eastAsia="pt-BR"/>
+              </w:rPr>
+            </w:pPr>
+            <w:r>
+              <w:rPr>
+                <w:rFonts w:eastAsia="Times New Roman" w:cs="Times New Roman"/>
+                <w:color w:val="000000"/>
+                <w:lang w:val="pt-BR" w:eastAsia="pt-BR"/>
+              </w:rPr>
+              <w:t>Cascata das classes de TOP (0,1% a 5%), importância via Random Forest e modelo OLS com destaque para CAR_TOP</w:t>
+            </w:r>
+          </w:p>
+        </w:tc>
+      </w:tr>
+      <w:tr>
+        <w:trPr>
+          <w:trHeight w:val="1304"/>
+          <w:jc w:val="center"/>
+        </w:trPr>
+        <w:tc>
+          <w:tcPr>
+            <w:tcW w:w="3331" w:type="dxa"/>
+            <w:noWrap/>
+            <w:hideMark/>
+          </w:tcPr>
+          <w:p>
+            <w:pPr>
+              <w:spacing w:before="0" w:after="0" w:line="240" w:lineRule="auto"/>
+              <w:jc w:val="left"/>
+              <w:rPr>
+                <w:rFonts w:eastAsia="Times New Roman" w:cs="Times New Roman"/>
+                <w:color w:val="000000"/>
+                <w:lang w:val="pt-BR" w:eastAsia="pt-BR"/>
+              </w:rPr>
+            </w:pPr>
+            <w:r>
+              <w:rPr>
+                <w:rFonts w:eastAsia="Times New Roman" w:cs="Times New Roman"/>
+                <w:color w:val="000000"/>
+                <w:lang w:val="pt-BR" w:eastAsia="pt-BR"/>
+              </w:rPr>
+              <w:t xml:space="preserve">3.3 </w:t>
+            </w:r>
+            <w:r>
+              <w:rPr>
+                <w:rFonts w:eastAsia="Times New Roman" w:cs="Times New Roman"/>
+                <w:color w:val="000000"/>
+                <w:lang w:val="pt-BR" w:eastAsia="pt-BR"/>
+              </w:rPr>
+              <w:t>e</w:t>
+            </w:r>
+            <w:r>
+              <w:rPr>
+                <w:rFonts w:eastAsia="Times New Roman" w:cs="Times New Roman"/>
+                <w:color w:val="000000"/>
+                <w:lang w:val="pt-BR" w:eastAsia="pt-BR"/>
+              </w:rPr>
+              <w:t xml:space="preserve"> 4.3 Selos Comerciais (Cascata)</w:t>
+            </w:r>
+          </w:p>
+        </w:tc>
+        <w:tc>
+          <w:tcPr>
+            <w:tcW w:w="4157" w:type="dxa"/>
+            <w:noWrap/>
+            <w:hideMark/>
+          </w:tcPr>
+          <w:p>
+            <w:pPr>
+              <w:spacing w:before="0" w:after="0" w:line="240" w:lineRule="auto"/>
+              <w:rPr>
+                <w:rFonts w:eastAsia="Times New Roman" w:cs="Times New Roman"/>
+                <w:color w:val="000000"/>
+                <w:lang w:val="pt-BR" w:eastAsia="pt-BR"/>
+              </w:rPr>
+            </w:pPr>
+            <w:r>
+              <w:rPr>
+                <w:rFonts w:eastAsia="Times New Roman" w:cs="Times New Roman"/>
+                <w:color w:val="000000"/>
+                <w:lang w:val="pt-BR" w:eastAsia="pt-BR"/>
+              </w:rPr>
+              <w:t>06_descritiva_selos.ipynb</w:t>
+            </w:r>
+          </w:p>
+          <w:p>
+            <w:pPr>
+              <w:spacing w:before="0" w:after="0" w:line="240" w:lineRule="auto"/>
+              <w:rPr>
+                <w:rFonts w:eastAsia="Times New Roman" w:cs="Times New Roman"/>
+                <w:color w:val="000000"/>
+                <w:lang w:val="pt-BR" w:eastAsia="pt-BR"/>
+              </w:rPr>
+            </w:pPr>
+            <w:r>
+              <w:rPr>
+                <w:rFonts w:eastAsia="Times New Roman" w:cs="Times New Roman"/>
+                <w:color w:val="000000"/>
+                <w:lang w:val="pt-BR" w:eastAsia="pt-BR"/>
+              </w:rPr>
+              <w:t>07_multivariada_selos.ipynb</w:t>
+            </w:r>
+          </w:p>
+        </w:tc>
+        <w:tc>
+          <w:tcPr>
+            <w:tcW w:w="5612" w:type="dxa"/>
+            <w:noWrap/>
+            <w:hideMark/>
+          </w:tcPr>
+          <w:p>
+            <w:pPr>
+              <w:spacing w:before="0" w:after="0" w:line="240" w:lineRule="auto"/>
+              <w:rPr>
+                <w:rFonts w:eastAsia="Times New Roman" w:cs="Times New Roman"/>
+                <w:color w:val="000000"/>
+                <w:lang w:val="pt-BR" w:eastAsia="pt-BR"/>
+              </w:rPr>
+            </w:pPr>
+            <w:r>
+              <w:rPr>
+                <w:rFonts w:eastAsia="Times New Roman" w:cs="Times New Roman"/>
+                <w:color w:val="000000"/>
+                <w:lang w:val="pt-BR" w:eastAsia="pt-BR"/>
+              </w:rPr>
+              <w:t>Gráfico Waterfall (efeito degrau de 4 a 9 selos), Tabela 2 e prêmios dos selos funcionais (SELO_IFERT e SELO_MATERNAL)</w:t>
+            </w:r>
+          </w:p>
+        </w:tc>
+      </w:tr>
+      <w:tr>
+        <w:trPr>
+          <w:trHeight w:val="1304"/>
+          <w:jc w:val="center"/>
+        </w:trPr>
+        <w:tc>
+          <w:tcPr>
+            <w:tcW w:w="3331" w:type="dxa"/>
+            <w:noWrap/>
+            <w:hideMark/>
+          </w:tcPr>
+          <w:p>
+            <w:pPr>
+              <w:spacing w:before="0" w:after="0" w:line="240" w:lineRule="auto"/>
+              <w:jc w:val="left"/>
+              <w:rPr>
+                <w:rFonts w:eastAsia="Times New Roman" w:cs="Times New Roman"/>
+                <w:color w:val="000000"/>
+                <w:lang w:val="pt-BR" w:eastAsia="pt-BR"/>
+              </w:rPr>
+            </w:pPr>
+            <w:r>
+              <w:rPr>
+                <w:rFonts w:eastAsia="Times New Roman" w:cs="Times New Roman"/>
+                <w:color w:val="000000"/>
+                <w:lang w:val="pt-BR" w:eastAsia="pt-BR"/>
+              </w:rPr>
+              <w:t xml:space="preserve">3.4 </w:t>
+            </w:r>
+            <w:r>
+              <w:rPr>
+                <w:rFonts w:eastAsia="Times New Roman" w:cs="Times New Roman"/>
+                <w:color w:val="000000"/>
+                <w:lang w:val="pt-BR" w:eastAsia="pt-BR"/>
+              </w:rPr>
+              <w:t>e</w:t>
+            </w:r>
+            <w:r>
+              <w:rPr>
+                <w:rFonts w:eastAsia="Times New Roman" w:cs="Times New Roman"/>
+                <w:color w:val="000000"/>
+                <w:lang w:val="pt-BR" w:eastAsia="pt-BR"/>
+              </w:rPr>
+              <w:t xml:space="preserve"> 4.4 Linhagens e Genealogia</w:t>
+            </w:r>
+          </w:p>
+        </w:tc>
+        <w:tc>
+          <w:tcPr>
+            <w:tcW w:w="4157" w:type="dxa"/>
+            <w:noWrap/>
+            <w:hideMark/>
+          </w:tcPr>
+          <w:p>
+            <w:pPr>
+              <w:spacing w:before="0" w:after="0" w:line="240" w:lineRule="auto"/>
+              <w:rPr>
+                <w:rFonts w:eastAsia="Times New Roman" w:cs="Times New Roman"/>
+                <w:color w:val="000000"/>
+                <w:lang w:val="pt-BR" w:eastAsia="pt-BR"/>
+              </w:rPr>
+            </w:pPr>
+            <w:r>
+              <w:rPr>
+                <w:rFonts w:eastAsia="Times New Roman" w:cs="Times New Roman"/>
+                <w:color w:val="000000"/>
+                <w:lang w:val="pt-BR" w:eastAsia="pt-BR"/>
+              </w:rPr>
+              <w:t>08_descritiva_linhagens.ipynb</w:t>
+            </w:r>
+          </w:p>
+          <w:p>
+            <w:pPr>
+              <w:spacing w:before="0" w:after="0" w:line="240" w:lineRule="auto"/>
+              <w:rPr>
+                <w:rFonts w:eastAsia="Times New Roman" w:cs="Times New Roman"/>
+                <w:color w:val="000000"/>
+                <w:lang w:val="pt-BR" w:eastAsia="pt-BR"/>
+              </w:rPr>
+            </w:pPr>
+            <w:r>
+              <w:rPr>
+                <w:rFonts w:eastAsia="Times New Roman" w:cs="Times New Roman"/>
+                <w:color w:val="000000"/>
+                <w:lang w:val="pt-BR" w:eastAsia="pt-BR"/>
+              </w:rPr>
+              <w:t>09_multivariada_linhagens.ipynb</w:t>
+            </w:r>
+          </w:p>
+        </w:tc>
+        <w:tc>
+          <w:tcPr>
+            <w:tcW w:w="5612" w:type="dxa"/>
+            <w:noWrap/>
+            <w:hideMark/>
+          </w:tcPr>
+          <w:p>
+            <w:pPr>
+              <w:spacing w:before="0" w:after="0" w:line="240" w:lineRule="auto"/>
+              <w:rPr>
+                <w:rFonts w:eastAsia="Times New Roman" w:cs="Times New Roman"/>
+                <w:color w:val="000000"/>
+                <w:lang w:val="pt-BR" w:eastAsia="pt-BR"/>
+              </w:rPr>
+            </w:pPr>
+            <w:r>
+              <w:rPr>
+                <w:rFonts w:eastAsia="Times New Roman" w:cs="Times New Roman"/>
+                <w:color w:val="000000"/>
+                <w:lang w:val="pt-BR" w:eastAsia="pt-BR"/>
+              </w:rPr>
+              <w:t>Frequência de criatórios fundadores e prêmio pela Linhagem EAO (+R$ 9,59)</w:t>
+            </w:r>
+          </w:p>
+        </w:tc>
+      </w:tr>
+      <w:tr>
+        <w:trPr>
+          <w:trHeight w:val="1304"/>
+          <w:jc w:val="center"/>
+        </w:trPr>
+        <w:tc>
+          <w:tcPr>
+            <w:tcW w:w="3331" w:type="dxa"/>
+            <w:noWrap/>
+            <w:hideMark/>
+          </w:tcPr>
+          <w:p>
+            <w:pPr>
+              <w:spacing w:before="0" w:after="0" w:line="240" w:lineRule="auto"/>
+              <w:jc w:val="left"/>
+              <w:rPr>
+                <w:rFonts w:eastAsia="Times New Roman" w:cs="Times New Roman"/>
+                <w:color w:val="000000"/>
+                <w:lang w:val="pt-BR" w:eastAsia="pt-BR"/>
+              </w:rPr>
+            </w:pPr>
+            <w:r>
+              <w:rPr>
+                <w:rFonts w:eastAsia="Times New Roman" w:cs="Times New Roman"/>
+                <w:color w:val="000000"/>
+                <w:lang w:val="pt-BR" w:eastAsia="pt-BR"/>
+              </w:rPr>
+              <w:t xml:space="preserve">3.5 </w:t>
+            </w:r>
+            <w:r>
+              <w:rPr>
+                <w:rFonts w:eastAsia="Times New Roman" w:cs="Times New Roman"/>
+                <w:color w:val="000000"/>
+                <w:lang w:val="pt-BR" w:eastAsia="pt-BR"/>
+              </w:rPr>
+              <w:t>e</w:t>
+            </w:r>
+            <w:r>
+              <w:rPr>
+                <w:rFonts w:eastAsia="Times New Roman" w:cs="Times New Roman"/>
+                <w:color w:val="000000"/>
+                <w:lang w:val="pt-BR" w:eastAsia="pt-BR"/>
+              </w:rPr>
+              <w:t xml:space="preserve"> 4.5 Duelos e Modelo Integrado</w:t>
+            </w:r>
+          </w:p>
+        </w:tc>
+        <w:tc>
+          <w:tcPr>
+            <w:tcW w:w="4157" w:type="dxa"/>
+            <w:noWrap/>
+            <w:hideMark/>
+          </w:tcPr>
+          <w:p>
+            <w:pPr>
+              <w:spacing w:before="0" w:after="0" w:line="240" w:lineRule="auto"/>
+              <w:rPr>
+                <w:rFonts w:eastAsia="Times New Roman" w:cs="Times New Roman"/>
+                <w:color w:val="000000"/>
+                <w:lang w:val="pt-BR" w:eastAsia="pt-BR"/>
+              </w:rPr>
+            </w:pPr>
+            <w:r>
+              <w:rPr>
+                <w:rFonts w:eastAsia="Times New Roman" w:cs="Times New Roman"/>
+                <w:color w:val="000000"/>
+                <w:lang w:val="pt-BR" w:eastAsia="pt-BR"/>
+              </w:rPr>
+              <w:t>10_multivariada_deps_selos.ipynb, 11_multivariada_deps_linhagens.ipynb, 12_multivariada_selos_linhagens.ipynb e 13_multivariada_total.ipynb</w:t>
+            </w:r>
+          </w:p>
+        </w:tc>
+        <w:tc>
+          <w:tcPr>
+            <w:tcW w:w="5612" w:type="dxa"/>
+            <w:noWrap/>
+            <w:hideMark/>
+          </w:tcPr>
+          <w:p>
+            <w:pPr>
+              <w:spacing w:before="0" w:after="0" w:line="240" w:lineRule="auto"/>
+              <w:rPr>
+                <w:rFonts w:eastAsia="Times New Roman" w:cs="Times New Roman"/>
+                <w:color w:val="000000"/>
+                <w:lang w:val="pt-BR" w:eastAsia="pt-BR"/>
+              </w:rPr>
+            </w:pPr>
+            <w:r>
+              <w:rPr>
+                <w:rFonts w:eastAsia="Times New Roman" w:cs="Times New Roman"/>
+                <w:color w:val="000000"/>
+                <w:lang w:val="pt-BR" w:eastAsia="pt-BR"/>
+              </w:rPr>
+              <w:t>Tabela 3 com evolução dos R^{2} (23,6%, 12,5%, 26,3% e 28,6%), testes de multicolinearidade (VIF &lt; 1,05) e equação tridimensional final</w:t>
+            </w:r>
+          </w:p>
+        </w:tc>
+      </w:tr>
+    </w:tbl>
     <w:p>
       <w:pPr>
         <w:rPr>
@@ -8180,8 +11157,8 @@
       <w:footnotePr>
         <w:numRestart w:val="eachSect"/>
       </w:footnotePr>
-      <w:pgSz w:w="12240" w:h="15840"/>
-      <w:pgMar w:top="1417" w:right="1701" w:bottom="1417" w:left="1701" w:header="720" w:footer="720" w:gutter="0"/>
+      <w:pgSz w:w="15840" w:h="12240" w:orient="landscape"/>
+      <w:pgMar w:top="1080" w:right="1440" w:bottom="1080" w:left="1440" w:header="720" w:footer="720" w:gutter="0"/>
       <w:cols w:space="720"/>
       <w:docGrid w:linePitch="326"/>
     </w:sectPr>
@@ -9281,7 +12258,7 @@
     <w:uiPriority w:val="9"/>
     <w:unhideWhenUsed/>
     <w:qFormat/>
-    <w:rsid w:val="00416FEE"/>
+    <w:rsid w:val="00933188"/>
     <w:pPr>
       <w:keepNext/>
       <w:keepLines/>
@@ -9325,7 +12302,7 @@
     <w:uiPriority w:val="9"/>
     <w:unhideWhenUsed/>
     <w:qFormat/>
-    <w:rsid w:val="00B80B99"/>
+    <w:rsid w:val="0091479F"/>
     <w:pPr>
       <w:keepNext/>
       <w:keepLines/>
@@ -9334,7 +12311,6 @@
     </w:pPr>
     <w:rPr>
       <w:rFonts w:eastAsiaTheme="majorEastAsia" w:cstheme="majorBidi"/>
-      <w:i/>
       <w:iCs/>
       <w:lang w:val="pt-BR"/>
     </w:rPr>
@@ -9636,7 +12612,7 @@
     <w:basedOn w:val="Fontepargpadro"/>
     <w:link w:val="Ttulo2"/>
     <w:uiPriority w:val="9"/>
-    <w:rsid w:val="00416FEE"/>
+    <w:rsid w:val="00933188"/>
     <w:rPr>
       <w:rFonts w:asciiTheme="majorHAnsi" w:eastAsiaTheme="majorEastAsia" w:hAnsiTheme="majorHAnsi" w:cstheme="majorBidi"/>
       <w:szCs w:val="32"/>
@@ -9660,10 +12636,9 @@
     <w:basedOn w:val="Fontepargpadro"/>
     <w:link w:val="Ttulo4"/>
     <w:uiPriority w:val="9"/>
-    <w:rsid w:val="00B80B99"/>
+    <w:rsid w:val="0091479F"/>
     <w:rPr>
       <w:rFonts w:ascii="Aptos Display" w:eastAsiaTheme="majorEastAsia" w:hAnsi="Aptos Display" w:cstheme="majorBidi"/>
-      <w:i/>
       <w:iCs/>
       <w:lang w:val="pt-BR"/>
     </w:rPr>
